--- a/docs/exports/five-prd-v2.3.docx
+++ b/docs/exports/five-prd-v2.3.docx
@@ -8894,7 +8894,7 @@
         <w:rPr>
           <w:rFonts w:ascii="Arial" w:hAnsi="Arial" w:eastAsia="Heiti SC"/>
         </w:rPr>
-        <w:t xml:space="preserve">分享参数至少包含 </w:t>
+        <w:t>分享参数至少包含 fortuneDate、expectedContentVersion 和 channelId；P0 只有网页，不额外传端类型；</w:t>
       </w:r>
       <w:r>
         <w:rPr>
@@ -8902,13 +8902,11 @@
           <w:color w:val="7F2E24"/>
           <w:sz w:val="17"/>
         </w:rPr>
-        <w:t>fortuneDate</w:t>
-      </w:r>
-      <w:r>
-        <w:rPr>
-          <w:rFonts w:ascii="Arial" w:hAnsi="Arial" w:eastAsia="Heiti SC"/>
-        </w:rPr>
-        <w:t>、</w:t>
+      </w:r>
+      <w:r>
+        <w:rPr>
+          <w:rFonts w:ascii="Arial" w:hAnsi="Arial" w:eastAsia="Heiti SC"/>
+        </w:rPr>
       </w:r>
       <w:r>
         <w:rPr>
@@ -8916,13 +8914,11 @@
           <w:color w:val="7F2E24"/>
           <w:sz w:val="17"/>
         </w:rPr>
-        <w:t>expectedContentVersion</w:t>
-      </w:r>
-      <w:r>
-        <w:rPr>
-          <w:rFonts w:ascii="Arial" w:hAnsi="Arial" w:eastAsia="Heiti SC"/>
-        </w:rPr>
-        <w:t xml:space="preserve"> 和 </w:t>
+      </w:r>
+      <w:r>
+        <w:rPr>
+          <w:rFonts w:ascii="Arial" w:hAnsi="Arial" w:eastAsia="Heiti SC"/>
+        </w:rPr>
       </w:r>
       <w:r>
         <w:rPr>
@@ -8930,13 +8926,11 @@
           <w:color w:val="7F2E24"/>
           <w:sz w:val="17"/>
         </w:rPr>
-        <w:t>channelId</w:t>
-      </w:r>
-      <w:r>
-        <w:rPr>
-          <w:rFonts w:ascii="Arial" w:hAnsi="Arial" w:eastAsia="Heiti SC"/>
-        </w:rPr>
-        <w:t>；</w:t>
+      </w:r>
+      <w:r>
+        <w:rPr>
+          <w:rFonts w:ascii="Arial" w:hAnsi="Arial" w:eastAsia="Heiti SC"/>
+        </w:rPr>
       </w:r>
       <w:r>
         <w:rPr>
@@ -8944,13 +8938,11 @@
           <w:color w:val="7F2E24"/>
           <w:sz w:val="17"/>
         </w:rPr>
-        <w:t>platform</w:t>
-      </w:r>
-      <w:r>
-        <w:rPr>
-          <w:rFonts w:ascii="Arial" w:hAnsi="Arial" w:eastAsia="Heiti SC"/>
-        </w:rPr>
-        <w:t xml:space="preserve"> 固定为 </w:t>
+      </w:r>
+      <w:r>
+        <w:rPr>
+          <w:rFonts w:ascii="Arial" w:hAnsi="Arial" w:eastAsia="Heiti SC"/>
+        </w:rPr>
       </w:r>
       <w:r>
         <w:rPr>
@@ -8958,13 +8950,11 @@
           <w:color w:val="7F2E24"/>
           <w:sz w:val="17"/>
         </w:rPr>
-        <w:t>web</w:t>
-      </w:r>
-      <w:r>
-        <w:rPr>
-          <w:rFonts w:ascii="Arial" w:hAnsi="Arial" w:eastAsia="Heiti SC"/>
-        </w:rPr>
-        <w:t>；</w:t>
+      </w:r>
+      <w:r>
+        <w:rPr>
+          <w:rFonts w:ascii="Arial" w:hAnsi="Arial" w:eastAsia="Heiti SC"/>
+        </w:rPr>
       </w:r>
     </w:p>
     <w:p>
@@ -9942,6 +9932,23 @@
         </w:rPr>
         <w:t>{</w:t>
         <w:br/>
+        <w:t xml:space="preserve">  "fortuneDate": "2026-07-15",</w:t>
+        <w:br/>
+        <w:t xml:space="preserve">  "dayElement": "木",</w:t>
+        <w:br/>
+        <w:t xml:space="preserve">  "primary": ["红色", "橙色", "紫色", "粉色系"],</w:t>
+        <w:br/>
+        <w:t xml:space="preserve">  "secondary": ["绿色", "青色", "翠色", "湖蓝", "浅绿系"],</w:t>
+        <w:br/>
+        <w:t xml:space="preserve">  "neutral": ["白色", "乳白", "银色", "金色", "浅色系"],</w:t>
+        <w:br/>
+        <w:t xml:space="preserve">  "scenario": "通勤",</w:t>
+        <w:br/>
+        <w:t xml:space="preserve">  "audience": "成年女性",</w:t>
+        <w:br/>
+        <w:t xml:space="preserve">  "formula": {"primary": 60, "secondary": 30, "accent": 10}</w:t>
+        <w:br/>
+        <w:t>}</w:t>
       </w:r>
       <w:r>
         <w:rPr>
@@ -9949,8 +9956,6 @@
           <w:color w:val="2A2722"/>
           <w:sz w:val="15"/>
         </w:rPr>
-        <w:t xml:space="preserve">  "fortuneDate": "2026-07-15",</w:t>
-        <w:br/>
       </w:r>
       <w:r>
         <w:rPr>
@@ -9958,8 +9963,6 @@
           <w:color w:val="2A2722"/>
           <w:sz w:val="15"/>
         </w:rPr>
-        <w:t xml:space="preserve">  "dayElement": "木",</w:t>
-        <w:br/>
       </w:r>
       <w:r>
         <w:rPr>
@@ -9967,8 +9970,6 @@
           <w:color w:val="2A2722"/>
           <w:sz w:val="15"/>
         </w:rPr>
-        <w:t xml:space="preserve">  "primary": ["红色", "橙色", "紫色", "粉色系"],</w:t>
-        <w:br/>
       </w:r>
       <w:r>
         <w:rPr>
@@ -9976,8 +9977,6 @@
           <w:color w:val="2A2722"/>
           <w:sz w:val="15"/>
         </w:rPr>
-        <w:t xml:space="preserve">  "secondary": ["绿色", "青色", "翠色", "湖蓝", "浅绿系"],</w:t>
-        <w:br/>
       </w:r>
       <w:r>
         <w:rPr>
@@ -9985,8 +9984,6 @@
           <w:color w:val="2A2722"/>
           <w:sz w:val="15"/>
         </w:rPr>
-        <w:t xml:space="preserve">  "neutral": ["白色", "乳白", "银色", "金色", "浅色系"],</w:t>
-        <w:br/>
       </w:r>
       <w:r>
         <w:rPr>
@@ -9994,8 +9991,6 @@
           <w:color w:val="2A2722"/>
           <w:sz w:val="15"/>
         </w:rPr>
-        <w:t xml:space="preserve">  "scenario": "通勤",</w:t>
-        <w:br/>
       </w:r>
       <w:r>
         <w:rPr>
@@ -10003,8 +9998,6 @@
           <w:color w:val="2A2722"/>
           <w:sz w:val="15"/>
         </w:rPr>
-        <w:t xml:space="preserve">  "audience": "成年女性",</w:t>
-        <w:br/>
       </w:r>
       <w:r>
         <w:rPr>
@@ -10012,8 +10005,6 @@
           <w:color w:val="2A2722"/>
           <w:sz w:val="15"/>
         </w:rPr>
-        <w:t xml:space="preserve">  "formula": {"primary": 60, "secondary": 30, "accent": 10}</w:t>
-        <w:br/>
       </w:r>
       <w:r>
         <w:rPr>
@@ -10021,7 +10012,6 @@
           <w:color w:val="2A2722"/>
           <w:sz w:val="15"/>
         </w:rPr>
-        <w:t>}</w:t>
       </w:r>
     </w:p>
     <w:p>
@@ -10655,7 +10645,7 @@
         <w:rPr>
           <w:rFonts w:ascii="Arial" w:hAnsi="Arial" w:eastAsia="Heiti SC"/>
         </w:rPr>
-        <w:t xml:space="preserve">按 </w:t>
+        <w:t>按 channelId 和 contentVersion 筛选。</w:t>
       </w:r>
       <w:r>
         <w:rPr>
@@ -10663,13 +10653,11 @@
           <w:color w:val="7F2E24"/>
           <w:sz w:val="17"/>
         </w:rPr>
-        <w:t>platform</w:t>
-      </w:r>
-      <w:r>
-        <w:rPr>
-          <w:rFonts w:ascii="Arial" w:hAnsi="Arial" w:eastAsia="Heiti SC"/>
-        </w:rPr>
-        <w:t>、</w:t>
+      </w:r>
+      <w:r>
+        <w:rPr>
+          <w:rFonts w:ascii="Arial" w:hAnsi="Arial" w:eastAsia="Heiti SC"/>
+        </w:rPr>
       </w:r>
       <w:r>
         <w:rPr>
@@ -10677,13 +10665,11 @@
           <w:color w:val="7F2E24"/>
           <w:sz w:val="17"/>
         </w:rPr>
-        <w:t>channelId</w:t>
-      </w:r>
-      <w:r>
-        <w:rPr>
-          <w:rFonts w:ascii="Arial" w:hAnsi="Arial" w:eastAsia="Heiti SC"/>
-        </w:rPr>
-        <w:t xml:space="preserve"> 和 </w:t>
+      </w:r>
+      <w:r>
+        <w:rPr>
+          <w:rFonts w:ascii="Arial" w:hAnsi="Arial" w:eastAsia="Heiti SC"/>
+        </w:rPr>
       </w:r>
       <w:r>
         <w:rPr>
@@ -10691,13 +10677,11 @@
           <w:color w:val="7F2E24"/>
           <w:sz w:val="17"/>
         </w:rPr>
-        <w:t>contentVersion</w:t>
-      </w:r>
-      <w:r>
-        <w:rPr>
-          <w:rFonts w:ascii="Arial" w:hAnsi="Arial" w:eastAsia="Heiti SC"/>
-        </w:rPr>
-        <w:t xml:space="preserve"> 筛选。</w:t>
+      </w:r>
+      <w:r>
+        <w:rPr>
+          <w:rFonts w:ascii="Arial" w:hAnsi="Arial" w:eastAsia="Heiti SC"/>
+        </w:rPr>
       </w:r>
     </w:p>
     <w:p>
@@ -14009,7 +13993,7 @@
         <w:rPr>
           <w:rFonts w:ascii="Arial" w:hAnsi="Arial" w:eastAsia="Heiti SC"/>
         </w:rPr>
-        <w:t>公共接口前缀：</w:t>
+        <w:t>字段、请求、响应、状态枚举、错误码和示例的唯一来源是 docs/api/openapi.yaml；公共接口前缀：/api/v1；后台接口前缀：/admin/api/v1；</w:t>
       </w:r>
       <w:r>
         <w:rPr>
@@ -14017,13 +14001,11 @@
           <w:color w:val="7F2E24"/>
           <w:sz w:val="17"/>
         </w:rPr>
-        <w:t>/api/v1</w:t>
-      </w:r>
-      <w:r>
-        <w:rPr>
-          <w:rFonts w:ascii="Arial" w:hAnsi="Arial" w:eastAsia="Heiti SC"/>
-        </w:rPr>
-        <w:t>；后台接口前缀：</w:t>
+      </w:r>
+      <w:r>
+        <w:rPr>
+          <w:rFonts w:ascii="Arial" w:hAnsi="Arial" w:eastAsia="Heiti SC"/>
+        </w:rPr>
       </w:r>
       <w:r>
         <w:rPr>
@@ -14031,13 +14013,11 @@
           <w:color w:val="7F2E24"/>
           <w:sz w:val="17"/>
         </w:rPr>
-        <w:t>/admin/api/v1</w:t>
-      </w:r>
-      <w:r>
-        <w:rPr>
-          <w:rFonts w:ascii="Arial" w:hAnsi="Arial" w:eastAsia="Heiti SC"/>
-        </w:rPr>
-        <w:t>；</w:t>
+      </w:r>
+      <w:r>
+        <w:rPr>
+          <w:rFonts w:ascii="Arial" w:hAnsi="Arial" w:eastAsia="Heiti SC"/>
+        </w:rPr>
       </w:r>
     </w:p>
     <w:p>
@@ -14234,7 +14214,7 @@
         <w:rPr>
           <w:rFonts w:ascii="Arial" w:hAnsi="Arial" w:eastAsia="Heiti SC"/>
         </w:rPr>
-        <w:t xml:space="preserve">客户端使用 </w:t>
+        <w:t>P0 只有网页端，接口不传 platform、sourcePlatform 或 targetPlatform；</w:t>
       </w:r>
       <w:r>
         <w:rPr>
@@ -14242,13 +14222,11 @@
           <w:color w:val="7F2E24"/>
           <w:sz w:val="17"/>
         </w:rPr>
-        <w:t>X-Client-Platform: web</w:t>
-      </w:r>
-      <w:r>
-        <w:rPr>
-          <w:rFonts w:ascii="Arial" w:hAnsi="Arial" w:eastAsia="Heiti SC"/>
-        </w:rPr>
-        <w:t xml:space="preserve"> 上报平台，该字段不得影响算法结果；</w:t>
+      </w:r>
+      <w:r>
+        <w:rPr>
+          <w:rFonts w:ascii="Arial" w:hAnsi="Arial" w:eastAsia="Heiti SC"/>
+        </w:rPr>
       </w:r>
     </w:p>
     <w:p>
@@ -14259,7 +14237,7 @@
         <w:rPr>
           <w:rFonts w:ascii="Arial" w:hAnsi="Arial" w:eastAsia="Heiti SC"/>
         </w:rPr>
-        <w:t xml:space="preserve">客户端可使用 </w:t>
+        <w:t>需要区分普通链接、海报或其他分发来源时使用 channelId，该字段不得改变正文、日期、档位或图片；</w:t>
       </w:r>
       <w:r>
         <w:rPr>
@@ -14267,13 +14245,11 @@
           <w:color w:val="7F2E24"/>
           <w:sz w:val="17"/>
         </w:rPr>
-        <w:t>X-Channel-Id</w:t>
-      </w:r>
-      <w:r>
-        <w:rPr>
-          <w:rFonts w:ascii="Arial" w:hAnsi="Arial" w:eastAsia="Heiti SC"/>
-        </w:rPr>
-        <w:t xml:space="preserve"> 上报渠道，渠道字段不得改变正文；</w:t>
+      </w:r>
+      <w:r>
+        <w:rPr>
+          <w:rFonts w:ascii="Arial" w:hAnsi="Arial" w:eastAsia="Heiti SC"/>
+        </w:rPr>
       </w:r>
     </w:p>
     <w:p>
@@ -14456,6 +14432,545 @@
         </w:rPr>
         <w:t>{</w:t>
         <w:br/>
+        <w:t xml:space="preserve">  "requestContext": {</w:t>
+        <w:br/>
+        <w:t xml:space="preserve">    "responseGeneratedAt": "2026-07-14T23:30:00+08:00",</w:t>
+        <w:br/>
+        <w:t xml:space="preserve">    "civilDate": "2026-07-14",</w:t>
+        <w:br/>
+        <w:t xml:space="preserve">    "fortuneDate": "2026-07-15",</w:t>
+        <w:br/>
+        <w:t xml:space="preserve">    "shichen": "子",</w:t>
+        <w:br/>
+        <w:t xml:space="preserve">    "timezone": "Asia/Shanghai",</w:t>
+        <w:br/>
+        <w:t xml:space="preserve">    "dayBoundary": "23:00",</w:t>
+        <w:br/>
+        <w:t xml:space="preserve">    "crossedDayBoundary": true</w:t>
+        <w:br/>
+        <w:t xml:space="preserve">  },</w:t>
+        <w:br/>
+        <w:t xml:space="preserve">  "content": {</w:t>
+        <w:br/>
+        <w:t xml:space="preserve">    "fortuneDate": "2026-07-15",</w:t>
+        <w:br/>
+        <w:t xml:space="preserve">    "effectiveFrom": "2026-07-14T23:00:00+08:00",</w:t>
+        <w:br/>
+        <w:t xml:space="preserve">    "effectiveTo": "2026-07-15T23:00:00+08:00",</w:t>
+        <w:br/>
+        <w:t xml:space="preserve">    "calendar": {</w:t>
+        <w:br/>
+        <w:t xml:space="preserve">      "weekdayText": "星期三",</w:t>
+        <w:br/>
+        <w:t xml:space="preserve">      "lunarDateText": "六月初二",</w:t>
+        <w:br/>
+        <w:t xml:space="preserve">      "ganzhiDay": "庚寅",</w:t>
+        <w:br/>
+        <w:t xml:space="preserve">      "branch": "寅",</w:t>
+        <w:br/>
+        <w:t xml:space="preserve">      "dayElement": "wood",</w:t>
+        <w:br/>
+        <w:t xml:space="preserve">      "dayElementLabel": "木"</w:t>
+        <w:br/>
+        <w:t xml:space="preserve">    },</w:t>
+        <w:br/>
+        <w:t xml:space="preserve">    "tiers": [</w:t>
+        <w:br/>
+        <w:t xml:space="preserve">      {</w:t>
+        <w:br/>
+        <w:t xml:space="preserve">        "rank": 1,</w:t>
+        <w:br/>
+        <w:t xml:space="preserve">        "tierCode": "da_ji",</w:t>
+        <w:br/>
+        <w:t xml:space="preserve">        "algorithmLabel": "大吉",</w:t>
+        <w:br/>
+        <w:t xml:space="preserve">        "displayLabel": "今日优先",</w:t>
+        <w:br/>
+        <w:t xml:space="preserve">        "displaySection": "primary",</w:t>
+        <w:br/>
+        <w:t xml:space="preserve">        "element": "fire",</w:t>
+        <w:br/>
+        <w:t xml:space="preserve">        "elementLabel": "火",</w:t>
+        <w:br/>
+        <w:t xml:space="preserve">        "colors": [</w:t>
+        <w:br/>
+        <w:t xml:space="preserve">          {"colorCode": "red", "name": "红色"},</w:t>
+        <w:br/>
+        <w:t xml:space="preserve">          {"colorCode": "orange", "name": "橙色"},</w:t>
+        <w:br/>
+        <w:t xml:space="preserve">          {"colorCode": "purple", "name": "紫色"},</w:t>
+        <w:br/>
+        <w:t xml:space="preserve">          {"colorCode": "pink_family", "name": "粉色系"}</w:t>
+        <w:br/>
+        <w:t xml:space="preserve">        ],</w:t>
+        <w:br/>
+        <w:t xml:space="preserve">        "relationText": "木生火",</w:t>
+        <w:br/>
+        <w:t xml:space="preserve">        "explanation": "今日木日，木生火，火为大吉。"</w:t>
+        <w:br/>
+        <w:t xml:space="preserve">      },</w:t>
+        <w:br/>
+        <w:t xml:space="preserve">      {</w:t>
+        <w:br/>
+        <w:t xml:space="preserve">        "rank": 2,</w:t>
+        <w:br/>
+        <w:t xml:space="preserve">        "tierCode": "ci_ji",</w:t>
+        <w:br/>
+        <w:t xml:space="preserve">        "algorithmLabel": "次吉",</w:t>
+        <w:br/>
+        <w:t xml:space="preserve">        "displayLabel": "稳妥选择",</w:t>
+        <w:br/>
+        <w:t xml:space="preserve">        "displaySection": "primary",</w:t>
+        <w:br/>
+        <w:t xml:space="preserve">        "element": "wood",</w:t>
+        <w:br/>
+        <w:t xml:space="preserve">        "elementLabel": "木",</w:t>
+        <w:br/>
+        <w:t xml:space="preserve">        "colors": [</w:t>
+        <w:br/>
+        <w:t xml:space="preserve">          {"colorCode": "green", "name": "绿色"},</w:t>
+        <w:br/>
+        <w:t xml:space="preserve">          {"colorCode": "cyan", "name": "青色"},</w:t>
+        <w:br/>
+        <w:t xml:space="preserve">          {"colorCode": "emerald", "name": "翠色"},</w:t>
+        <w:br/>
+        <w:t xml:space="preserve">          {"colorCode": "lake_blue", "name": "湖蓝"},</w:t>
+        <w:br/>
+        <w:t xml:space="preserve">          {"colorCode": "light_green_family", "name": "浅绿系"}</w:t>
+        <w:br/>
+        <w:t xml:space="preserve">        ],</w:t>
+        <w:br/>
+        <w:t xml:space="preserve">        "relationText": "木与木同类",</w:t>
+        <w:br/>
+        <w:t xml:space="preserve">        "explanation": "与今日五行相同，作为稳妥选择。"</w:t>
+        <w:br/>
+        <w:t xml:space="preserve">      },</w:t>
+        <w:br/>
+        <w:t xml:space="preserve">      {</w:t>
+        <w:br/>
+        <w:t xml:space="preserve">        "rank": 3,</w:t>
+        <w:br/>
+        <w:t xml:space="preserve">        "tierCode": "ping",</w:t>
+        <w:br/>
+        <w:t xml:space="preserve">        "algorithmLabel": "平",</w:t>
+        <w:br/>
+        <w:t xml:space="preserve">        "displayLabel": "日常可穿",</w:t>
+        <w:br/>
+        <w:t xml:space="preserve">        "displaySection": "primary",</w:t>
+        <w:br/>
+        <w:t xml:space="preserve">        "element": "metal",</w:t>
+        <w:br/>
+        <w:t xml:space="preserve">        "elementLabel": "金",</w:t>
+        <w:br/>
+        <w:t xml:space="preserve">        "colors": [</w:t>
+        <w:br/>
+        <w:t xml:space="preserve">          {"colorCode": "white", "name": "白色"},</w:t>
+        <w:br/>
+        <w:t xml:space="preserve">          {"colorCode": "ivory", "name": "乳白"},</w:t>
+        <w:br/>
+        <w:t xml:space="preserve">          {"colorCode": "silver", "name": "银色"},</w:t>
+        <w:br/>
+        <w:t xml:space="preserve">          {"colorCode": "gold", "name": "金色"},</w:t>
+        <w:br/>
+        <w:t xml:space="preserve">          {"colorCode": "light_family", "name": "浅色系"}</w:t>
+        <w:br/>
+        <w:t xml:space="preserve">        ],</w:t>
+        <w:br/>
+        <w:t xml:space="preserve">        "relationText": "金克木",</w:t>
+        <w:br/>
+        <w:t xml:space="preserve">        "explanation": "适合作为日常穿搭参考。"</w:t>
+        <w:br/>
+        <w:t xml:space="preserve">      },</w:t>
+        <w:br/>
+        <w:t xml:space="preserve">      {</w:t>
+        <w:br/>
+        <w:t xml:space="preserve">        "rank": 4,</w:t>
+        <w:br/>
+        <w:t xml:space="preserve">        "tierCode": "jiao_cha",</w:t>
+        <w:br/>
+        <w:t xml:space="preserve">        "algorithmLabel": "较差",</w:t>
+        <w:br/>
+        <w:t xml:space="preserve">        "displayLabel": "注意",</w:t>
+        <w:br/>
+        <w:t xml:space="preserve">        "displaySection": "attention",</w:t>
+        <w:br/>
+        <w:t xml:space="preserve">        "element": "water",</w:t>
+        <w:br/>
+        <w:t xml:space="preserve">        "elementLabel": "水",</w:t>
+        <w:br/>
+        <w:t xml:space="preserve">        "colors": [</w:t>
+        <w:br/>
+        <w:t xml:space="preserve">          {"colorCode": "black", "name": "黑色"},</w:t>
+        <w:br/>
+        <w:t xml:space="preserve">          {"colorCode": "navy", "name": "藏青"},</w:t>
+        <w:br/>
+        <w:t xml:space="preserve">          {"colorCode": "royal_blue", "name": "宝蓝"},</w:t>
+        <w:br/>
+        <w:t xml:space="preserve">          {"colorCode": "dark_green", "name": "墨绿"},</w:t>
+        <w:br/>
+        <w:t xml:space="preserve">          {"colorCode": "dark_gray_family", "name": "深灰系"}</w:t>
+        <w:br/>
+        <w:t xml:space="preserve">        ],</w:t>
+        <w:br/>
+        <w:t xml:space="preserve">        "relationText": "水生木",</w:t>
+        <w:br/>
+        <w:t xml:space="preserve">        "explanation": "今日建议降低大面积使用比例；已经穿了可用大吉色小配饰做平衡。"</w:t>
+        <w:br/>
+        <w:t xml:space="preserve">      },</w:t>
+        <w:br/>
+        <w:t xml:space="preserve">      {</w:t>
+        <w:br/>
+        <w:t xml:space="preserve">        "rank": 5,</w:t>
+        <w:br/>
+        <w:t xml:space="preserve">        "tierCode": "bu_li",</w:t>
+        <w:br/>
+        <w:t xml:space="preserve">        "algorithmLabel": "不利",</w:t>
+        <w:br/>
+        <w:t xml:space="preserve">        "displayLabel": "注意",</w:t>
+        <w:br/>
+        <w:t xml:space="preserve">        "displaySection": "attention",</w:t>
+        <w:br/>
+        <w:t xml:space="preserve">        "element": "earth",</w:t>
+        <w:br/>
+        <w:t xml:space="preserve">        "elementLabel": "土",</w:t>
+        <w:br/>
+        <w:t xml:space="preserve">        "colors": [</w:t>
+        <w:br/>
+        <w:t xml:space="preserve">          {"colorCode": "yellow", "name": "黄色"},</w:t>
+        <w:br/>
+        <w:t xml:space="preserve">          {"colorCode": "coffee", "name": "咖色"},</w:t>
+        <w:br/>
+        <w:t xml:space="preserve">          {"colorCode": "brown", "name": "棕色"},</w:t>
+        <w:br/>
+        <w:t xml:space="preserve">          {"colorCode": "khaki", "name": "卡其"},</w:t>
+        <w:br/>
+        <w:t xml:space="preserve">          {"colorCode": "dark_brown_family", "name": "褐色系"}</w:t>
+        <w:br/>
+        <w:t xml:space="preserve">        ],</w:t>
+        <w:br/>
+        <w:t xml:space="preserve">        "relationText": "木克土",</w:t>
+        <w:br/>
+        <w:t xml:space="preserve">        "explanation": "今日建议减少使用；已经穿了可用大吉色小配饰做平衡。"</w:t>
+        <w:br/>
+        <w:t xml:space="preserve">      }</w:t>
+        <w:br/>
+        <w:t xml:space="preserve">    ],</w:t>
+        <w:br/>
+        <w:t xml:space="preserve">    "balanceSuggestion": {</w:t>
+        <w:br/>
+        <w:t xml:space="preserve">      "title": "已经穿了注意色",</w:t>
+        <w:br/>
+        <w:t xml:space="preserve">      "description": "可以用当日大吉色的普通配饰做小面积补充，不需要整套换衣。",</w:t>
+        <w:br/>
+        <w:t xml:space="preserve">      "preferredTierCode": "da_ji",</w:t>
+        <w:br/>
+        <w:t xml:space="preserve">      "accessoryExamples": ["丝巾", "包", "鞋", "耳饰"]</w:t>
+        <w:br/>
+        <w:t xml:space="preserve">    },</w:t>
+        <w:br/>
+        <w:t xml:space="preserve">    "outfitFormulas": [</w:t>
+        <w:br/>
+        <w:t xml:space="preserve">      {</w:t>
+        <w:br/>
+        <w:t xml:space="preserve">        "formulaId": "formula-mono-01",</w:t>
+        <w:br/>
+        <w:t xml:space="preserve">        "kind": "mono",</w:t>
+        <w:br/>
+        <w:t xml:space="preserve">        "title": "大吉色同色系",</w:t>
+        <w:br/>
+        <w:t xml:space="preserve">        "scenario": {"code": "daily", "label": "日常"},</w:t>
+        <w:br/>
+        <w:t xml:space="preserve">        "audience": {"code": "adult_women", "label": "成年女性"},</w:t>
+        <w:br/>
+        <w:t xml:space="preserve">        "slots": [</w:t>
+        <w:br/>
+        <w:t xml:space="preserve">          {"role": "primary", "roleLabel": "主色", "tierCode": "da_ji", "colorCodes": ["red", "pink_family"], "ratioPercent": 100, "garmentParts": ["上衣", "下装"]}</w:t>
+        <w:br/>
+        <w:t xml:space="preserve">        ],</w:t>
+        <w:br/>
+        <w:t xml:space="preserve">        "lookIds": ["look-alt-01"],</w:t>
+        <w:br/>
+        <w:t xml:space="preserve">        "disclaimer": "同色系深浅变化属于穿搭参考。"</w:t>
+        <w:br/>
+        <w:t xml:space="preserve">      },</w:t>
+        <w:br/>
+        <w:t xml:space="preserve">      {</w:t>
+        <w:br/>
+        <w:t xml:space="preserve">        "formulaId": "formula-dual-01",</w:t>
+        <w:br/>
+        <w:t xml:space="preserve">        "kind": "dual",</w:t>
+        <w:br/>
+        <w:t xml:space="preserve">        "title": "大吉 × 次吉",</w:t>
+        <w:br/>
+        <w:t xml:space="preserve">        "scenario": {"code": "daily", "label": "日常"},</w:t>
+        <w:br/>
+        <w:t xml:space="preserve">        "audience": {"code": "adult_women", "label": "成年女性"},</w:t>
+        <w:br/>
+        <w:t xml:space="preserve">        "slots": [</w:t>
+        <w:br/>
+        <w:t xml:space="preserve">          {"role": "primary", "roleLabel": "主色", "tierCode": "da_ji", "colorCodes": ["red"], "ratioPercent": null, "garmentParts": ["上衣"]},</w:t>
+        <w:br/>
+        <w:t xml:space="preserve">          {"role": "secondary", "roleLabel": "辅助色", "tierCode": "ci_ji", "colorCodes": ["green"], "ratioPercent": null, "garmentParts": ["下装"]}</w:t>
+        <w:br/>
+        <w:t xml:space="preserve">        ],</w:t>
+        <w:br/>
+        <w:t xml:space="preserve">        "lookIds": ["look-alt-02"],</w:t>
+        <w:br/>
+        <w:t xml:space="preserve">        "disclaimer": "双色比例未固定时返回 null，不虚构百分比。"</w:t>
+        <w:br/>
+        <w:t xml:space="preserve">      },</w:t>
+        <w:br/>
+        <w:t xml:space="preserve">      {</w:t>
+        <w:br/>
+        <w:t xml:space="preserve">        "formulaId": "formula-triple-01",</w:t>
+        <w:br/>
+        <w:t xml:space="preserve">        "kind": "triple",</w:t>
+        <w:br/>
+        <w:t xml:space="preserve">        "title": "60/30/10 通勤搭配",</w:t>
+        <w:br/>
+        <w:t xml:space="preserve">        "scenario": {"code": "commute", "label": "通勤"},</w:t>
+        <w:br/>
+        <w:t xml:space="preserve">        "audience": {"code": "adult_women", "label": "成年女性"},</w:t>
+        <w:br/>
+        <w:t xml:space="preserve">        "slots": [</w:t>
+        <w:br/>
+        <w:t xml:space="preserve">          {"role": "primary", "roleLabel": "主色", "tierCode": "da_ji", "colorCodes": ["red"], "ratioPercent": 60, "garmentParts": ["上衣"]},</w:t>
+        <w:br/>
+        <w:t xml:space="preserve">          {"role": "secondary", "roleLabel": "辅助色", "tierCode": "ci_ji", "colorCodes": ["green"], "ratioPercent": 30, "garmentParts": ["下装"]},</w:t>
+        <w:br/>
+        <w:t xml:space="preserve">          {"role": "accent", "roleLabel": "点缀色", "tierCode": "ping", "colorCodes": ["white"], "ratioPercent": 10, "garmentParts": ["鞋包", "配饰"]}</w:t>
+        <w:br/>
+        <w:t xml:space="preserve">        ],</w:t>
+        <w:br/>
+        <w:t xml:space="preserve">        "lookIds": ["look-main-01"],</w:t>
+        <w:br/>
+        <w:t xml:space="preserve">        "disclaimer": "60/30/10 为穿搭参考，不是五行推算规则。"</w:t>
+        <w:br/>
+        <w:t xml:space="preserve">      }</w:t>
+        <w:br/>
+        <w:t xml:space="preserve">    ],</w:t>
+        <w:br/>
+        <w:t xml:space="preserve">    "looks": [</w:t>
+        <w:br/>
+        <w:t xml:space="preserve">      {</w:t>
+        <w:br/>
+        <w:t xml:space="preserve">        "lookId": "look-main-01",</w:t>
+        <w:br/>
+        <w:t xml:space="preserve">        "formulaId": "formula-triple-01",</w:t>
+        <w:br/>
+        <w:t xml:space="preserve">        "priority": "primary",</w:t>
+        <w:br/>
+        <w:t xml:space="preserve">        "requiredForPublish": true,</w:t>
+        <w:br/>
+        <w:t xml:space="preserve">        "sortOrder": 1,</w:t>
+        <w:br/>
+        <w:t xml:space="preserve">        "title": "木日通勤主方案",</w:t>
+        <w:br/>
+        <w:t xml:space="preserve">        "scenario": {"code": "commute", "label": "通勤"},</w:t>
+        <w:br/>
+        <w:t xml:space="preserve">        "audience": {"code": "adult_women", "label": "成年女性"},</w:t>
+        <w:br/>
+        <w:t xml:space="preserve">        "coverImage": {</w:t>
+        <w:br/>
+        <w:t xml:space="preserve">          "assetId": "asset_look_main_cover",</w:t>
+        <w:br/>
+        <w:t xml:space="preserve">          "url": "https://cdn.example.com/assets/hash.webp",</w:t>
+        <w:br/>
+        <w:t xml:space="preserve">          "width": 1200,</w:t>
+        <w:br/>
+        <w:t xml:space="preserve">          "height": 1600,</w:t>
+        <w:br/>
+        <w:t xml:space="preserve">          "mediaType": "image/webp",</w:t>
+        <w:br/>
+        <w:t xml:space="preserve">          "altText": "红色上衣、绿色下装和白色配饰的通勤穿搭",</w:t>
+        <w:br/>
+        <w:t xml:space="preserve">          "aiGenerated": true,</w:t>
+        <w:br/>
+        <w:t xml:space="preserve">          "aiDisclosure": "AI 生成穿搭示意图"</w:t>
+        <w:br/>
+        <w:t xml:space="preserve">        },</w:t>
+        <w:br/>
+        <w:t xml:space="preserve">        "detailImages": [</w:t>
+        <w:br/>
+        <w:t xml:space="preserve">          {"assetId": "asset_look_main_detail", "url": "https://cdn.example.com/assets/main-detail-hash.webp", "width": 1200, "height": 1600, "mediaType": "image/webp", "altText": "红色上衣、绿色下装和白色配饰的细节", "aiGenerated": true, "aiDisclosure": "AI 生成穿搭示意图"}</w:t>
+        <w:br/>
+        <w:t xml:space="preserve">        ],</w:t>
+        <w:br/>
+        <w:t xml:space="preserve">        "items": [</w:t>
+        <w:br/>
+        <w:t xml:space="preserve">          {"category": "top", "categoryLabel": "上衣", "colorCode": "red", "description": "红色简洁上衣"},</w:t>
+        <w:br/>
+        <w:t xml:space="preserve">          {"category": "bottom", "categoryLabel": "下装", "colorCode": "green", "description": "低饱和绿色下装"},</w:t>
+        <w:br/>
+        <w:t xml:space="preserve">          {"category": "accessory", "categoryLabel": "鞋包/配饰", "colorCode": "white", "description": "白色小面积点缀"}</w:t>
+        <w:br/>
+        <w:t xml:space="preserve">        ],</w:t>
+        <w:br/>
+        <w:t xml:space="preserve">        "alternatives": [</w:t>
+        <w:br/>
+        <w:t xml:space="preserve">          {"replaceCategory": "accessory", "description": "无法更换整套衣服时，可用白色包或耳饰替代。"}</w:t>
+        <w:br/>
+        <w:t xml:space="preserve">        ]</w:t>
+        <w:br/>
+        <w:t xml:space="preserve">      },</w:t>
+        <w:br/>
+        <w:t xml:space="preserve">      {</w:t>
+        <w:br/>
+        <w:t xml:space="preserve">        "lookId": "look-alt-01",</w:t>
+        <w:br/>
+        <w:t xml:space="preserve">        "formulaId": "formula-mono-01",</w:t>
+        <w:br/>
+        <w:t xml:space="preserve">        "priority": "alternate",</w:t>
+        <w:br/>
+        <w:t xml:space="preserve">        "requiredForPublish": false,</w:t>
+        <w:br/>
+        <w:t xml:space="preserve">        "sortOrder": 3,</w:t>
+        <w:br/>
+        <w:t xml:space="preserve">        "title": "红粉同色系日常方案",</w:t>
+        <w:br/>
+        <w:t xml:space="preserve">        "scenario": {"code": "daily", "label": "日常"},</w:t>
+        <w:br/>
+        <w:t xml:space="preserve">        "audience": {"code": "adult_women", "label": "成年女性"},</w:t>
+        <w:br/>
+        <w:t xml:space="preserve">        "coverImage": {</w:t>
+        <w:br/>
+        <w:t xml:space="preserve">          "assetId": "asset_look_alt_01_cover",</w:t>
+        <w:br/>
+        <w:t xml:space="preserve">          "url": "https://cdn.example.com/assets/alt-01-cover-hash.webp",</w:t>
+        <w:br/>
+        <w:t xml:space="preserve">          "width": 1200,</w:t>
+        <w:br/>
+        <w:t xml:space="preserve">          "height": 1600,</w:t>
+        <w:br/>
+        <w:t xml:space="preserve">          "mediaType": "image/webp",</w:t>
+        <w:br/>
+        <w:t xml:space="preserve">          "altText": "红粉同色系日常穿搭",</w:t>
+        <w:br/>
+        <w:t xml:space="preserve">          "aiGenerated": true,</w:t>
+        <w:br/>
+        <w:t xml:space="preserve">          "aiDisclosure": "AI 生成穿搭示意图"</w:t>
+        <w:br/>
+        <w:t xml:space="preserve">        },</w:t>
+        <w:br/>
+        <w:t xml:space="preserve">        "detailImages": [</w:t>
+        <w:br/>
+        <w:t xml:space="preserve">          {"assetId": "asset_look_alt_01_detail", "url": "https://cdn.example.com/assets/alt-01-detail-hash.webp", "width": 1200, "height": 1600, "mediaType": "image/webp", "altText": "红粉同色系材质细节", "aiGenerated": true, "aiDisclosure": "AI 生成穿搭示意图"}</w:t>
+        <w:br/>
+        <w:t xml:space="preserve">        ],</w:t>
+        <w:br/>
+        <w:t xml:space="preserve">        "items": [</w:t>
+        <w:br/>
+        <w:t xml:space="preserve">          {"category": "top", "categoryLabel": "上衣", "colorCode": "pink_family", "description": "低饱和粉色上衣"},</w:t>
+        <w:br/>
+        <w:t xml:space="preserve">          {"category": "bottom", "categoryLabel": "下装", "colorCode": "red", "description": "深红色下装"}</w:t>
+        <w:br/>
+        <w:t xml:space="preserve">        ],</w:t>
+        <w:br/>
+        <w:t xml:space="preserve">        "alternatives": []</w:t>
+        <w:br/>
+        <w:t xml:space="preserve">      },</w:t>
+        <w:br/>
+        <w:t xml:space="preserve">      {</w:t>
+        <w:br/>
+        <w:t xml:space="preserve">        "lookId": "look-alt-02",</w:t>
+        <w:br/>
+        <w:t xml:space="preserve">        "formulaId": "formula-dual-01",</w:t>
+        <w:br/>
+        <w:t xml:space="preserve">        "priority": "alternate",</w:t>
+        <w:br/>
+        <w:t xml:space="preserve">        "requiredForPublish": true,</w:t>
+        <w:br/>
+        <w:t xml:space="preserve">        "sortOrder": 2,</w:t>
+        <w:br/>
+        <w:t xml:space="preserve">        "title": "红绿双色日常方案",</w:t>
+        <w:br/>
+        <w:t xml:space="preserve">        "scenario": {"code": "daily", "label": "日常"},</w:t>
+        <w:br/>
+        <w:t xml:space="preserve">        "audience": {"code": "adult_women", "label": "成年女性"},</w:t>
+        <w:br/>
+        <w:t xml:space="preserve">        "coverImage": {</w:t>
+        <w:br/>
+        <w:t xml:space="preserve">          "assetId": "asset_look_alt_02_cover",</w:t>
+        <w:br/>
+        <w:t xml:space="preserve">          "url": "https://cdn.example.com/assets/alt-02-cover-hash.webp",</w:t>
+        <w:br/>
+        <w:t xml:space="preserve">          "width": 1200,</w:t>
+        <w:br/>
+        <w:t xml:space="preserve">          "height": 1600,</w:t>
+        <w:br/>
+        <w:t xml:space="preserve">          "mediaType": "image/webp",</w:t>
+        <w:br/>
+        <w:t xml:space="preserve">          "altText": "红色上衣和绿色下装的日常穿搭",</w:t>
+        <w:br/>
+        <w:t xml:space="preserve">          "aiGenerated": true,</w:t>
+        <w:br/>
+        <w:t xml:space="preserve">          "aiDisclosure": "AI 生成穿搭示意图"</w:t>
+        <w:br/>
+        <w:t xml:space="preserve">        },</w:t>
+        <w:br/>
+        <w:t xml:space="preserve">        "detailImages": [</w:t>
+        <w:br/>
+        <w:t xml:space="preserve">          {"assetId": "asset_look_alt_02_detail", "url": "https://cdn.example.com/assets/alt-02-detail-hash.webp", "width": 1200, "height": 1600, "mediaType": "image/webp", "altText": "红绿双色穿搭细节", "aiGenerated": true, "aiDisclosure": "AI 生成穿搭示意图"}</w:t>
+        <w:br/>
+        <w:t xml:space="preserve">        ],</w:t>
+        <w:br/>
+        <w:t xml:space="preserve">        "items": [</w:t>
+        <w:br/>
+        <w:t xml:space="preserve">          {"category": "top", "categoryLabel": "上衣", "colorCode": "red", "description": "红色上衣"},</w:t>
+        <w:br/>
+        <w:t xml:space="preserve">          {"category": "bottom", "categoryLabel": "下装", "colorCode": "green", "description": "绿色下装"}</w:t>
+        <w:br/>
+        <w:t xml:space="preserve">        ],</w:t>
+        <w:br/>
+        <w:t xml:space="preserve">        "alternatives": []</w:t>
+        <w:br/>
+        <w:t xml:space="preserve">      }</w:t>
+        <w:br/>
+        <w:t xml:space="preserve">    ],</w:t>
+        <w:br/>
+        <w:t xml:space="preserve">    "basis": {</w:t>
+        <w:br/>
+        <w:t xml:space="preserve">      "steps": ["今日干支为庚寅", "日柱地支取寅", "寅属木，因此今日为木日"],</w:t>
+        <w:br/>
+        <w:t xml:space="preserve">      "disclaimer": "内容基于传统文化规则整理，仅供穿搭参考。"</w:t>
+        <w:br/>
+        <w:t xml:space="preserve">    },</w:t>
+        <w:br/>
+        <w:t xml:space="preserve">    "share": {</w:t>
+        <w:br/>
+        <w:t xml:space="preserve">      "summaryText": "今日木日，优先参考红、橙、紫、粉色系。",</w:t>
+        <w:br/>
+        <w:t xml:space="preserve">      "copyText": "今日穿搭参考：优先火色，稳妥选择木色。",</w:t>
+        <w:br/>
+        <w:t xml:space="preserve">      "posterTemplateVersion": "poster-template-v3",</w:t>
+        <w:br/>
+        <w:t xml:space="preserve">      "posterJobEndpoint": "/api/v1/poster-jobs"</w:t>
+        <w:br/>
+        <w:t xml:space="preserve">    },</w:t>
+        <w:br/>
+        <w:t xml:space="preserve">    "versions": {</w:t>
+        <w:br/>
+        <w:t xml:space="preserve">      "contentVersion": "fd-20260715-r3",</w:t>
+        <w:br/>
+        <w:t xml:space="preserve">      "calendarDataVersion": "calendar-20260715-r1",</w:t>
+        <w:br/>
+        <w:t xml:space="preserve">      "calendarRuleVersion": "fortune-date-23h-v1",</w:t>
+        <w:br/>
+        <w:t xml:space="preserve">      "algorithmVersion": "wx-public-1.0.0",</w:t>
+        <w:br/>
+        <w:t xml:space="preserve">      "copyVersion": "copy-20260715-r2",</w:t>
+        <w:br/>
+        <w:t xml:space="preserve">      "outfitVersion": "outfit-20260715-r3",</w:t>
+        <w:br/>
+        <w:t xml:space="preserve">      "assetManifestVersion": "assets-20260715-r2",</w:t>
+        <w:br/>
+        <w:t xml:space="preserve">      "posterTemplateVersion": "poster-template-v3"</w:t>
+        <w:br/>
+        <w:t xml:space="preserve">    }</w:t>
+        <w:br/>
+        <w:t xml:space="preserve">  }</w:t>
+        <w:br/>
+        <w:t>}</w:t>
       </w:r>
       <w:r>
         <w:rPr>
@@ -14463,8 +14978,6 @@
           <w:color w:val="2A2722"/>
           <w:sz w:val="15"/>
         </w:rPr>
-        <w:t xml:space="preserve">  "requestContext": {</w:t>
-        <w:br/>
       </w:r>
       <w:r>
         <w:rPr>
@@ -14472,8 +14985,6 @@
           <w:color w:val="2A2722"/>
           <w:sz w:val="15"/>
         </w:rPr>
-        <w:t xml:space="preserve">    "responseGeneratedAt": "2026-07-14T23:30:00+08:00",</w:t>
-        <w:br/>
       </w:r>
       <w:r>
         <w:rPr>
@@ -14481,8 +14992,6 @@
           <w:color w:val="2A2722"/>
           <w:sz w:val="15"/>
         </w:rPr>
-        <w:t xml:space="preserve">    "civilDate": "2026-07-14",</w:t>
-        <w:br/>
       </w:r>
       <w:r>
         <w:rPr>
@@ -14490,8 +14999,6 @@
           <w:color w:val="2A2722"/>
           <w:sz w:val="15"/>
         </w:rPr>
-        <w:t xml:space="preserve">    "fortuneDate": "2026-07-15",</w:t>
-        <w:br/>
       </w:r>
       <w:r>
         <w:rPr>
@@ -14499,8 +15006,6 @@
           <w:color w:val="2A2722"/>
           <w:sz w:val="15"/>
         </w:rPr>
-        <w:t xml:space="preserve">    "shichen": "子",</w:t>
-        <w:br/>
       </w:r>
       <w:r>
         <w:rPr>
@@ -14508,8 +15013,6 @@
           <w:color w:val="2A2722"/>
           <w:sz w:val="15"/>
         </w:rPr>
-        <w:t xml:space="preserve">    "timezone": "Asia/Shanghai",</w:t>
-        <w:br/>
       </w:r>
       <w:r>
         <w:rPr>
@@ -14517,8 +15020,6 @@
           <w:color w:val="2A2722"/>
           <w:sz w:val="15"/>
         </w:rPr>
-        <w:t xml:space="preserve">    "dayBoundary": "23:00",</w:t>
-        <w:br/>
       </w:r>
       <w:r>
         <w:rPr>
@@ -14526,8 +15027,6 @@
           <w:color w:val="2A2722"/>
           <w:sz w:val="15"/>
         </w:rPr>
-        <w:t xml:space="preserve">    "crossedDayBoundary": true</w:t>
-        <w:br/>
       </w:r>
       <w:r>
         <w:rPr>
@@ -14535,8 +15034,6 @@
           <w:color w:val="2A2722"/>
           <w:sz w:val="15"/>
         </w:rPr>
-        <w:t xml:space="preserve">  },</w:t>
-        <w:br/>
       </w:r>
       <w:r>
         <w:rPr>
@@ -14544,8 +15041,6 @@
           <w:color w:val="2A2722"/>
           <w:sz w:val="15"/>
         </w:rPr>
-        <w:t xml:space="preserve">  "content": {</w:t>
-        <w:br/>
       </w:r>
       <w:r>
         <w:rPr>
@@ -14553,8 +15048,6 @@
           <w:color w:val="2A2722"/>
           <w:sz w:val="15"/>
         </w:rPr>
-        <w:t xml:space="preserve">    "fortuneDate": "2026-07-15",</w:t>
-        <w:br/>
       </w:r>
       <w:r>
         <w:rPr>
@@ -14562,8 +15055,6 @@
           <w:color w:val="2A2722"/>
           <w:sz w:val="15"/>
         </w:rPr>
-        <w:t xml:space="preserve">    "effectiveFrom": "2026-07-14T23:00:00+08:00",</w:t>
-        <w:br/>
       </w:r>
       <w:r>
         <w:rPr>
@@ -14571,8 +15062,6 @@
           <w:color w:val="2A2722"/>
           <w:sz w:val="15"/>
         </w:rPr>
-        <w:t xml:space="preserve">    "effectiveTo": "2026-07-15T23:00:00+08:00",</w:t>
-        <w:br/>
       </w:r>
       <w:r>
         <w:rPr>
@@ -14580,8 +15069,6 @@
           <w:color w:val="2A2722"/>
           <w:sz w:val="15"/>
         </w:rPr>
-        <w:t xml:space="preserve">    "calendar": {</w:t>
-        <w:br/>
       </w:r>
       <w:r>
         <w:rPr>
@@ -14589,8 +15076,6 @@
           <w:color w:val="2A2722"/>
           <w:sz w:val="15"/>
         </w:rPr>
-        <w:t xml:space="preserve">      "weekdayText": "星期三",</w:t>
-        <w:br/>
       </w:r>
       <w:r>
         <w:rPr>
@@ -14598,8 +15083,6 @@
           <w:color w:val="2A2722"/>
           <w:sz w:val="15"/>
         </w:rPr>
-        <w:t xml:space="preserve">      "lunarDateText": "六月初二",</w:t>
-        <w:br/>
       </w:r>
       <w:r>
         <w:rPr>
@@ -14607,8 +15090,6 @@
           <w:color w:val="2A2722"/>
           <w:sz w:val="15"/>
         </w:rPr>
-        <w:t xml:space="preserve">      "ganzhiDay": "庚寅",</w:t>
-        <w:br/>
       </w:r>
       <w:r>
         <w:rPr>
@@ -14616,8 +15097,6 @@
           <w:color w:val="2A2722"/>
           <w:sz w:val="15"/>
         </w:rPr>
-        <w:t xml:space="preserve">      "branch": "寅",</w:t>
-        <w:br/>
       </w:r>
       <w:r>
         <w:rPr>
@@ -14625,8 +15104,6 @@
           <w:color w:val="2A2722"/>
           <w:sz w:val="15"/>
         </w:rPr>
-        <w:t xml:space="preserve">      "dayElement": "wood",</w:t>
-        <w:br/>
       </w:r>
       <w:r>
         <w:rPr>
@@ -14634,8 +15111,6 @@
           <w:color w:val="2A2722"/>
           <w:sz w:val="15"/>
         </w:rPr>
-        <w:t xml:space="preserve">      "dayElementLabel": "木"</w:t>
-        <w:br/>
       </w:r>
       <w:r>
         <w:rPr>
@@ -14643,8 +15118,6 @@
           <w:color w:val="2A2722"/>
           <w:sz w:val="15"/>
         </w:rPr>
-        <w:t xml:space="preserve">    },</w:t>
-        <w:br/>
       </w:r>
       <w:r>
         <w:rPr>
@@ -14652,8 +15125,6 @@
           <w:color w:val="2A2722"/>
           <w:sz w:val="15"/>
         </w:rPr>
-        <w:t xml:space="preserve">    "tiers": [</w:t>
-        <w:br/>
       </w:r>
       <w:r>
         <w:rPr>
@@ -14661,8 +15132,6 @@
           <w:color w:val="2A2722"/>
           <w:sz w:val="15"/>
         </w:rPr>
-        <w:t xml:space="preserve">      {</w:t>
-        <w:br/>
       </w:r>
       <w:r>
         <w:rPr>
@@ -14670,8 +15139,6 @@
           <w:color w:val="2A2722"/>
           <w:sz w:val="15"/>
         </w:rPr>
-        <w:t xml:space="preserve">        "rank": 1,</w:t>
-        <w:br/>
       </w:r>
       <w:r>
         <w:rPr>
@@ -14679,8 +15146,6 @@
           <w:color w:val="2A2722"/>
           <w:sz w:val="15"/>
         </w:rPr>
-        <w:t xml:space="preserve">        "tierCode": "da_ji",</w:t>
-        <w:br/>
       </w:r>
       <w:r>
         <w:rPr>
@@ -14688,8 +15153,6 @@
           <w:color w:val="2A2722"/>
           <w:sz w:val="15"/>
         </w:rPr>
-        <w:t xml:space="preserve">        "algorithmLabel": "大吉",</w:t>
-        <w:br/>
       </w:r>
       <w:r>
         <w:rPr>
@@ -14697,8 +15160,6 @@
           <w:color w:val="2A2722"/>
           <w:sz w:val="15"/>
         </w:rPr>
-        <w:t xml:space="preserve">        "displayLabel": "今日优先",</w:t>
-        <w:br/>
       </w:r>
       <w:r>
         <w:rPr>
@@ -14706,8 +15167,6 @@
           <w:color w:val="2A2722"/>
           <w:sz w:val="15"/>
         </w:rPr>
-        <w:t xml:space="preserve">        "element": "fire",</w:t>
-        <w:br/>
       </w:r>
       <w:r>
         <w:rPr>
@@ -14715,8 +15174,6 @@
           <w:color w:val="2A2722"/>
           <w:sz w:val="15"/>
         </w:rPr>
-        <w:t xml:space="preserve">        "elementLabel": "火",</w:t>
-        <w:br/>
       </w:r>
       <w:r>
         <w:rPr>
@@ -14724,8 +15181,6 @@
           <w:color w:val="2A2722"/>
           <w:sz w:val="15"/>
         </w:rPr>
-        <w:t xml:space="preserve">        "colors": [</w:t>
-        <w:br/>
       </w:r>
       <w:r>
         <w:rPr>
@@ -14733,8 +15188,6 @@
           <w:color w:val="2A2722"/>
           <w:sz w:val="15"/>
         </w:rPr>
-        <w:t xml:space="preserve">          {"colorCode": "red", "name": "红色"},</w:t>
-        <w:br/>
       </w:r>
       <w:r>
         <w:rPr>
@@ -14742,8 +15195,6 @@
           <w:color w:val="2A2722"/>
           <w:sz w:val="15"/>
         </w:rPr>
-        <w:t xml:space="preserve">          {"colorCode": "orange", "name": "橙色"},</w:t>
-        <w:br/>
       </w:r>
       <w:r>
         <w:rPr>
@@ -14751,8 +15202,6 @@
           <w:color w:val="2A2722"/>
           <w:sz w:val="15"/>
         </w:rPr>
-        <w:t xml:space="preserve">          {"colorCode": "purple", "name": "紫色"},</w:t>
-        <w:br/>
       </w:r>
       <w:r>
         <w:rPr>
@@ -14760,8 +15209,6 @@
           <w:color w:val="2A2722"/>
           <w:sz w:val="15"/>
         </w:rPr>
-        <w:t xml:space="preserve">          {"colorCode": "pink_family", "name": "粉色系"}</w:t>
-        <w:br/>
       </w:r>
       <w:r>
         <w:rPr>
@@ -14769,8 +15216,6 @@
           <w:color w:val="2A2722"/>
           <w:sz w:val="15"/>
         </w:rPr>
-        <w:t xml:space="preserve">        ],</w:t>
-        <w:br/>
       </w:r>
       <w:r>
         <w:rPr>
@@ -14778,8 +15223,6 @@
           <w:color w:val="2A2722"/>
           <w:sz w:val="15"/>
         </w:rPr>
-        <w:t xml:space="preserve">        "relationText": "木生火",</w:t>
-        <w:br/>
       </w:r>
       <w:r>
         <w:rPr>
@@ -14787,8 +15230,6 @@
           <w:color w:val="2A2722"/>
           <w:sz w:val="15"/>
         </w:rPr>
-        <w:t xml:space="preserve">        "explanation": "今日木日，木生火，火为大吉。"</w:t>
-        <w:br/>
       </w:r>
       <w:r>
         <w:rPr>
@@ -14796,8 +15237,6 @@
           <w:color w:val="2A2722"/>
           <w:sz w:val="15"/>
         </w:rPr>
-        <w:t xml:space="preserve">      },</w:t>
-        <w:br/>
       </w:r>
       <w:r>
         <w:rPr>
@@ -14805,8 +15244,6 @@
           <w:color w:val="2A2722"/>
           <w:sz w:val="15"/>
         </w:rPr>
-        <w:t xml:space="preserve">      {</w:t>
-        <w:br/>
       </w:r>
       <w:r>
         <w:rPr>
@@ -14814,8 +15251,6 @@
           <w:color w:val="2A2722"/>
           <w:sz w:val="15"/>
         </w:rPr>
-        <w:t xml:space="preserve">        "rank": 2,</w:t>
-        <w:br/>
       </w:r>
       <w:r>
         <w:rPr>
@@ -14823,8 +15258,6 @@
           <w:color w:val="2A2722"/>
           <w:sz w:val="15"/>
         </w:rPr>
-        <w:t xml:space="preserve">        "tierCode": "ci_ji",</w:t>
-        <w:br/>
       </w:r>
       <w:r>
         <w:rPr>
@@ -14832,8 +15265,6 @@
           <w:color w:val="2A2722"/>
           <w:sz w:val="15"/>
         </w:rPr>
-        <w:t xml:space="preserve">        "algorithmLabel": "次吉",</w:t>
-        <w:br/>
       </w:r>
       <w:r>
         <w:rPr>
@@ -14841,8 +15272,6 @@
           <w:color w:val="2A2722"/>
           <w:sz w:val="15"/>
         </w:rPr>
-        <w:t xml:space="preserve">        "displayLabel": "稳妥选择",</w:t>
-        <w:br/>
       </w:r>
       <w:r>
         <w:rPr>
@@ -14850,8 +15279,6 @@
           <w:color w:val="2A2722"/>
           <w:sz w:val="15"/>
         </w:rPr>
-        <w:t xml:space="preserve">        "element": "wood",</w:t>
-        <w:br/>
       </w:r>
       <w:r>
         <w:rPr>
@@ -14859,8 +15286,6 @@
           <w:color w:val="2A2722"/>
           <w:sz w:val="15"/>
         </w:rPr>
-        <w:t xml:space="preserve">        "elementLabel": "木",</w:t>
-        <w:br/>
       </w:r>
       <w:r>
         <w:rPr>
@@ -14868,8 +15293,6 @@
           <w:color w:val="2A2722"/>
           <w:sz w:val="15"/>
         </w:rPr>
-        <w:t xml:space="preserve">        "colors": [</w:t>
-        <w:br/>
       </w:r>
       <w:r>
         <w:rPr>
@@ -14877,8 +15300,6 @@
           <w:color w:val="2A2722"/>
           <w:sz w:val="15"/>
         </w:rPr>
-        <w:t xml:space="preserve">          {"colorCode": "green", "name": "绿色"},</w:t>
-        <w:br/>
       </w:r>
       <w:r>
         <w:rPr>
@@ -14886,8 +15307,6 @@
           <w:color w:val="2A2722"/>
           <w:sz w:val="15"/>
         </w:rPr>
-        <w:t xml:space="preserve">          {"colorCode": "cyan", "name": "青色"},</w:t>
-        <w:br/>
       </w:r>
       <w:r>
         <w:rPr>
@@ -14895,8 +15314,6 @@
           <w:color w:val="2A2722"/>
           <w:sz w:val="15"/>
         </w:rPr>
-        <w:t xml:space="preserve">          {"colorCode": "emerald", "name": "翠色"},</w:t>
-        <w:br/>
       </w:r>
       <w:r>
         <w:rPr>
@@ -14904,8 +15321,6 @@
           <w:color w:val="2A2722"/>
           <w:sz w:val="15"/>
         </w:rPr>
-        <w:t xml:space="preserve">          {"colorCode": "lake_blue", "name": "湖蓝"},</w:t>
-        <w:br/>
       </w:r>
       <w:r>
         <w:rPr>
@@ -14913,8 +15328,6 @@
           <w:color w:val="2A2722"/>
           <w:sz w:val="15"/>
         </w:rPr>
-        <w:t xml:space="preserve">          {"colorCode": "light_green_family", "name": "浅绿系"}</w:t>
-        <w:br/>
       </w:r>
       <w:r>
         <w:rPr>
@@ -14922,8 +15335,6 @@
           <w:color w:val="2A2722"/>
           <w:sz w:val="15"/>
         </w:rPr>
-        <w:t xml:space="preserve">        ],</w:t>
-        <w:br/>
       </w:r>
       <w:r>
         <w:rPr>
@@ -14931,8 +15342,6 @@
           <w:color w:val="2A2722"/>
           <w:sz w:val="15"/>
         </w:rPr>
-        <w:t xml:space="preserve">        "relationText": "木与木同类",</w:t>
-        <w:br/>
       </w:r>
       <w:r>
         <w:rPr>
@@ -14940,8 +15349,6 @@
           <w:color w:val="2A2722"/>
           <w:sz w:val="15"/>
         </w:rPr>
-        <w:t xml:space="preserve">        "explanation": "与今日五行相同，作为稳妥选择。"</w:t>
-        <w:br/>
       </w:r>
       <w:r>
         <w:rPr>
@@ -14949,8 +15356,6 @@
           <w:color w:val="2A2722"/>
           <w:sz w:val="15"/>
         </w:rPr>
-        <w:t xml:space="preserve">      },</w:t>
-        <w:br/>
       </w:r>
       <w:r>
         <w:rPr>
@@ -14958,8 +15363,6 @@
           <w:color w:val="2A2722"/>
           <w:sz w:val="15"/>
         </w:rPr>
-        <w:t xml:space="preserve">      {</w:t>
-        <w:br/>
       </w:r>
       <w:r>
         <w:rPr>
@@ -14967,8 +15370,6 @@
           <w:color w:val="2A2722"/>
           <w:sz w:val="15"/>
         </w:rPr>
-        <w:t xml:space="preserve">        "rank": 3,</w:t>
-        <w:br/>
       </w:r>
       <w:r>
         <w:rPr>
@@ -14976,8 +15377,6 @@
           <w:color w:val="2A2722"/>
           <w:sz w:val="15"/>
         </w:rPr>
-        <w:t xml:space="preserve">        "tierCode": "ping",</w:t>
-        <w:br/>
       </w:r>
       <w:r>
         <w:rPr>
@@ -14985,8 +15384,6 @@
           <w:color w:val="2A2722"/>
           <w:sz w:val="15"/>
         </w:rPr>
-        <w:t xml:space="preserve">        "algorithmLabel": "平",</w:t>
-        <w:br/>
       </w:r>
       <w:r>
         <w:rPr>
@@ -14994,8 +15391,6 @@
           <w:color w:val="2A2722"/>
           <w:sz w:val="15"/>
         </w:rPr>
-        <w:t xml:space="preserve">        "displayLabel": "日常可穿",</w:t>
-        <w:br/>
       </w:r>
       <w:r>
         <w:rPr>
@@ -15003,8 +15398,6 @@
           <w:color w:val="2A2722"/>
           <w:sz w:val="15"/>
         </w:rPr>
-        <w:t xml:space="preserve">        "element": "metal",</w:t>
-        <w:br/>
       </w:r>
       <w:r>
         <w:rPr>
@@ -15012,8 +15405,6 @@
           <w:color w:val="2A2722"/>
           <w:sz w:val="15"/>
         </w:rPr>
-        <w:t xml:space="preserve">        "elementLabel": "金",</w:t>
-        <w:br/>
       </w:r>
       <w:r>
         <w:rPr>
@@ -15021,8 +15412,6 @@
           <w:color w:val="2A2722"/>
           <w:sz w:val="15"/>
         </w:rPr>
-        <w:t xml:space="preserve">        "colors": [</w:t>
-        <w:br/>
       </w:r>
       <w:r>
         <w:rPr>
@@ -15030,8 +15419,6 @@
           <w:color w:val="2A2722"/>
           <w:sz w:val="15"/>
         </w:rPr>
-        <w:t xml:space="preserve">          {"colorCode": "white", "name": "白色"},</w:t>
-        <w:br/>
       </w:r>
       <w:r>
         <w:rPr>
@@ -15039,8 +15426,6 @@
           <w:color w:val="2A2722"/>
           <w:sz w:val="15"/>
         </w:rPr>
-        <w:t xml:space="preserve">          {"colorCode": "ivory", "name": "乳白"},</w:t>
-        <w:br/>
       </w:r>
       <w:r>
         <w:rPr>
@@ -15048,8 +15433,6 @@
           <w:color w:val="2A2722"/>
           <w:sz w:val="15"/>
         </w:rPr>
-        <w:t xml:space="preserve">          {"colorCode": "silver", "name": "银色"},</w:t>
-        <w:br/>
       </w:r>
       <w:r>
         <w:rPr>
@@ -15057,8 +15440,6 @@
           <w:color w:val="2A2722"/>
           <w:sz w:val="15"/>
         </w:rPr>
-        <w:t xml:space="preserve">          {"colorCode": "gold", "name": "金色"},</w:t>
-        <w:br/>
       </w:r>
       <w:r>
         <w:rPr>
@@ -15066,8 +15447,6 @@
           <w:color w:val="2A2722"/>
           <w:sz w:val="15"/>
         </w:rPr>
-        <w:t xml:space="preserve">          {"colorCode": "light_family", "name": "浅色系"}</w:t>
-        <w:br/>
       </w:r>
       <w:r>
         <w:rPr>
@@ -15075,8 +15454,6 @@
           <w:color w:val="2A2722"/>
           <w:sz w:val="15"/>
         </w:rPr>
-        <w:t xml:space="preserve">        ],</w:t>
-        <w:br/>
       </w:r>
       <w:r>
         <w:rPr>
@@ -15084,8 +15461,6 @@
           <w:color w:val="2A2722"/>
           <w:sz w:val="15"/>
         </w:rPr>
-        <w:t xml:space="preserve">        "relationText": "金克木",</w:t>
-        <w:br/>
       </w:r>
       <w:r>
         <w:rPr>
@@ -15093,8 +15468,6 @@
           <w:color w:val="2A2722"/>
           <w:sz w:val="15"/>
         </w:rPr>
-        <w:t xml:space="preserve">        "explanation": "适合作为日常穿搭参考。"</w:t>
-        <w:br/>
       </w:r>
       <w:r>
         <w:rPr>
@@ -15102,8 +15475,6 @@
           <w:color w:val="2A2722"/>
           <w:sz w:val="15"/>
         </w:rPr>
-        <w:t xml:space="preserve">      },</w:t>
-        <w:br/>
       </w:r>
       <w:r>
         <w:rPr>
@@ -15111,8 +15482,6 @@
           <w:color w:val="2A2722"/>
           <w:sz w:val="15"/>
         </w:rPr>
-        <w:t xml:space="preserve">      {</w:t>
-        <w:br/>
       </w:r>
       <w:r>
         <w:rPr>
@@ -15120,8 +15489,6 @@
           <w:color w:val="2A2722"/>
           <w:sz w:val="15"/>
         </w:rPr>
-        <w:t xml:space="preserve">        "rank": 4,</w:t>
-        <w:br/>
       </w:r>
       <w:r>
         <w:rPr>
@@ -15129,8 +15496,6 @@
           <w:color w:val="2A2722"/>
           <w:sz w:val="15"/>
         </w:rPr>
-        <w:t xml:space="preserve">        "tierCode": "jiao_cha",</w:t>
-        <w:br/>
       </w:r>
       <w:r>
         <w:rPr>
@@ -15138,8 +15503,6 @@
           <w:color w:val="2A2722"/>
           <w:sz w:val="15"/>
         </w:rPr>
-        <w:t xml:space="preserve">        "algorithmLabel": "较差",</w:t>
-        <w:br/>
       </w:r>
       <w:r>
         <w:rPr>
@@ -15147,8 +15510,6 @@
           <w:color w:val="2A2722"/>
           <w:sz w:val="15"/>
         </w:rPr>
-        <w:t xml:space="preserve">        "displayLabel": "注意",</w:t>
-        <w:br/>
       </w:r>
       <w:r>
         <w:rPr>
@@ -15156,8 +15517,6 @@
           <w:color w:val="2A2722"/>
           <w:sz w:val="15"/>
         </w:rPr>
-        <w:t xml:space="preserve">        "element": "water",</w:t>
-        <w:br/>
       </w:r>
       <w:r>
         <w:rPr>
@@ -15165,8 +15524,6 @@
           <w:color w:val="2A2722"/>
           <w:sz w:val="15"/>
         </w:rPr>
-        <w:t xml:space="preserve">        "elementLabel": "水",</w:t>
-        <w:br/>
       </w:r>
       <w:r>
         <w:rPr>
@@ -15174,8 +15531,6 @@
           <w:color w:val="2A2722"/>
           <w:sz w:val="15"/>
         </w:rPr>
-        <w:t xml:space="preserve">        "colors": [</w:t>
-        <w:br/>
       </w:r>
       <w:r>
         <w:rPr>
@@ -15183,8 +15538,6 @@
           <w:color w:val="2A2722"/>
           <w:sz w:val="15"/>
         </w:rPr>
-        <w:t xml:space="preserve">          {"colorCode": "black", "name": "黑色"},</w:t>
-        <w:br/>
       </w:r>
       <w:r>
         <w:rPr>
@@ -15192,8 +15545,6 @@
           <w:color w:val="2A2722"/>
           <w:sz w:val="15"/>
         </w:rPr>
-        <w:t xml:space="preserve">          {"colorCode": "navy", "name": "藏青"},</w:t>
-        <w:br/>
       </w:r>
       <w:r>
         <w:rPr>
@@ -15201,8 +15552,6 @@
           <w:color w:val="2A2722"/>
           <w:sz w:val="15"/>
         </w:rPr>
-        <w:t xml:space="preserve">          {"colorCode": "royal_blue", "name": "宝蓝"},</w:t>
-        <w:br/>
       </w:r>
       <w:r>
         <w:rPr>
@@ -15210,8 +15559,6 @@
           <w:color w:val="2A2722"/>
           <w:sz w:val="15"/>
         </w:rPr>
-        <w:t xml:space="preserve">          {"colorCode": "dark_green", "name": "墨绿"},</w:t>
-        <w:br/>
       </w:r>
       <w:r>
         <w:rPr>
@@ -15219,8 +15566,6 @@
           <w:color w:val="2A2722"/>
           <w:sz w:val="15"/>
         </w:rPr>
-        <w:t xml:space="preserve">          {"colorCode": "dark_gray_family", "name": "深灰系"}</w:t>
-        <w:br/>
       </w:r>
       <w:r>
         <w:rPr>
@@ -15228,8 +15573,6 @@
           <w:color w:val="2A2722"/>
           <w:sz w:val="15"/>
         </w:rPr>
-        <w:t xml:space="preserve">        ],</w:t>
-        <w:br/>
       </w:r>
       <w:r>
         <w:rPr>
@@ -15237,8 +15580,6 @@
           <w:color w:val="2A2722"/>
           <w:sz w:val="15"/>
         </w:rPr>
-        <w:t xml:space="preserve">        "relationText": "水生木",</w:t>
-        <w:br/>
       </w:r>
       <w:r>
         <w:rPr>
@@ -15246,8 +15587,6 @@
           <w:color w:val="2A2722"/>
           <w:sz w:val="15"/>
         </w:rPr>
-        <w:t xml:space="preserve">        "explanation": "今日建议降低大面积使用比例；已经穿了可用大吉色小配饰做平衡。"</w:t>
-        <w:br/>
       </w:r>
       <w:r>
         <w:rPr>
@@ -15255,8 +15594,6 @@
           <w:color w:val="2A2722"/>
           <w:sz w:val="15"/>
         </w:rPr>
-        <w:t xml:space="preserve">      },</w:t>
-        <w:br/>
       </w:r>
       <w:r>
         <w:rPr>
@@ -15264,8 +15601,6 @@
           <w:color w:val="2A2722"/>
           <w:sz w:val="15"/>
         </w:rPr>
-        <w:t xml:space="preserve">      {</w:t>
-        <w:br/>
       </w:r>
       <w:r>
         <w:rPr>
@@ -15273,8 +15608,6 @@
           <w:color w:val="2A2722"/>
           <w:sz w:val="15"/>
         </w:rPr>
-        <w:t xml:space="preserve">        "rank": 5,</w:t>
-        <w:br/>
       </w:r>
       <w:r>
         <w:rPr>
@@ -15282,8 +15615,6 @@
           <w:color w:val="2A2722"/>
           <w:sz w:val="15"/>
         </w:rPr>
-        <w:t xml:space="preserve">        "tierCode": "bu_li",</w:t>
-        <w:br/>
       </w:r>
       <w:r>
         <w:rPr>
@@ -15291,8 +15622,6 @@
           <w:color w:val="2A2722"/>
           <w:sz w:val="15"/>
         </w:rPr>
-        <w:t xml:space="preserve">        "algorithmLabel": "不利",</w:t>
-        <w:br/>
       </w:r>
       <w:r>
         <w:rPr>
@@ -15300,8 +15629,6 @@
           <w:color w:val="2A2722"/>
           <w:sz w:val="15"/>
         </w:rPr>
-        <w:t xml:space="preserve">        "displayLabel": "注意",</w:t>
-        <w:br/>
       </w:r>
       <w:r>
         <w:rPr>
@@ -15309,8 +15636,6 @@
           <w:color w:val="2A2722"/>
           <w:sz w:val="15"/>
         </w:rPr>
-        <w:t xml:space="preserve">        "element": "earth",</w:t>
-        <w:br/>
       </w:r>
       <w:r>
         <w:rPr>
@@ -15318,8 +15643,6 @@
           <w:color w:val="2A2722"/>
           <w:sz w:val="15"/>
         </w:rPr>
-        <w:t xml:space="preserve">        "elementLabel": "土",</w:t>
-        <w:br/>
       </w:r>
       <w:r>
         <w:rPr>
@@ -15327,8 +15650,6 @@
           <w:color w:val="2A2722"/>
           <w:sz w:val="15"/>
         </w:rPr>
-        <w:t xml:space="preserve">        "colors": [</w:t>
-        <w:br/>
       </w:r>
       <w:r>
         <w:rPr>
@@ -15336,8 +15657,6 @@
           <w:color w:val="2A2722"/>
           <w:sz w:val="15"/>
         </w:rPr>
-        <w:t xml:space="preserve">          {"colorCode": "yellow", "name": "黄色"},</w:t>
-        <w:br/>
       </w:r>
       <w:r>
         <w:rPr>
@@ -15345,8 +15664,6 @@
           <w:color w:val="2A2722"/>
           <w:sz w:val="15"/>
         </w:rPr>
-        <w:t xml:space="preserve">          {"colorCode": "coffee", "name": "咖色"},</w:t>
-        <w:br/>
       </w:r>
       <w:r>
         <w:rPr>
@@ -15354,8 +15671,6 @@
           <w:color w:val="2A2722"/>
           <w:sz w:val="15"/>
         </w:rPr>
-        <w:t xml:space="preserve">          {"colorCode": "brown", "name": "棕色"},</w:t>
-        <w:br/>
       </w:r>
       <w:r>
         <w:rPr>
@@ -15363,8 +15678,6 @@
           <w:color w:val="2A2722"/>
           <w:sz w:val="15"/>
         </w:rPr>
-        <w:t xml:space="preserve">          {"colorCode": "khaki", "name": "卡其"},</w:t>
-        <w:br/>
       </w:r>
       <w:r>
         <w:rPr>
@@ -15372,8 +15685,6 @@
           <w:color w:val="2A2722"/>
           <w:sz w:val="15"/>
         </w:rPr>
-        <w:t xml:space="preserve">          {"colorCode": "dark_brown_family", "name": "褐色系"}</w:t>
-        <w:br/>
       </w:r>
       <w:r>
         <w:rPr>
@@ -15381,8 +15692,6 @@
           <w:color w:val="2A2722"/>
           <w:sz w:val="15"/>
         </w:rPr>
-        <w:t xml:space="preserve">        ],</w:t>
-        <w:br/>
       </w:r>
       <w:r>
         <w:rPr>
@@ -15390,8 +15699,6 @@
           <w:color w:val="2A2722"/>
           <w:sz w:val="15"/>
         </w:rPr>
-        <w:t xml:space="preserve">        "relationText": "木克土",</w:t>
-        <w:br/>
       </w:r>
       <w:r>
         <w:rPr>
@@ -15399,8 +15706,6 @@
           <w:color w:val="2A2722"/>
           <w:sz w:val="15"/>
         </w:rPr>
-        <w:t xml:space="preserve">        "explanation": "今日建议减少使用；已经穿了可用大吉色小配饰做平衡。"</w:t>
-        <w:br/>
       </w:r>
       <w:r>
         <w:rPr>
@@ -15408,8 +15713,6 @@
           <w:color w:val="2A2722"/>
           <w:sz w:val="15"/>
         </w:rPr>
-        <w:t xml:space="preserve">      }</w:t>
-        <w:br/>
       </w:r>
       <w:r>
         <w:rPr>
@@ -15417,8 +15720,6 @@
           <w:color w:val="2A2722"/>
           <w:sz w:val="15"/>
         </w:rPr>
-        <w:t xml:space="preserve">    ],</w:t>
-        <w:br/>
       </w:r>
       <w:r>
         <w:rPr>
@@ -15426,8 +15727,6 @@
           <w:color w:val="2A2722"/>
           <w:sz w:val="15"/>
         </w:rPr>
-        <w:t xml:space="preserve">    "outfitFormulas": [</w:t>
-        <w:br/>
       </w:r>
       <w:r>
         <w:rPr>
@@ -15435,8 +15734,6 @@
           <w:color w:val="2A2722"/>
           <w:sz w:val="15"/>
         </w:rPr>
-        <w:t xml:space="preserve">      {</w:t>
-        <w:br/>
       </w:r>
       <w:r>
         <w:rPr>
@@ -15444,8 +15741,6 @@
           <w:color w:val="2A2722"/>
           <w:sz w:val="15"/>
         </w:rPr>
-        <w:t xml:space="preserve">        "formulaId": "formula-mono-01",</w:t>
-        <w:br/>
       </w:r>
       <w:r>
         <w:rPr>
@@ -15453,8 +15748,6 @@
           <w:color w:val="2A2722"/>
           <w:sz w:val="15"/>
         </w:rPr>
-        <w:t xml:space="preserve">        "kind": "mono",</w:t>
-        <w:br/>
       </w:r>
       <w:r>
         <w:rPr>
@@ -15462,8 +15755,6 @@
           <w:color w:val="2A2722"/>
           <w:sz w:val="15"/>
         </w:rPr>
-        <w:t xml:space="preserve">        "title": "大吉色同色系",</w:t>
-        <w:br/>
       </w:r>
       <w:r>
         <w:rPr>
@@ -15471,8 +15762,6 @@
           <w:color w:val="2A2722"/>
           <w:sz w:val="15"/>
         </w:rPr>
-        <w:t xml:space="preserve">        "scenario": {"code": "daily", "label": "日常"},</w:t>
-        <w:br/>
       </w:r>
       <w:r>
         <w:rPr>
@@ -15480,8 +15769,6 @@
           <w:color w:val="2A2722"/>
           <w:sz w:val="15"/>
         </w:rPr>
-        <w:t xml:space="preserve">        "audience": {"code": "adult_women", "label": "成年女性"},</w:t>
-        <w:br/>
       </w:r>
       <w:r>
         <w:rPr>
@@ -15489,8 +15776,6 @@
           <w:color w:val="2A2722"/>
           <w:sz w:val="15"/>
         </w:rPr>
-        <w:t xml:space="preserve">        "slots": [</w:t>
-        <w:br/>
       </w:r>
       <w:r>
         <w:rPr>
@@ -15498,8 +15783,6 @@
           <w:color w:val="2A2722"/>
           <w:sz w:val="15"/>
         </w:rPr>
-        <w:t xml:space="preserve">          {"role": "primary", "roleLabel": "主色", "tierCode": "da_ji", "colorCodes": ["red", "pink_family"], "ratioPercent": 100, "garmentParts": ["上衣", "下装"]}</w:t>
-        <w:br/>
       </w:r>
       <w:r>
         <w:rPr>
@@ -15507,8 +15790,6 @@
           <w:color w:val="2A2722"/>
           <w:sz w:val="15"/>
         </w:rPr>
-        <w:t xml:space="preserve">        ],</w:t>
-        <w:br/>
       </w:r>
       <w:r>
         <w:rPr>
@@ -15516,8 +15797,6 @@
           <w:color w:val="2A2722"/>
           <w:sz w:val="15"/>
         </w:rPr>
-        <w:t xml:space="preserve">        "lookIds": ["look-alt-01"],</w:t>
-        <w:br/>
       </w:r>
       <w:r>
         <w:rPr>
@@ -15525,8 +15804,6 @@
           <w:color w:val="2A2722"/>
           <w:sz w:val="15"/>
         </w:rPr>
-        <w:t xml:space="preserve">        "disclaimer": "同色系深浅变化属于穿搭参考。"</w:t>
-        <w:br/>
       </w:r>
       <w:r>
         <w:rPr>
@@ -15534,8 +15811,6 @@
           <w:color w:val="2A2722"/>
           <w:sz w:val="15"/>
         </w:rPr>
-        <w:t xml:space="preserve">      },</w:t>
-        <w:br/>
       </w:r>
       <w:r>
         <w:rPr>
@@ -15543,8 +15818,6 @@
           <w:color w:val="2A2722"/>
           <w:sz w:val="15"/>
         </w:rPr>
-        <w:t xml:space="preserve">      {</w:t>
-        <w:br/>
       </w:r>
       <w:r>
         <w:rPr>
@@ -15552,8 +15825,6 @@
           <w:color w:val="2A2722"/>
           <w:sz w:val="15"/>
         </w:rPr>
-        <w:t xml:space="preserve">        "formulaId": "formula-dual-01",</w:t>
-        <w:br/>
       </w:r>
       <w:r>
         <w:rPr>
@@ -15561,8 +15832,6 @@
           <w:color w:val="2A2722"/>
           <w:sz w:val="15"/>
         </w:rPr>
-        <w:t xml:space="preserve">        "kind": "dual",</w:t>
-        <w:br/>
       </w:r>
       <w:r>
         <w:rPr>
@@ -15570,8 +15839,6 @@
           <w:color w:val="2A2722"/>
           <w:sz w:val="15"/>
         </w:rPr>
-        <w:t xml:space="preserve">        "title": "大吉 × 次吉",</w:t>
-        <w:br/>
       </w:r>
       <w:r>
         <w:rPr>
@@ -15579,8 +15846,6 @@
           <w:color w:val="2A2722"/>
           <w:sz w:val="15"/>
         </w:rPr>
-        <w:t xml:space="preserve">        "scenario": {"code": "daily", "label": "日常"},</w:t>
-        <w:br/>
       </w:r>
       <w:r>
         <w:rPr>
@@ -15588,8 +15853,6 @@
           <w:color w:val="2A2722"/>
           <w:sz w:val="15"/>
         </w:rPr>
-        <w:t xml:space="preserve">        "audience": {"code": "adult_women", "label": "成年女性"},</w:t>
-        <w:br/>
       </w:r>
       <w:r>
         <w:rPr>
@@ -15597,8 +15860,6 @@
           <w:color w:val="2A2722"/>
           <w:sz w:val="15"/>
         </w:rPr>
-        <w:t xml:space="preserve">        "slots": [</w:t>
-        <w:br/>
       </w:r>
       <w:r>
         <w:rPr>
@@ -15606,8 +15867,6 @@
           <w:color w:val="2A2722"/>
           <w:sz w:val="15"/>
         </w:rPr>
-        <w:t xml:space="preserve">          {"role": "primary", "roleLabel": "主色", "tierCode": "da_ji", "colorCodes": ["red"], "ratioPercent": null, "garmentParts": ["上衣"]},</w:t>
-        <w:br/>
       </w:r>
       <w:r>
         <w:rPr>
@@ -15615,8 +15874,6 @@
           <w:color w:val="2A2722"/>
           <w:sz w:val="15"/>
         </w:rPr>
-        <w:t xml:space="preserve">          {"role": "secondary", "roleLabel": "辅助色", "tierCode": "ci_ji", "colorCodes": ["green"], "ratioPercent": null, "garmentParts": ["下装"]}</w:t>
-        <w:br/>
       </w:r>
       <w:r>
         <w:rPr>
@@ -15624,8 +15881,6 @@
           <w:color w:val="2A2722"/>
           <w:sz w:val="15"/>
         </w:rPr>
-        <w:t xml:space="preserve">        ],</w:t>
-        <w:br/>
       </w:r>
       <w:r>
         <w:rPr>
@@ -15633,8 +15888,6 @@
           <w:color w:val="2A2722"/>
           <w:sz w:val="15"/>
         </w:rPr>
-        <w:t xml:space="preserve">        "lookIds": ["look-alt-02"],</w:t>
-        <w:br/>
       </w:r>
       <w:r>
         <w:rPr>
@@ -15642,8 +15895,6 @@
           <w:color w:val="2A2722"/>
           <w:sz w:val="15"/>
         </w:rPr>
-        <w:t xml:space="preserve">        "disclaimer": "双色比例未固定时返回 null，不虚构百分比。"</w:t>
-        <w:br/>
       </w:r>
       <w:r>
         <w:rPr>
@@ -15651,8 +15902,6 @@
           <w:color w:val="2A2722"/>
           <w:sz w:val="15"/>
         </w:rPr>
-        <w:t xml:space="preserve">      },</w:t>
-        <w:br/>
       </w:r>
       <w:r>
         <w:rPr>
@@ -15660,8 +15909,6 @@
           <w:color w:val="2A2722"/>
           <w:sz w:val="15"/>
         </w:rPr>
-        <w:t xml:space="preserve">      {</w:t>
-        <w:br/>
       </w:r>
       <w:r>
         <w:rPr>
@@ -15669,8 +15916,6 @@
           <w:color w:val="2A2722"/>
           <w:sz w:val="15"/>
         </w:rPr>
-        <w:t xml:space="preserve">        "formulaId": "formula-triple-01",</w:t>
-        <w:br/>
       </w:r>
       <w:r>
         <w:rPr>
@@ -15678,8 +15923,6 @@
           <w:color w:val="2A2722"/>
           <w:sz w:val="15"/>
         </w:rPr>
-        <w:t xml:space="preserve">        "kind": "triple",</w:t>
-        <w:br/>
       </w:r>
       <w:r>
         <w:rPr>
@@ -15687,8 +15930,6 @@
           <w:color w:val="2A2722"/>
           <w:sz w:val="15"/>
         </w:rPr>
-        <w:t xml:space="preserve">        "title": "60/30/10 通勤搭配",</w:t>
-        <w:br/>
       </w:r>
       <w:r>
         <w:rPr>
@@ -15696,8 +15937,6 @@
           <w:color w:val="2A2722"/>
           <w:sz w:val="15"/>
         </w:rPr>
-        <w:t xml:space="preserve">        "scenario": {"code": "commute", "label": "通勤"},</w:t>
-        <w:br/>
       </w:r>
       <w:r>
         <w:rPr>
@@ -15705,8 +15944,6 @@
           <w:color w:val="2A2722"/>
           <w:sz w:val="15"/>
         </w:rPr>
-        <w:t xml:space="preserve">        "audience": {"code": "adult_women", "label": "成年女性"},</w:t>
-        <w:br/>
       </w:r>
       <w:r>
         <w:rPr>
@@ -15714,8 +15951,6 @@
           <w:color w:val="2A2722"/>
           <w:sz w:val="15"/>
         </w:rPr>
-        <w:t xml:space="preserve">        "slots": [</w:t>
-        <w:br/>
       </w:r>
       <w:r>
         <w:rPr>
@@ -15723,8 +15958,6 @@
           <w:color w:val="2A2722"/>
           <w:sz w:val="15"/>
         </w:rPr>
-        <w:t xml:space="preserve">          {"role": "primary", "roleLabel": "主色", "tierCode": "da_ji", "colorCodes": ["red"], "ratioPercent": 60, "garmentParts": ["上衣"]},</w:t>
-        <w:br/>
       </w:r>
       <w:r>
         <w:rPr>
@@ -15732,8 +15965,6 @@
           <w:color w:val="2A2722"/>
           <w:sz w:val="15"/>
         </w:rPr>
-        <w:t xml:space="preserve">          {"role": "secondary", "roleLabel": "辅助色", "tierCode": "ci_ji", "colorCodes": ["green"], "ratioPercent": 30, "garmentParts": ["下装"]},</w:t>
-        <w:br/>
       </w:r>
       <w:r>
         <w:rPr>
@@ -15741,8 +15972,6 @@
           <w:color w:val="2A2722"/>
           <w:sz w:val="15"/>
         </w:rPr>
-        <w:t xml:space="preserve">          {"role": "accent", "roleLabel": "点缀色", "tierCode": "ping", "colorCodes": ["white"], "ratioPercent": 10, "garmentParts": ["鞋包", "配饰"]}</w:t>
-        <w:br/>
       </w:r>
       <w:r>
         <w:rPr>
@@ -15750,8 +15979,6 @@
           <w:color w:val="2A2722"/>
           <w:sz w:val="15"/>
         </w:rPr>
-        <w:t xml:space="preserve">        ],</w:t>
-        <w:br/>
       </w:r>
       <w:r>
         <w:rPr>
@@ -15759,8 +15986,6 @@
           <w:color w:val="2A2722"/>
           <w:sz w:val="15"/>
         </w:rPr>
-        <w:t xml:space="preserve">        "lookIds": ["look-main-01"],</w:t>
-        <w:br/>
       </w:r>
       <w:r>
         <w:rPr>
@@ -15768,8 +15993,6 @@
           <w:color w:val="2A2722"/>
           <w:sz w:val="15"/>
         </w:rPr>
-        <w:t xml:space="preserve">        "disclaimer": "60/30/10 为穿搭参考，不是五行推算规则。"</w:t>
-        <w:br/>
       </w:r>
       <w:r>
         <w:rPr>
@@ -15777,8 +16000,6 @@
           <w:color w:val="2A2722"/>
           <w:sz w:val="15"/>
         </w:rPr>
-        <w:t xml:space="preserve">      }</w:t>
-        <w:br/>
       </w:r>
       <w:r>
         <w:rPr>
@@ -15786,8 +16007,6 @@
           <w:color w:val="2A2722"/>
           <w:sz w:val="15"/>
         </w:rPr>
-        <w:t xml:space="preserve">    ],</w:t>
-        <w:br/>
       </w:r>
       <w:r>
         <w:rPr>
@@ -15795,8 +16014,6 @@
           <w:color w:val="2A2722"/>
           <w:sz w:val="15"/>
         </w:rPr>
-        <w:t xml:space="preserve">    "looks": [</w:t>
-        <w:br/>
       </w:r>
       <w:r>
         <w:rPr>
@@ -15804,8 +16021,6 @@
           <w:color w:val="2A2722"/>
           <w:sz w:val="15"/>
         </w:rPr>
-        <w:t xml:space="preserve">      {</w:t>
-        <w:br/>
       </w:r>
       <w:r>
         <w:rPr>
@@ -15813,8 +16028,6 @@
           <w:color w:val="2A2722"/>
           <w:sz w:val="15"/>
         </w:rPr>
-        <w:t xml:space="preserve">        "lookId": "look-main-01",</w:t>
-        <w:br/>
       </w:r>
       <w:r>
         <w:rPr>
@@ -15822,8 +16035,6 @@
           <w:color w:val="2A2722"/>
           <w:sz w:val="15"/>
         </w:rPr>
-        <w:t xml:space="preserve">        "formulaId": "formula-triple-01",</w:t>
-        <w:br/>
       </w:r>
       <w:r>
         <w:rPr>
@@ -15831,8 +16042,6 @@
           <w:color w:val="2A2722"/>
           <w:sz w:val="15"/>
         </w:rPr>
-        <w:t xml:space="preserve">        "priority": "primary",</w:t>
-        <w:br/>
       </w:r>
       <w:r>
         <w:rPr>
@@ -15840,8 +16049,6 @@
           <w:color w:val="2A2722"/>
           <w:sz w:val="15"/>
         </w:rPr>
-        <w:t xml:space="preserve">        "requiredForPublish": true,</w:t>
-        <w:br/>
       </w:r>
       <w:r>
         <w:rPr>
@@ -15849,8 +16056,6 @@
           <w:color w:val="2A2722"/>
           <w:sz w:val="15"/>
         </w:rPr>
-        <w:t xml:space="preserve">        "sortOrder": 1,</w:t>
-        <w:br/>
       </w:r>
       <w:r>
         <w:rPr>
@@ -15858,8 +16063,6 @@
           <w:color w:val="2A2722"/>
           <w:sz w:val="15"/>
         </w:rPr>
-        <w:t xml:space="preserve">        "title": "木日通勤主方案",</w:t>
-        <w:br/>
       </w:r>
       <w:r>
         <w:rPr>
@@ -15867,8 +16070,6 @@
           <w:color w:val="2A2722"/>
           <w:sz w:val="15"/>
         </w:rPr>
-        <w:t xml:space="preserve">        "scenario": {"code": "commute", "label": "通勤"},</w:t>
-        <w:br/>
       </w:r>
       <w:r>
         <w:rPr>
@@ -15876,8 +16077,6 @@
           <w:color w:val="2A2722"/>
           <w:sz w:val="15"/>
         </w:rPr>
-        <w:t xml:space="preserve">        "audience": {"code": "adult_women", "label": "成年女性"},</w:t>
-        <w:br/>
       </w:r>
       <w:r>
         <w:rPr>
@@ -15885,8 +16084,6 @@
           <w:color w:val="2A2722"/>
           <w:sz w:val="15"/>
         </w:rPr>
-        <w:t xml:space="preserve">        "coverImage": {</w:t>
-        <w:br/>
       </w:r>
       <w:r>
         <w:rPr>
@@ -15894,8 +16091,6 @@
           <w:color w:val="2A2722"/>
           <w:sz w:val="15"/>
         </w:rPr>
-        <w:t xml:space="preserve">          "assetId": "asset_look_main_cover",</w:t>
-        <w:br/>
       </w:r>
       <w:r>
         <w:rPr>
@@ -15903,8 +16098,6 @@
           <w:color w:val="2A2722"/>
           <w:sz w:val="15"/>
         </w:rPr>
-        <w:t xml:space="preserve">          "url": "https://cdn.example.com/assets/hash.webp",</w:t>
-        <w:br/>
       </w:r>
       <w:r>
         <w:rPr>
@@ -15912,8 +16105,6 @@
           <w:color w:val="2A2722"/>
           <w:sz w:val="15"/>
         </w:rPr>
-        <w:t xml:space="preserve">          "width": 1200,</w:t>
-        <w:br/>
       </w:r>
       <w:r>
         <w:rPr>
@@ -15921,8 +16112,6 @@
           <w:color w:val="2A2722"/>
           <w:sz w:val="15"/>
         </w:rPr>
-        <w:t xml:space="preserve">          "height": 1600,</w:t>
-        <w:br/>
       </w:r>
       <w:r>
         <w:rPr>
@@ -15930,8 +16119,6 @@
           <w:color w:val="2A2722"/>
           <w:sz w:val="15"/>
         </w:rPr>
-        <w:t xml:space="preserve">          "altText": "红色上衣、绿色下装和白色配饰的通勤穿搭",</w:t>
-        <w:br/>
       </w:r>
       <w:r>
         <w:rPr>
@@ -15939,8 +16126,6 @@
           <w:color w:val="2A2722"/>
           <w:sz w:val="15"/>
         </w:rPr>
-        <w:t xml:space="preserve">          "aiGenerated": true</w:t>
-        <w:br/>
       </w:r>
       <w:r>
         <w:rPr>
@@ -15948,8 +16133,6 @@
           <w:color w:val="2A2722"/>
           <w:sz w:val="15"/>
         </w:rPr>
-        <w:t xml:space="preserve">        },</w:t>
-        <w:br/>
       </w:r>
       <w:r>
         <w:rPr>
@@ -15957,8 +16140,6 @@
           <w:color w:val="2A2722"/>
           <w:sz w:val="15"/>
         </w:rPr>
-        <w:t xml:space="preserve">        "detailImages": [</w:t>
-        <w:br/>
       </w:r>
       <w:r>
         <w:rPr>
@@ -15966,8 +16147,6 @@
           <w:color w:val="2A2722"/>
           <w:sz w:val="15"/>
         </w:rPr>
-        <w:t xml:space="preserve">          {"assetId": "asset_look_main_detail", "url": "https://cdn.example.com/assets/main-detail-hash.webp", "altText": "红色上衣、绿色下装和白色配饰的细节"}</w:t>
-        <w:br/>
       </w:r>
       <w:r>
         <w:rPr>
@@ -15975,8 +16154,6 @@
           <w:color w:val="2A2722"/>
           <w:sz w:val="15"/>
         </w:rPr>
-        <w:t xml:space="preserve">        ],</w:t>
-        <w:br/>
       </w:r>
       <w:r>
         <w:rPr>
@@ -15984,8 +16161,6 @@
           <w:color w:val="2A2722"/>
           <w:sz w:val="15"/>
         </w:rPr>
-        <w:t xml:space="preserve">        "items": [</w:t>
-        <w:br/>
       </w:r>
       <w:r>
         <w:rPr>
@@ -15993,8 +16168,6 @@
           <w:color w:val="2A2722"/>
           <w:sz w:val="15"/>
         </w:rPr>
-        <w:t xml:space="preserve">          {"category": "top", "categoryLabel": "上衣", "colorCode": "red", "description": "红色简洁上衣"},</w:t>
-        <w:br/>
       </w:r>
       <w:r>
         <w:rPr>
@@ -16002,8 +16175,6 @@
           <w:color w:val="2A2722"/>
           <w:sz w:val="15"/>
         </w:rPr>
-        <w:t xml:space="preserve">          {"category": "bottom", "categoryLabel": "下装", "colorCode": "green", "description": "低饱和绿色下装"},</w:t>
-        <w:br/>
       </w:r>
       <w:r>
         <w:rPr>
@@ -16011,8 +16182,6 @@
           <w:color w:val="2A2722"/>
           <w:sz w:val="15"/>
         </w:rPr>
-        <w:t xml:space="preserve">          {"category": "accessory", "categoryLabel": "鞋包/配饰", "colorCode": "white", "description": "白色小面积点缀"}</w:t>
-        <w:br/>
       </w:r>
       <w:r>
         <w:rPr>
@@ -16020,8 +16189,6 @@
           <w:color w:val="2A2722"/>
           <w:sz w:val="15"/>
         </w:rPr>
-        <w:t xml:space="preserve">        ],</w:t>
-        <w:br/>
       </w:r>
       <w:r>
         <w:rPr>
@@ -16029,8 +16196,6 @@
           <w:color w:val="2A2722"/>
           <w:sz w:val="15"/>
         </w:rPr>
-        <w:t xml:space="preserve">        "alternatives": [</w:t>
-        <w:br/>
       </w:r>
       <w:r>
         <w:rPr>
@@ -16038,8 +16203,6 @@
           <w:color w:val="2A2722"/>
           <w:sz w:val="15"/>
         </w:rPr>
-        <w:t xml:space="preserve">          {"replaceCategory": "accessory", "description": "无法更换整套衣服时，可用白色包或耳饰替代。"}</w:t>
-        <w:br/>
       </w:r>
       <w:r>
         <w:rPr>
@@ -16047,8 +16210,6 @@
           <w:color w:val="2A2722"/>
           <w:sz w:val="15"/>
         </w:rPr>
-        <w:t xml:space="preserve">        ],</w:t>
-        <w:br/>
       </w:r>
       <w:r>
         <w:rPr>
@@ -16056,8 +16217,6 @@
           <w:color w:val="2A2722"/>
           <w:sz w:val="15"/>
         </w:rPr>
-        <w:t xml:space="preserve">        "aiDisclosure": "AI 生成穿搭示意图"</w:t>
-        <w:br/>
       </w:r>
       <w:r>
         <w:rPr>
@@ -16065,8 +16224,6 @@
           <w:color w:val="2A2722"/>
           <w:sz w:val="15"/>
         </w:rPr>
-        <w:t xml:space="preserve">      },</w:t>
-        <w:br/>
       </w:r>
       <w:r>
         <w:rPr>
@@ -16074,8 +16231,6 @@
           <w:color w:val="2A2722"/>
           <w:sz w:val="15"/>
         </w:rPr>
-        <w:t xml:space="preserve">      {</w:t>
-        <w:br/>
       </w:r>
       <w:r>
         <w:rPr>
@@ -16083,8 +16238,6 @@
           <w:color w:val="2A2722"/>
           <w:sz w:val="15"/>
         </w:rPr>
-        <w:t xml:space="preserve">        "lookId": "look-alt-01",</w:t>
-        <w:br/>
       </w:r>
       <w:r>
         <w:rPr>
@@ -16092,8 +16245,6 @@
           <w:color w:val="2A2722"/>
           <w:sz w:val="15"/>
         </w:rPr>
-        <w:t xml:space="preserve">        "formulaId": "formula-mono-01",</w:t>
-        <w:br/>
       </w:r>
       <w:r>
         <w:rPr>
@@ -16101,8 +16252,6 @@
           <w:color w:val="2A2722"/>
           <w:sz w:val="15"/>
         </w:rPr>
-        <w:t xml:space="preserve">        "priority": "alternate",</w:t>
-        <w:br/>
       </w:r>
       <w:r>
         <w:rPr>
@@ -16110,8 +16259,6 @@
           <w:color w:val="2A2722"/>
           <w:sz w:val="15"/>
         </w:rPr>
-        <w:t xml:space="preserve">        "requiredForPublish": false,</w:t>
-        <w:br/>
       </w:r>
       <w:r>
         <w:rPr>
@@ -16119,8 +16266,6 @@
           <w:color w:val="2A2722"/>
           <w:sz w:val="15"/>
         </w:rPr>
-        <w:t xml:space="preserve">        "sortOrder": 3,</w:t>
-        <w:br/>
       </w:r>
       <w:r>
         <w:rPr>
@@ -16128,8 +16273,6 @@
           <w:color w:val="2A2722"/>
           <w:sz w:val="15"/>
         </w:rPr>
-        <w:t xml:space="preserve">        "title": "红粉同色系日常方案",</w:t>
-        <w:br/>
       </w:r>
       <w:r>
         <w:rPr>
@@ -16137,8 +16280,6 @@
           <w:color w:val="2A2722"/>
           <w:sz w:val="15"/>
         </w:rPr>
-        <w:t xml:space="preserve">        "scenario": {"code": "daily", "label": "日常"},</w:t>
-        <w:br/>
       </w:r>
       <w:r>
         <w:rPr>
@@ -16146,8 +16287,6 @@
           <w:color w:val="2A2722"/>
           <w:sz w:val="15"/>
         </w:rPr>
-        <w:t xml:space="preserve">        "audience": {"code": "adult_women", "label": "成年女性"},</w:t>
-        <w:br/>
       </w:r>
       <w:r>
         <w:rPr>
@@ -16155,8 +16294,6 @@
           <w:color w:val="2A2722"/>
           <w:sz w:val="15"/>
         </w:rPr>
-        <w:t xml:space="preserve">        "coverImage": {</w:t>
-        <w:br/>
       </w:r>
       <w:r>
         <w:rPr>
@@ -16164,8 +16301,6 @@
           <w:color w:val="2A2722"/>
           <w:sz w:val="15"/>
         </w:rPr>
-        <w:t xml:space="preserve">          "assetId": "asset_look_alt_01_cover",</w:t>
-        <w:br/>
       </w:r>
       <w:r>
         <w:rPr>
@@ -16173,8 +16308,6 @@
           <w:color w:val="2A2722"/>
           <w:sz w:val="15"/>
         </w:rPr>
-        <w:t xml:space="preserve">          "url": "https://cdn.example.com/assets/alt-01-cover-hash.webp",</w:t>
-        <w:br/>
       </w:r>
       <w:r>
         <w:rPr>
@@ -16182,8 +16315,6 @@
           <w:color w:val="2A2722"/>
           <w:sz w:val="15"/>
         </w:rPr>
-        <w:t xml:space="preserve">          "width": 1200,</w:t>
-        <w:br/>
       </w:r>
       <w:r>
         <w:rPr>
@@ -16191,8 +16322,6 @@
           <w:color w:val="2A2722"/>
           <w:sz w:val="15"/>
         </w:rPr>
-        <w:t xml:space="preserve">          "height": 1600,</w:t>
-        <w:br/>
       </w:r>
       <w:r>
         <w:rPr>
@@ -16200,8 +16329,6 @@
           <w:color w:val="2A2722"/>
           <w:sz w:val="15"/>
         </w:rPr>
-        <w:t xml:space="preserve">          "altText": "红粉同色系日常穿搭",</w:t>
-        <w:br/>
       </w:r>
       <w:r>
         <w:rPr>
@@ -16209,8 +16336,6 @@
           <w:color w:val="2A2722"/>
           <w:sz w:val="15"/>
         </w:rPr>
-        <w:t xml:space="preserve">          "aiGenerated": true</w:t>
-        <w:br/>
       </w:r>
       <w:r>
         <w:rPr>
@@ -16218,8 +16343,6 @@
           <w:color w:val="2A2722"/>
           <w:sz w:val="15"/>
         </w:rPr>
-        <w:t xml:space="preserve">        },</w:t>
-        <w:br/>
       </w:r>
       <w:r>
         <w:rPr>
@@ -16227,8 +16350,6 @@
           <w:color w:val="2A2722"/>
           <w:sz w:val="15"/>
         </w:rPr>
-        <w:t xml:space="preserve">        "detailImages": [</w:t>
-        <w:br/>
       </w:r>
       <w:r>
         <w:rPr>
@@ -16236,8 +16357,6 @@
           <w:color w:val="2A2722"/>
           <w:sz w:val="15"/>
         </w:rPr>
-        <w:t xml:space="preserve">          {"assetId": "asset_look_alt_01_detail", "url": "https://cdn.example.com/assets/alt-01-detail-hash.webp", "altText": "红粉同色系材质细节"}</w:t>
-        <w:br/>
       </w:r>
       <w:r>
         <w:rPr>
@@ -16245,8 +16364,6 @@
           <w:color w:val="2A2722"/>
           <w:sz w:val="15"/>
         </w:rPr>
-        <w:t xml:space="preserve">        ],</w:t>
-        <w:br/>
       </w:r>
       <w:r>
         <w:rPr>
@@ -16254,8 +16371,6 @@
           <w:color w:val="2A2722"/>
           <w:sz w:val="15"/>
         </w:rPr>
-        <w:t xml:space="preserve">        "items": [</w:t>
-        <w:br/>
       </w:r>
       <w:r>
         <w:rPr>
@@ -16263,8 +16378,6 @@
           <w:color w:val="2A2722"/>
           <w:sz w:val="15"/>
         </w:rPr>
-        <w:t xml:space="preserve">          {"category": "top", "categoryLabel": "上衣", "colorCode": "pink_family", "description": "低饱和粉色上衣"},</w:t>
-        <w:br/>
       </w:r>
       <w:r>
         <w:rPr>
@@ -16272,8 +16385,6 @@
           <w:color w:val="2A2722"/>
           <w:sz w:val="15"/>
         </w:rPr>
-        <w:t xml:space="preserve">          {"category": "bottom", "categoryLabel": "下装", "colorCode": "red", "description": "深红色下装"}</w:t>
-        <w:br/>
       </w:r>
       <w:r>
         <w:rPr>
@@ -16281,8 +16392,6 @@
           <w:color w:val="2A2722"/>
           <w:sz w:val="15"/>
         </w:rPr>
-        <w:t xml:space="preserve">        ],</w:t>
-        <w:br/>
       </w:r>
       <w:r>
         <w:rPr>
@@ -16290,8 +16399,6 @@
           <w:color w:val="2A2722"/>
           <w:sz w:val="15"/>
         </w:rPr>
-        <w:t xml:space="preserve">        "alternatives": [],</w:t>
-        <w:br/>
       </w:r>
       <w:r>
         <w:rPr>
@@ -16299,8 +16406,6 @@
           <w:color w:val="2A2722"/>
           <w:sz w:val="15"/>
         </w:rPr>
-        <w:t xml:space="preserve">        "aiDisclosure": "AI 生成穿搭示意图"</w:t>
-        <w:br/>
       </w:r>
       <w:r>
         <w:rPr>
@@ -16308,8 +16413,6 @@
           <w:color w:val="2A2722"/>
           <w:sz w:val="15"/>
         </w:rPr>
-        <w:t xml:space="preserve">      },</w:t>
-        <w:br/>
       </w:r>
       <w:r>
         <w:rPr>
@@ -16317,8 +16420,6 @@
           <w:color w:val="2A2722"/>
           <w:sz w:val="15"/>
         </w:rPr>
-        <w:t xml:space="preserve">      {</w:t>
-        <w:br/>
       </w:r>
       <w:r>
         <w:rPr>
@@ -16326,8 +16427,6 @@
           <w:color w:val="2A2722"/>
           <w:sz w:val="15"/>
         </w:rPr>
-        <w:t xml:space="preserve">        "lookId": "look-alt-02",</w:t>
-        <w:br/>
       </w:r>
       <w:r>
         <w:rPr>
@@ -16335,8 +16434,6 @@
           <w:color w:val="2A2722"/>
           <w:sz w:val="15"/>
         </w:rPr>
-        <w:t xml:space="preserve">        "formulaId": "formula-dual-01",</w:t>
-        <w:br/>
       </w:r>
       <w:r>
         <w:rPr>
@@ -16344,8 +16441,6 @@
           <w:color w:val="2A2722"/>
           <w:sz w:val="15"/>
         </w:rPr>
-        <w:t xml:space="preserve">        "priority": "alternate",</w:t>
-        <w:br/>
       </w:r>
       <w:r>
         <w:rPr>
@@ -16353,8 +16448,6 @@
           <w:color w:val="2A2722"/>
           <w:sz w:val="15"/>
         </w:rPr>
-        <w:t xml:space="preserve">        "requiredForPublish": true,</w:t>
-        <w:br/>
       </w:r>
       <w:r>
         <w:rPr>
@@ -16362,8 +16455,6 @@
           <w:color w:val="2A2722"/>
           <w:sz w:val="15"/>
         </w:rPr>
-        <w:t xml:space="preserve">        "sortOrder": 2,</w:t>
-        <w:br/>
       </w:r>
       <w:r>
         <w:rPr>
@@ -16371,8 +16462,6 @@
           <w:color w:val="2A2722"/>
           <w:sz w:val="15"/>
         </w:rPr>
-        <w:t xml:space="preserve">        "title": "红绿双色日常方案",</w:t>
-        <w:br/>
       </w:r>
       <w:r>
         <w:rPr>
@@ -16380,8 +16469,6 @@
           <w:color w:val="2A2722"/>
           <w:sz w:val="15"/>
         </w:rPr>
-        <w:t xml:space="preserve">        "scenario": {"code": "daily", "label": "日常"},</w:t>
-        <w:br/>
       </w:r>
       <w:r>
         <w:rPr>
@@ -16389,8 +16476,6 @@
           <w:color w:val="2A2722"/>
           <w:sz w:val="15"/>
         </w:rPr>
-        <w:t xml:space="preserve">        "audience": {"code": "adult_women", "label": "成年女性"},</w:t>
-        <w:br/>
       </w:r>
       <w:r>
         <w:rPr>
@@ -16398,8 +16483,6 @@
           <w:color w:val="2A2722"/>
           <w:sz w:val="15"/>
         </w:rPr>
-        <w:t xml:space="preserve">        "coverImage": {</w:t>
-        <w:br/>
       </w:r>
       <w:r>
         <w:rPr>
@@ -16407,8 +16490,6 @@
           <w:color w:val="2A2722"/>
           <w:sz w:val="15"/>
         </w:rPr>
-        <w:t xml:space="preserve">          "assetId": "asset_look_alt_02_cover",</w:t>
-        <w:br/>
       </w:r>
       <w:r>
         <w:rPr>
@@ -16416,8 +16497,6 @@
           <w:color w:val="2A2722"/>
           <w:sz w:val="15"/>
         </w:rPr>
-        <w:t xml:space="preserve">          "url": "https://cdn.example.com/assets/alt-02-cover-hash.webp",</w:t>
-        <w:br/>
       </w:r>
       <w:r>
         <w:rPr>
@@ -16425,8 +16504,6 @@
           <w:color w:val="2A2722"/>
           <w:sz w:val="15"/>
         </w:rPr>
-        <w:t xml:space="preserve">          "width": 1200,</w:t>
-        <w:br/>
       </w:r>
       <w:r>
         <w:rPr>
@@ -16434,8 +16511,6 @@
           <w:color w:val="2A2722"/>
           <w:sz w:val="15"/>
         </w:rPr>
-        <w:t xml:space="preserve">          "height": 1600,</w:t>
-        <w:br/>
       </w:r>
       <w:r>
         <w:rPr>
@@ -16443,8 +16518,6 @@
           <w:color w:val="2A2722"/>
           <w:sz w:val="15"/>
         </w:rPr>
-        <w:t xml:space="preserve">          "altText": "红色上衣和绿色下装的日常穿搭",</w:t>
-        <w:br/>
       </w:r>
       <w:r>
         <w:rPr>
@@ -16452,8 +16525,6 @@
           <w:color w:val="2A2722"/>
           <w:sz w:val="15"/>
         </w:rPr>
-        <w:t xml:space="preserve">          "aiGenerated": true</w:t>
-        <w:br/>
       </w:r>
       <w:r>
         <w:rPr>
@@ -16461,8 +16532,6 @@
           <w:color w:val="2A2722"/>
           <w:sz w:val="15"/>
         </w:rPr>
-        <w:t xml:space="preserve">        },</w:t>
-        <w:br/>
       </w:r>
       <w:r>
         <w:rPr>
@@ -16470,8 +16539,6 @@
           <w:color w:val="2A2722"/>
           <w:sz w:val="15"/>
         </w:rPr>
-        <w:t xml:space="preserve">        "detailImages": [</w:t>
-        <w:br/>
       </w:r>
       <w:r>
         <w:rPr>
@@ -16479,8 +16546,6 @@
           <w:color w:val="2A2722"/>
           <w:sz w:val="15"/>
         </w:rPr>
-        <w:t xml:space="preserve">          {"assetId": "asset_look_alt_02_detail", "url": "https://cdn.example.com/assets/alt-02-detail-hash.webp", "altText": "红绿双色穿搭细节"}</w:t>
-        <w:br/>
       </w:r>
       <w:r>
         <w:rPr>
@@ -16488,8 +16553,6 @@
           <w:color w:val="2A2722"/>
           <w:sz w:val="15"/>
         </w:rPr>
-        <w:t xml:space="preserve">        ],</w:t>
-        <w:br/>
       </w:r>
       <w:r>
         <w:rPr>
@@ -16497,8 +16560,6 @@
           <w:color w:val="2A2722"/>
           <w:sz w:val="15"/>
         </w:rPr>
-        <w:t xml:space="preserve">        "items": [</w:t>
-        <w:br/>
       </w:r>
       <w:r>
         <w:rPr>
@@ -16506,8 +16567,6 @@
           <w:color w:val="2A2722"/>
           <w:sz w:val="15"/>
         </w:rPr>
-        <w:t xml:space="preserve">          {"category": "top", "categoryLabel": "上衣", "colorCode": "red", "description": "红色上衣"},</w:t>
-        <w:br/>
       </w:r>
       <w:r>
         <w:rPr>
@@ -16515,8 +16574,6 @@
           <w:color w:val="2A2722"/>
           <w:sz w:val="15"/>
         </w:rPr>
-        <w:t xml:space="preserve">          {"category": "bottom", "categoryLabel": "下装", "colorCode": "green", "description": "绿色下装"}</w:t>
-        <w:br/>
       </w:r>
       <w:r>
         <w:rPr>
@@ -16524,8 +16581,6 @@
           <w:color w:val="2A2722"/>
           <w:sz w:val="15"/>
         </w:rPr>
-        <w:t xml:space="preserve">        ],</w:t>
-        <w:br/>
       </w:r>
       <w:r>
         <w:rPr>
@@ -16533,8 +16588,6 @@
           <w:color w:val="2A2722"/>
           <w:sz w:val="15"/>
         </w:rPr>
-        <w:t xml:space="preserve">        "alternatives": [],</w:t>
-        <w:br/>
       </w:r>
       <w:r>
         <w:rPr>
@@ -16542,8 +16595,6 @@
           <w:color w:val="2A2722"/>
           <w:sz w:val="15"/>
         </w:rPr>
-        <w:t xml:space="preserve">        "aiDisclosure": "AI 生成穿搭示意图"</w:t>
-        <w:br/>
       </w:r>
       <w:r>
         <w:rPr>
@@ -16551,8 +16602,6 @@
           <w:color w:val="2A2722"/>
           <w:sz w:val="15"/>
         </w:rPr>
-        <w:t xml:space="preserve">      }</w:t>
-        <w:br/>
       </w:r>
       <w:r>
         <w:rPr>
@@ -16560,8 +16609,6 @@
           <w:color w:val="2A2722"/>
           <w:sz w:val="15"/>
         </w:rPr>
-        <w:t xml:space="preserve">    ],</w:t>
-        <w:br/>
       </w:r>
       <w:r>
         <w:rPr>
@@ -16569,8 +16616,6 @@
           <w:color w:val="2A2722"/>
           <w:sz w:val="15"/>
         </w:rPr>
-        <w:t xml:space="preserve">    "basis": {</w:t>
-        <w:br/>
       </w:r>
       <w:r>
         <w:rPr>
@@ -16578,8 +16623,6 @@
           <w:color w:val="2A2722"/>
           <w:sz w:val="15"/>
         </w:rPr>
-        <w:t xml:space="preserve">      "steps": ["今日干支为庚寅", "日柱地支取寅", "寅属木，因此今日为木日"],</w:t>
-        <w:br/>
       </w:r>
       <w:r>
         <w:rPr>
@@ -16587,8 +16630,6 @@
           <w:color w:val="2A2722"/>
           <w:sz w:val="15"/>
         </w:rPr>
-        <w:t xml:space="preserve">      "disclaimer": "内容基于传统文化规则整理，仅供穿搭参考。"</w:t>
-        <w:br/>
       </w:r>
       <w:r>
         <w:rPr>
@@ -16596,8 +16637,6 @@
           <w:color w:val="2A2722"/>
           <w:sz w:val="15"/>
         </w:rPr>
-        <w:t xml:space="preserve">    },</w:t>
-        <w:br/>
       </w:r>
       <w:r>
         <w:rPr>
@@ -16605,8 +16644,6 @@
           <w:color w:val="2A2722"/>
           <w:sz w:val="15"/>
         </w:rPr>
-        <w:t xml:space="preserve">    "share": {</w:t>
-        <w:br/>
       </w:r>
       <w:r>
         <w:rPr>
@@ -16614,8 +16651,6 @@
           <w:color w:val="2A2722"/>
           <w:sz w:val="15"/>
         </w:rPr>
-        <w:t xml:space="preserve">      "summaryText": "今日木日，优先参考红、橙、紫、粉色系。",</w:t>
-        <w:br/>
       </w:r>
       <w:r>
         <w:rPr>
@@ -16623,8 +16658,6 @@
           <w:color w:val="2A2722"/>
           <w:sz w:val="15"/>
         </w:rPr>
-        <w:t xml:space="preserve">      "copyText": "今日穿搭参考：优先火色，稳妥选择木色。",</w:t>
-        <w:br/>
       </w:r>
       <w:r>
         <w:rPr>
@@ -16632,8 +16665,6 @@
           <w:color w:val="2A2722"/>
           <w:sz w:val="15"/>
         </w:rPr>
-        <w:t xml:space="preserve">      "poster": {</w:t>
-        <w:br/>
       </w:r>
       <w:r>
         <w:rPr>
@@ -16641,8 +16672,6 @@
           <w:color w:val="2A2722"/>
           <w:sz w:val="15"/>
         </w:rPr>
-        <w:t xml:space="preserve">        "posterTemplateVersion": "poster-template-v3",</w:t>
-        <w:br/>
       </w:r>
       <w:r>
         <w:rPr>
@@ -16650,8 +16679,6 @@
           <w:color w:val="2A2722"/>
           <w:sz w:val="15"/>
         </w:rPr>
-        <w:t xml:space="preserve">        "jobEndpoint": "/api/v1/poster-jobs"</w:t>
-        <w:br/>
       </w:r>
       <w:r>
         <w:rPr>
@@ -16659,8 +16686,6 @@
           <w:color w:val="2A2722"/>
           <w:sz w:val="15"/>
         </w:rPr>
-        <w:t xml:space="preserve">      }</w:t>
-        <w:br/>
       </w:r>
       <w:r>
         <w:rPr>
@@ -16668,8 +16693,6 @@
           <w:color w:val="2A2722"/>
           <w:sz w:val="15"/>
         </w:rPr>
-        <w:t xml:space="preserve">    },</w:t>
-        <w:br/>
       </w:r>
       <w:r>
         <w:rPr>
@@ -16677,8 +16700,6 @@
           <w:color w:val="2A2722"/>
           <w:sz w:val="15"/>
         </w:rPr>
-        <w:t xml:space="preserve">    "versions": {</w:t>
-        <w:br/>
       </w:r>
       <w:r>
         <w:rPr>
@@ -16686,8 +16707,6 @@
           <w:color w:val="2A2722"/>
           <w:sz w:val="15"/>
         </w:rPr>
-        <w:t xml:space="preserve">      "contentVersion": "fd-20260715-r3",</w:t>
-        <w:br/>
       </w:r>
       <w:r>
         <w:rPr>
@@ -16695,8 +16714,6 @@
           <w:color w:val="2A2722"/>
           <w:sz w:val="15"/>
         </w:rPr>
-        <w:t xml:space="preserve">      "calendarDataVersion": "calendar-20260715-r1",</w:t>
-        <w:br/>
       </w:r>
       <w:r>
         <w:rPr>
@@ -16704,8 +16721,6 @@
           <w:color w:val="2A2722"/>
           <w:sz w:val="15"/>
         </w:rPr>
-        <w:t xml:space="preserve">      "calendarRuleVersion": "fortune-date-23h-v1",</w:t>
-        <w:br/>
       </w:r>
       <w:r>
         <w:rPr>
@@ -16713,8 +16728,6 @@
           <w:color w:val="2A2722"/>
           <w:sz w:val="15"/>
         </w:rPr>
-        <w:t xml:space="preserve">      "algorithmVersion": "wx-public-1.0.0",</w:t>
-        <w:br/>
       </w:r>
       <w:r>
         <w:rPr>
@@ -16722,8 +16735,6 @@
           <w:color w:val="2A2722"/>
           <w:sz w:val="15"/>
         </w:rPr>
-        <w:t xml:space="preserve">      "copyVersion": "copy-20260715-r2",</w:t>
-        <w:br/>
       </w:r>
       <w:r>
         <w:rPr>
@@ -16731,8 +16742,6 @@
           <w:color w:val="2A2722"/>
           <w:sz w:val="15"/>
         </w:rPr>
-        <w:t xml:space="preserve">      "outfitVersion": "outfit-20260715-r3",</w:t>
-        <w:br/>
       </w:r>
       <w:r>
         <w:rPr>
@@ -16740,8 +16749,6 @@
           <w:color w:val="2A2722"/>
           <w:sz w:val="15"/>
         </w:rPr>
-        <w:t xml:space="preserve">      "assetManifestVersion": "assets-20260715-r2",</w:t>
-        <w:br/>
       </w:r>
       <w:r>
         <w:rPr>
@@ -16749,8 +16756,6 @@
           <w:color w:val="2A2722"/>
           <w:sz w:val="15"/>
         </w:rPr>
-        <w:t xml:space="preserve">      "posterTemplateVersion": "poster-template-v3"</w:t>
-        <w:br/>
       </w:r>
       <w:r>
         <w:rPr>
@@ -16758,8 +16763,6 @@
           <w:color w:val="2A2722"/>
           <w:sz w:val="15"/>
         </w:rPr>
-        <w:t xml:space="preserve">    }</w:t>
-        <w:br/>
       </w:r>
       <w:r>
         <w:rPr>
@@ -16767,8 +16770,6 @@
           <w:color w:val="2A2722"/>
           <w:sz w:val="15"/>
         </w:rPr>
-        <w:t xml:space="preserve">  }</w:t>
-        <w:br/>
       </w:r>
       <w:r>
         <w:rPr>
@@ -16776,7 +16777,6 @@
           <w:color w:val="2A2722"/>
           <w:sz w:val="15"/>
         </w:rPr>
-        <w:t>}</w:t>
       </w:r>
     </w:p>
     <w:p>
@@ -17019,13 +17019,12 @@
           <w:color w:val="7F2E24"/>
           <w:sz w:val="17"/>
         </w:rPr>
-        <w:t>tiers</w:t>
-      </w:r>
-      <w:r>
-        <w:rPr>
-          <w:rFonts w:ascii="Arial" w:hAnsi="Arial" w:eastAsia="Heiti SC"/>
-        </w:rPr>
-        <w:t xml:space="preserve"> 是内部完整答案；公开网页把 </w:t>
+        <w:t>tiers 是内部完整答案；displaySection 固定告诉网页把前三档放入 primary、把 jiao_cha 与 bu_li 合并到 attention，网页不得重新推算分组；</w:t>
+      </w:r>
+      <w:r>
+        <w:rPr>
+          <w:rFonts w:ascii="Arial" w:hAnsi="Arial" w:eastAsia="Heiti SC"/>
+        </w:rPr>
       </w:r>
       <w:r>
         <w:rPr>
@@ -17033,13 +17032,11 @@
           <w:color w:val="7F2E24"/>
           <w:sz w:val="17"/>
         </w:rPr>
-        <w:t>jiao_cha</w:t>
-      </w:r>
-      <w:r>
-        <w:rPr>
-          <w:rFonts w:ascii="Arial" w:hAnsi="Arial" w:eastAsia="Heiti SC"/>
-        </w:rPr>
-        <w:t xml:space="preserve"> 与 </w:t>
+      </w:r>
+      <w:r>
+        <w:rPr>
+          <w:rFonts w:ascii="Arial" w:hAnsi="Arial" w:eastAsia="Heiti SC"/>
+        </w:rPr>
       </w:r>
       <w:r>
         <w:rPr>
@@ -17047,13 +17044,11 @@
           <w:color w:val="7F2E24"/>
           <w:sz w:val="17"/>
         </w:rPr>
-        <w:t>bu_li</w:t>
-      </w:r>
-      <w:r>
-        <w:rPr>
-          <w:rFonts w:ascii="Arial" w:hAnsi="Arial" w:eastAsia="Heiti SC"/>
-        </w:rPr>
-        <w:t xml:space="preserve"> 合并为一张“注意”卡，同时保留两组颜色和各自关系说明；</w:t>
+      </w:r>
+      <w:r>
+        <w:rPr>
+          <w:rFonts w:ascii="Arial" w:hAnsi="Arial" w:eastAsia="Heiti SC"/>
+        </w:rPr>
       </w:r>
     </w:p>
     <w:p>
@@ -17066,13 +17061,12 @@
           <w:color w:val="7F2E24"/>
           <w:sz w:val="17"/>
         </w:rPr>
-        <w:t>element</w:t>
-      </w:r>
-      <w:r>
-        <w:rPr>
-          <w:rFonts w:ascii="Arial" w:hAnsi="Arial" w:eastAsia="Heiti SC"/>
-        </w:rPr>
-        <w:t xml:space="preserve"> 固定为 </w:t>
+        <w:t>balanceSuggestion 单独返回，始终只建议用大吉色普通配饰做小面积补充；</w:t>
+      </w:r>
+      <w:r>
+        <w:rPr>
+          <w:rFonts w:ascii="Arial" w:hAnsi="Arial" w:eastAsia="Heiti SC"/>
+        </w:rPr>
       </w:r>
       <w:r>
         <w:rPr>
@@ -17080,13 +17074,11 @@
           <w:color w:val="7F2E24"/>
           <w:sz w:val="17"/>
         </w:rPr>
-        <w:t>wood</w:t>
-      </w:r>
-      <w:r>
-        <w:rPr>
-          <w:rFonts w:ascii="Arial" w:hAnsi="Arial" w:eastAsia="Heiti SC"/>
-        </w:rPr>
-        <w:t>、</w:t>
+      </w:r>
+      <w:r>
+        <w:rPr>
+          <w:rFonts w:ascii="Arial" w:hAnsi="Arial" w:eastAsia="Heiti SC"/>
+        </w:rPr>
       </w:r>
       <w:r>
         <w:rPr>
@@ -17094,27 +17086,30 @@
           <w:color w:val="7F2E24"/>
           <w:sz w:val="17"/>
         </w:rPr>
-        <w:t>fire</w:t>
-      </w:r>
-      <w:r>
-        <w:rPr>
-          <w:rFonts w:ascii="Arial" w:hAnsi="Arial" w:eastAsia="Heiti SC"/>
-        </w:rPr>
-        <w:t>、</w:t>
-      </w:r>
+      </w:r>
+      <w:r>
+        <w:rPr>
+          <w:rFonts w:ascii="Arial" w:hAnsi="Arial" w:eastAsia="Heiti SC"/>
+        </w:rPr>
+      </w:r>
+    </w:p>
+    <w:p>
+      <w:pPr>
+        <w:pStyle w:val="ListBullet"/>
+      </w:pPr>
       <w:r>
         <w:rPr>
           <w:rFonts w:ascii="Menlo" w:hAnsi="Menlo" w:eastAsia="Heiti SC"/>
           <w:color w:val="7F2E24"/>
           <w:sz w:val="17"/>
         </w:rPr>
-        <w:t>earth</w:t>
-      </w:r>
-      <w:r>
-        <w:rPr>
-          <w:rFonts w:ascii="Arial" w:hAnsi="Arial" w:eastAsia="Heiti SC"/>
-        </w:rPr>
-        <w:t>、</w:t>
+        <w:t>element</w:t>
+      </w:r>
+      <w:r>
+        <w:rPr>
+          <w:rFonts w:ascii="Arial" w:hAnsi="Arial" w:eastAsia="Heiti SC"/>
+        </w:rPr>
+        <w:t xml:space="preserve"> 固定为 </w:t>
       </w:r>
       <w:r>
         <w:rPr>
@@ -17122,7 +17117,7 @@
           <w:color w:val="7F2E24"/>
           <w:sz w:val="17"/>
         </w:rPr>
-        <w:t>metal</w:t>
+        <w:t>wood</w:t>
       </w:r>
       <w:r>
         <w:rPr>
@@ -17136,62 +17131,41 @@
           <w:color w:val="7F2E24"/>
           <w:sz w:val="17"/>
         </w:rPr>
-        <w:t>water</w:t>
-      </w:r>
-      <w:r>
-        <w:rPr>
-          <w:rFonts w:ascii="Arial" w:hAnsi="Arial" w:eastAsia="Heiti SC"/>
-        </w:rPr>
-        <w:t>；</w:t>
-      </w:r>
-    </w:p>
-    <w:p>
-      <w:pPr>
-        <w:pStyle w:val="ListBullet"/>
-      </w:pPr>
+        <w:t>fire</w:t>
+      </w:r>
+      <w:r>
+        <w:rPr>
+          <w:rFonts w:ascii="Arial" w:hAnsi="Arial" w:eastAsia="Heiti SC"/>
+        </w:rPr>
+        <w:t>、</w:t>
+      </w:r>
       <w:r>
         <w:rPr>
           <w:rFonts w:ascii="Menlo" w:hAnsi="Menlo" w:eastAsia="Heiti SC"/>
           <w:color w:val="7F2E24"/>
           <w:sz w:val="17"/>
         </w:rPr>
-        <w:t>colorCode</w:t>
-      </w:r>
-      <w:r>
-        <w:rPr>
-          <w:rFonts w:ascii="Arial" w:hAnsi="Arial" w:eastAsia="Heiti SC"/>
-        </w:rPr>
-        <w:t xml:space="preserve"> 只能来自已审核颜色表，前端不得根据 HEX 或图片色相重新归行；</w:t>
-      </w:r>
-    </w:p>
-    <w:p>
-      <w:pPr>
-        <w:pStyle w:val="ListBullet"/>
-      </w:pPr>
+        <w:t>earth</w:t>
+      </w:r>
+      <w:r>
+        <w:rPr>
+          <w:rFonts w:ascii="Arial" w:hAnsi="Arial" w:eastAsia="Heiti SC"/>
+        </w:rPr>
+        <w:t>、</w:t>
+      </w:r>
       <w:r>
         <w:rPr>
           <w:rFonts w:ascii="Menlo" w:hAnsi="Menlo" w:eastAsia="Heiti SC"/>
           <w:color w:val="7F2E24"/>
           <w:sz w:val="17"/>
         </w:rPr>
-        <w:t>outfitFormulas</w:t>
-      </w:r>
-      <w:r>
-        <w:rPr>
-          <w:rFonts w:ascii="Arial" w:hAnsi="Arial" w:eastAsia="Heiti SC"/>
-        </w:rPr>
-        <w:t xml:space="preserve"> 至少包含单色、双色、三色各一项；</w:t>
-      </w:r>
-    </w:p>
-    <w:p>
-      <w:pPr>
-        <w:pStyle w:val="ListBullet"/>
-      </w:pPr>
-      <w:r>
-        <w:rPr>
-          <w:rFonts w:ascii="Arial" w:hAnsi="Arial" w:eastAsia="Heiti SC"/>
-        </w:rPr>
-        <w:t xml:space="preserve">三色方案填写比例时，比例之和必须等于 100；未确认的比例返回 </w:t>
+        <w:t>metal</w:t>
+      </w:r>
+      <w:r>
+        <w:rPr>
+          <w:rFonts w:ascii="Arial" w:hAnsi="Arial" w:eastAsia="Heiti SC"/>
+        </w:rPr>
+        <w:t>、</w:t>
       </w:r>
       <w:r>
         <w:rPr>
@@ -17199,7 +17173,7 @@
           <w:color w:val="7F2E24"/>
           <w:sz w:val="17"/>
         </w:rPr>
-        <w:t>null</w:t>
+        <w:t>water</w:t>
       </w:r>
       <w:r>
         <w:rPr>
@@ -17212,50 +17186,49 @@
       <w:pPr>
         <w:pStyle w:val="ListBullet"/>
       </w:pPr>
-      <w:r>
-        <w:rPr>
-          <w:rFonts w:ascii="Arial" w:hAnsi="Arial" w:eastAsia="Heiti SC"/>
-        </w:rPr>
-        <w:t xml:space="preserve">每日恰有 2 个 </w:t>
-      </w:r>
       <w:r>
         <w:rPr>
           <w:rFonts w:ascii="Menlo" w:hAnsi="Menlo" w:eastAsia="Heiti SC"/>
           <w:color w:val="7F2E24"/>
           <w:sz w:val="17"/>
         </w:rPr>
-        <w:t>requiredForPublish = true</w:t>
-      </w:r>
-      <w:r>
-        <w:rPr>
-          <w:rFonts w:ascii="Arial" w:hAnsi="Arial" w:eastAsia="Heiti SC"/>
-        </w:rPr>
-        <w:t xml:space="preserve"> 的图片方案，第 3 个方案为可选；必备图不可用时必须明确使用已审核降级模板；</w:t>
+        <w:t>colorCode</w:t>
+      </w:r>
+      <w:r>
+        <w:rPr>
+          <w:rFonts w:ascii="Arial" w:hAnsi="Arial" w:eastAsia="Heiti SC"/>
+        </w:rPr>
+        <w:t xml:space="preserve"> 只能来自已审核颜色表，前端不得根据 HEX 或图片色相重新归行；</w:t>
       </w:r>
     </w:p>
     <w:p>
       <w:pPr>
         <w:pStyle w:val="ListBullet"/>
       </w:pPr>
-      <w:r>
-        <w:rPr>
-          <w:rFonts w:ascii="Arial" w:hAnsi="Arial" w:eastAsia="Heiti SC"/>
-        </w:rPr>
-        <w:t xml:space="preserve">所有 </w:t>
-      </w:r>
       <w:r>
         <w:rPr>
           <w:rFonts w:ascii="Menlo" w:hAnsi="Menlo" w:eastAsia="Heiti SC"/>
           <w:color w:val="7F2E24"/>
           <w:sz w:val="17"/>
         </w:rPr>
-        <w:t>formulaId</w:t>
-      </w:r>
-      <w:r>
-        <w:rPr>
-          <w:rFonts w:ascii="Arial" w:hAnsi="Arial" w:eastAsia="Heiti SC"/>
-        </w:rPr>
-        <w:t>、</w:t>
+        <w:t>outfitFormulas</w:t>
+      </w:r>
+      <w:r>
+        <w:rPr>
+          <w:rFonts w:ascii="Arial" w:hAnsi="Arial" w:eastAsia="Heiti SC"/>
+        </w:rPr>
+        <w:t xml:space="preserve"> 至少包含单色、双色、三色各一项；</w:t>
+      </w:r>
+    </w:p>
+    <w:p>
+      <w:pPr>
+        <w:pStyle w:val="ListBullet"/>
+      </w:pPr>
+      <w:r>
+        <w:rPr>
+          <w:rFonts w:ascii="Arial" w:hAnsi="Arial" w:eastAsia="Heiti SC"/>
+        </w:rPr>
+        <w:t xml:space="preserve">三色方案填写比例时，比例之和必须等于 100；未确认的比例返回 </w:t>
       </w:r>
       <w:r>
         <w:rPr>
@@ -17263,13 +17236,24 @@
           <w:color w:val="7F2E24"/>
           <w:sz w:val="17"/>
         </w:rPr>
-        <w:t>lookId</w:t>
-      </w:r>
-      <w:r>
-        <w:rPr>
-          <w:rFonts w:ascii="Arial" w:hAnsi="Arial" w:eastAsia="Heiti SC"/>
-        </w:rPr>
-        <w:t>、</w:t>
+        <w:t>null</w:t>
+      </w:r>
+      <w:r>
+        <w:rPr>
+          <w:rFonts w:ascii="Arial" w:hAnsi="Arial" w:eastAsia="Heiti SC"/>
+        </w:rPr>
+        <w:t>；</w:t>
+      </w:r>
+    </w:p>
+    <w:p>
+      <w:pPr>
+        <w:pStyle w:val="ListBullet"/>
+      </w:pPr>
+      <w:r>
+        <w:rPr>
+          <w:rFonts w:ascii="Arial" w:hAnsi="Arial" w:eastAsia="Heiti SC"/>
+        </w:rPr>
+        <w:t xml:space="preserve">每日恰有 2 个 </w:t>
       </w:r>
       <w:r>
         <w:rPr>
@@ -17277,13 +17261,24 @@
           <w:color w:val="7F2E24"/>
           <w:sz w:val="17"/>
         </w:rPr>
-        <w:t>colorCode</w:t>
-      </w:r>
-      <w:r>
-        <w:rPr>
-          <w:rFonts w:ascii="Arial" w:hAnsi="Arial" w:eastAsia="Heiti SC"/>
-        </w:rPr>
-        <w:t xml:space="preserve"> 和 </w:t>
+        <w:t>requiredForPublish = true</w:t>
+      </w:r>
+      <w:r>
+        <w:rPr>
+          <w:rFonts w:ascii="Arial" w:hAnsi="Arial" w:eastAsia="Heiti SC"/>
+        </w:rPr>
+        <w:t xml:space="preserve"> 的图片方案，第 3 个方案为可选；必备图不可用时必须明确使用已审核降级模板；</w:t>
+      </w:r>
+    </w:p>
+    <w:p>
+      <w:pPr>
+        <w:pStyle w:val="ListBullet"/>
+      </w:pPr>
+      <w:r>
+        <w:rPr>
+          <w:rFonts w:ascii="Arial" w:hAnsi="Arial" w:eastAsia="Heiti SC"/>
+        </w:rPr>
+        <w:t>公开图片只返回展示所需的 URL、尺寸、格式、替代文字和 AI 说明；文件校验值、权利记录和内部检查状态只出现在后台；</w:t>
       </w:r>
       <w:r>
         <w:rPr>
@@ -17291,13 +17286,11 @@
           <w:color w:val="7F2E24"/>
           <w:sz w:val="17"/>
         </w:rPr>
-        <w:t>assetId</w:t>
-      </w:r>
-      <w:r>
-        <w:rPr>
-          <w:rFonts w:ascii="Arial" w:hAnsi="Arial" w:eastAsia="Heiti SC"/>
-        </w:rPr>
-        <w:t xml:space="preserve"> 引用在发布前通过完整性校验；</w:t>
+      </w:r>
+      <w:r>
+        <w:rPr>
+          <w:rFonts w:ascii="Arial" w:hAnsi="Arial" w:eastAsia="Heiti SC"/>
+        </w:rPr>
       </w:r>
     </w:p>
     <w:p>
@@ -17308,26 +17301,21 @@
         <w:rPr>
           <w:rFonts w:ascii="Arial" w:hAnsi="Arial" w:eastAsia="Heiti SC"/>
         </w:rPr>
-        <w:t>图片 URL 必须包含内容哈希或版本路径，禁止覆盖同一 URL 下的文件；</w:t>
-      </w:r>
-    </w:p>
-    <w:p>
-      <w:pPr>
-        <w:pStyle w:val="ListBullet"/>
-      </w:pPr>
+        <w:t xml:space="preserve">所有 </w:t>
+      </w:r>
       <w:r>
         <w:rPr>
           <w:rFonts w:ascii="Menlo" w:hAnsi="Menlo" w:eastAsia="Heiti SC"/>
           <w:color w:val="7F2E24"/>
           <w:sz w:val="17"/>
         </w:rPr>
-        <w:t>posterTemplateVersion</w:t>
-      </w:r>
-      <w:r>
-        <w:rPr>
-          <w:rFonts w:ascii="Arial" w:hAnsi="Arial" w:eastAsia="Heiti SC"/>
-        </w:rPr>
-        <w:t xml:space="preserve"> 被 </w:t>
+        <w:t>formulaId</w:t>
+      </w:r>
+      <w:r>
+        <w:rPr>
+          <w:rFonts w:ascii="Arial" w:hAnsi="Arial" w:eastAsia="Heiti SC"/>
+        </w:rPr>
+        <w:t>、</w:t>
       </w:r>
       <w:r>
         <w:rPr>
@@ -17335,13 +17323,13 @@
           <w:color w:val="7F2E24"/>
           <w:sz w:val="17"/>
         </w:rPr>
-        <w:t>contentVersion</w:t>
-      </w:r>
-      <w:r>
-        <w:rPr>
-          <w:rFonts w:ascii="Arial" w:hAnsi="Arial" w:eastAsia="Heiti SC"/>
-        </w:rPr>
-        <w:t xml:space="preserve"> 锁定；按平台与渠道生成的 </w:t>
+        <w:t>lookId</w:t>
+      </w:r>
+      <w:r>
+        <w:rPr>
+          <w:rFonts w:ascii="Arial" w:hAnsi="Arial" w:eastAsia="Heiti SC"/>
+        </w:rPr>
+        <w:t>、</w:t>
       </w:r>
       <w:r>
         <w:rPr>
@@ -17349,13 +17337,13 @@
           <w:color w:val="7F2E24"/>
           <w:sz w:val="17"/>
         </w:rPr>
-        <w:t>posterInstanceId</w:t>
-      </w:r>
-      <w:r>
-        <w:rPr>
-          <w:rFonts w:ascii="Arial" w:hAnsi="Arial" w:eastAsia="Heiti SC"/>
-        </w:rPr>
-        <w:t xml:space="preserve"> 是派生制品，不回写内容快照，也不改变 </w:t>
+        <w:t>colorCode</w:t>
+      </w:r>
+      <w:r>
+        <w:rPr>
+          <w:rFonts w:ascii="Arial" w:hAnsi="Arial" w:eastAsia="Heiti SC"/>
+        </w:rPr>
+        <w:t xml:space="preserve"> 和 </w:t>
       </w:r>
       <w:r>
         <w:rPr>
@@ -17363,13 +17351,78 @@
           <w:color w:val="7F2E24"/>
           <w:sz w:val="17"/>
         </w:rPr>
-        <w:t>contentVersion</w:t>
-      </w:r>
-      <w:r>
-        <w:rPr>
-          <w:rFonts w:ascii="Arial" w:hAnsi="Arial" w:eastAsia="Heiti SC"/>
-        </w:rPr>
-        <w:t>；</w:t>
+        <w:t>assetId</w:t>
+      </w:r>
+      <w:r>
+        <w:rPr>
+          <w:rFonts w:ascii="Arial" w:hAnsi="Arial" w:eastAsia="Heiti SC"/>
+        </w:rPr>
+        <w:t xml:space="preserve"> 引用在发布前通过完整性校验；</w:t>
+      </w:r>
+    </w:p>
+    <w:p>
+      <w:pPr>
+        <w:pStyle w:val="ListBullet"/>
+      </w:pPr>
+      <w:r>
+        <w:rPr>
+          <w:rFonts w:ascii="Arial" w:hAnsi="Arial" w:eastAsia="Heiti SC"/>
+        </w:rPr>
+        <w:t>图片 URL 必须包含内容哈希或版本路径，禁止覆盖同一 URL 下的文件；</w:t>
+      </w:r>
+    </w:p>
+    <w:p>
+      <w:pPr>
+        <w:pStyle w:val="ListBullet"/>
+      </w:pPr>
+      <w:r>
+        <w:rPr>
+          <w:rFonts w:ascii="Menlo" w:hAnsi="Menlo" w:eastAsia="Heiti SC"/>
+          <w:color w:val="7F2E24"/>
+          <w:sz w:val="17"/>
+        </w:rPr>
+        <w:t>posterTemplateVersion 被 contentVersion 锁定；按渠道生成的 posterInstanceId 是派生制品，不回写内容快照，也不改变 contentVersion；</w:t>
+      </w:r>
+      <w:r>
+        <w:rPr>
+          <w:rFonts w:ascii="Arial" w:hAnsi="Arial" w:eastAsia="Heiti SC"/>
+        </w:rPr>
+      </w:r>
+      <w:r>
+        <w:rPr>
+          <w:rFonts w:ascii="Menlo" w:hAnsi="Menlo" w:eastAsia="Heiti SC"/>
+          <w:color w:val="7F2E24"/>
+          <w:sz w:val="17"/>
+        </w:rPr>
+      </w:r>
+      <w:r>
+        <w:rPr>
+          <w:rFonts w:ascii="Arial" w:hAnsi="Arial" w:eastAsia="Heiti SC"/>
+        </w:rPr>
+      </w:r>
+      <w:r>
+        <w:rPr>
+          <w:rFonts w:ascii="Menlo" w:hAnsi="Menlo" w:eastAsia="Heiti SC"/>
+          <w:color w:val="7F2E24"/>
+          <w:sz w:val="17"/>
+        </w:rPr>
+      </w:r>
+      <w:r>
+        <w:rPr>
+          <w:rFonts w:ascii="Arial" w:hAnsi="Arial" w:eastAsia="Heiti SC"/>
+        </w:rPr>
+      </w:r>
+      <w:r>
+        <w:rPr>
+          <w:rFonts w:ascii="Menlo" w:hAnsi="Menlo" w:eastAsia="Heiti SC"/>
+          <w:color w:val="7F2E24"/>
+          <w:sz w:val="17"/>
+        </w:rPr>
+      </w:r>
+      <w:r>
+        <w:rPr>
+          <w:rFonts w:ascii="Arial" w:hAnsi="Arial" w:eastAsia="Heiti SC"/>
+        </w:rPr>
       </w:r>
     </w:p>
     <w:p>
@@ -18040,6 +18093,13 @@
         </w:rPr>
         <w:t>{</w:t>
         <w:br/>
+        <w:t xml:space="preserve">  "fortuneDate": "2026-07-15",</w:t>
+        <w:br/>
+        <w:t xml:space="preserve">  "expectedContentVersion": "fd-20260715-r3",</w:t>
+        <w:br/>
+        <w:t xml:space="preserve">  "channelId": "organic"</w:t>
+        <w:br/>
+        <w:t>}</w:t>
       </w:r>
       <w:r>
         <w:rPr>
@@ -18047,8 +18107,6 @@
           <w:color w:val="2A2722"/>
           <w:sz w:val="15"/>
         </w:rPr>
-        <w:t xml:space="preserve">  "fortuneDate": "2026-07-15",</w:t>
-        <w:br/>
       </w:r>
       <w:r>
         <w:rPr>
@@ -18056,8 +18114,6 @@
           <w:color w:val="2A2722"/>
           <w:sz w:val="15"/>
         </w:rPr>
-        <w:t xml:space="preserve">  "expectedContentVersion": "fd-20260715-r3",</w:t>
-        <w:br/>
       </w:r>
       <w:r>
         <w:rPr>
@@ -18065,8 +18121,6 @@
           <w:color w:val="2A2722"/>
           <w:sz w:val="15"/>
         </w:rPr>
-        <w:t xml:space="preserve">    "sourcePlatform": "web",</w:t>
-        <w:br/>
       </w:r>
       <w:r>
         <w:rPr>
@@ -18074,8 +18128,6 @@
           <w:color w:val="2A2722"/>
           <w:sz w:val="15"/>
         </w:rPr>
-        <w:t xml:space="preserve">    "targetPlatform": "web",</w:t>
-        <w:br/>
       </w:r>
       <w:r>
         <w:rPr>
@@ -18083,8 +18135,6 @@
           <w:color w:val="2A2722"/>
           <w:sz w:val="15"/>
         </w:rPr>
-        <w:t xml:space="preserve">  "channelId": "organic"</w:t>
-        <w:br/>
       </w:r>
       <w:r>
         <w:rPr>
@@ -18092,7 +18142,6 @@
           <w:color w:val="2A2722"/>
           <w:sz w:val="15"/>
         </w:rPr>
-        <w:t>}</w:t>
       </w:r>
     </w:p>
     <w:p>
@@ -18158,7 +18207,7 @@
         <w:rPr>
           <w:rFonts w:ascii="Arial" w:hAnsi="Arial" w:eastAsia="Heiti SC"/>
         </w:rPr>
-        <w:t xml:space="preserve">P0 中 </w:t>
+        <w:t>P0 只有网页端，不传来源平台或目标平台。如果 expectedContentVersion 不是该 fortuneDate 的当前活跃版本，服务端必须返回 409 CONTENT_VERSION_CHANGED，不得创建任务；客户端整包刷新后再重试。创建与查询任务使用同一响应结构；status 只允许 processing、ready、failed 或 version_changed，非 ready 时可为空的制品字段返回 null：</w:t>
       </w:r>
       <w:r>
         <w:rPr>
@@ -18166,13 +18215,11 @@
           <w:color w:val="7F2E24"/>
           <w:sz w:val="17"/>
         </w:rPr>
-        <w:t>sourcePlatform</w:t>
-      </w:r>
-      <w:r>
-        <w:rPr>
-          <w:rFonts w:ascii="Arial" w:hAnsi="Arial" w:eastAsia="Heiti SC"/>
-        </w:rPr>
-        <w:t xml:space="preserve"> 与 </w:t>
+      </w:r>
+      <w:r>
+        <w:rPr>
+          <w:rFonts w:ascii="Arial" w:hAnsi="Arial" w:eastAsia="Heiti SC"/>
+        </w:rPr>
       </w:r>
       <w:r>
         <w:rPr>
@@ -18180,13 +18227,11 @@
           <w:color w:val="7F2E24"/>
           <w:sz w:val="17"/>
         </w:rPr>
-        <w:t>targetPlatform</w:t>
-      </w:r>
-      <w:r>
-        <w:rPr>
-          <w:rFonts w:ascii="Arial" w:hAnsi="Arial" w:eastAsia="Heiti SC"/>
-        </w:rPr>
-        <w:t xml:space="preserve"> 都固定为 </w:t>
+      </w:r>
+      <w:r>
+        <w:rPr>
+          <w:rFonts w:ascii="Arial" w:hAnsi="Arial" w:eastAsia="Heiti SC"/>
+        </w:rPr>
       </w:r>
       <w:r>
         <w:rPr>
@@ -18194,13 +18239,11 @@
           <w:color w:val="7F2E24"/>
           <w:sz w:val="17"/>
         </w:rPr>
-        <w:t>web</w:t>
-      </w:r>
-      <w:r>
-        <w:rPr>
-          <w:rFonts w:ascii="Arial" w:hAnsi="Arial" w:eastAsia="Heiti SC"/>
-        </w:rPr>
-        <w:t xml:space="preserve">。如果 </w:t>
+      </w:r>
+      <w:r>
+        <w:rPr>
+          <w:rFonts w:ascii="Arial" w:hAnsi="Arial" w:eastAsia="Heiti SC"/>
+        </w:rPr>
       </w:r>
       <w:r>
         <w:rPr>
@@ -18208,13 +18251,11 @@
           <w:color w:val="7F2E24"/>
           <w:sz w:val="17"/>
         </w:rPr>
-        <w:t>expectedContentVersion</w:t>
-      </w:r>
-      <w:r>
-        <w:rPr>
-          <w:rFonts w:ascii="Arial" w:hAnsi="Arial" w:eastAsia="Heiti SC"/>
-        </w:rPr>
-        <w:t xml:space="preserve"> 不是该 </w:t>
+      </w:r>
+      <w:r>
+        <w:rPr>
+          <w:rFonts w:ascii="Arial" w:hAnsi="Arial" w:eastAsia="Heiti SC"/>
+        </w:rPr>
       </w:r>
       <w:r>
         <w:rPr>
@@ -18222,13 +18263,11 @@
           <w:color w:val="7F2E24"/>
           <w:sz w:val="17"/>
         </w:rPr>
-        <w:t>fortuneDate</w:t>
-      </w:r>
-      <w:r>
-        <w:rPr>
-          <w:rFonts w:ascii="Arial" w:hAnsi="Arial" w:eastAsia="Heiti SC"/>
-        </w:rPr>
-        <w:t xml:space="preserve"> 的当前活跃版本，服务端必须返回 </w:t>
+      </w:r>
+      <w:r>
+        <w:rPr>
+          <w:rFonts w:ascii="Arial" w:hAnsi="Arial" w:eastAsia="Heiti SC"/>
+        </w:rPr>
       </w:r>
       <w:r>
         <w:rPr>
@@ -18236,13 +18275,11 @@
           <w:color w:val="7F2E24"/>
           <w:sz w:val="17"/>
         </w:rPr>
-        <w:t>409 CONTENT_VERSION_CHANGED</w:t>
-      </w:r>
-      <w:r>
-        <w:rPr>
-          <w:rFonts w:ascii="Arial" w:hAnsi="Arial" w:eastAsia="Heiti SC"/>
-        </w:rPr>
-        <w:t>，不得创建任务；客户端整包刷新后再重试。创建与查询任务使用同一响应结构；</w:t>
+      </w:r>
+      <w:r>
+        <w:rPr>
+          <w:rFonts w:ascii="Arial" w:hAnsi="Arial" w:eastAsia="Heiti SC"/>
+        </w:rPr>
       </w:r>
       <w:r>
         <w:rPr>
@@ -18250,13 +18287,11 @@
           <w:color w:val="7F2E24"/>
           <w:sz w:val="17"/>
         </w:rPr>
-        <w:t>status</w:t>
-      </w:r>
-      <w:r>
-        <w:rPr>
-          <w:rFonts w:ascii="Arial" w:hAnsi="Arial" w:eastAsia="Heiti SC"/>
-        </w:rPr>
-        <w:t xml:space="preserve"> 只允许 </w:t>
+      </w:r>
+      <w:r>
+        <w:rPr>
+          <w:rFonts w:ascii="Arial" w:hAnsi="Arial" w:eastAsia="Heiti SC"/>
+        </w:rPr>
       </w:r>
       <w:r>
         <w:rPr>
@@ -18264,13 +18299,11 @@
           <w:color w:val="7F2E24"/>
           <w:sz w:val="17"/>
         </w:rPr>
-        <w:t>processing</w:t>
-      </w:r>
-      <w:r>
-        <w:rPr>
-          <w:rFonts w:ascii="Arial" w:hAnsi="Arial" w:eastAsia="Heiti SC"/>
-        </w:rPr>
-        <w:t>、</w:t>
+      </w:r>
+      <w:r>
+        <w:rPr>
+          <w:rFonts w:ascii="Arial" w:hAnsi="Arial" w:eastAsia="Heiti SC"/>
+        </w:rPr>
       </w:r>
       <w:r>
         <w:rPr>
@@ -18278,13 +18311,11 @@
           <w:color w:val="7F2E24"/>
           <w:sz w:val="17"/>
         </w:rPr>
-        <w:t>ready</w:t>
-      </w:r>
-      <w:r>
-        <w:rPr>
-          <w:rFonts w:ascii="Arial" w:hAnsi="Arial" w:eastAsia="Heiti SC"/>
-        </w:rPr>
-        <w:t>、</w:t>
+      </w:r>
+      <w:r>
+        <w:rPr>
+          <w:rFonts w:ascii="Arial" w:hAnsi="Arial" w:eastAsia="Heiti SC"/>
+        </w:rPr>
       </w:r>
       <w:r>
         <w:rPr>
@@ -18292,13 +18323,11 @@
           <w:color w:val="7F2E24"/>
           <w:sz w:val="17"/>
         </w:rPr>
-        <w:t>failed</w:t>
-      </w:r>
-      <w:r>
-        <w:rPr>
-          <w:rFonts w:ascii="Arial" w:hAnsi="Arial" w:eastAsia="Heiti SC"/>
-        </w:rPr>
-        <w:t xml:space="preserve"> 或 </w:t>
+      </w:r>
+      <w:r>
+        <w:rPr>
+          <w:rFonts w:ascii="Arial" w:hAnsi="Arial" w:eastAsia="Heiti SC"/>
+        </w:rPr>
       </w:r>
       <w:r>
         <w:rPr>
@@ -18306,13 +18335,11 @@
           <w:color w:val="7F2E24"/>
           <w:sz w:val="17"/>
         </w:rPr>
-        <w:t>version_changed</w:t>
-      </w:r>
-      <w:r>
-        <w:rPr>
-          <w:rFonts w:ascii="Arial" w:hAnsi="Arial" w:eastAsia="Heiti SC"/>
-        </w:rPr>
-        <w:t xml:space="preserve">，非 </w:t>
+      </w:r>
+      <w:r>
+        <w:rPr>
+          <w:rFonts w:ascii="Arial" w:hAnsi="Arial" w:eastAsia="Heiti SC"/>
+        </w:rPr>
       </w:r>
       <w:r>
         <w:rPr>
@@ -18320,13 +18347,11 @@
           <w:color w:val="7F2E24"/>
           <w:sz w:val="17"/>
         </w:rPr>
-        <w:t>ready</w:t>
-      </w:r>
-      <w:r>
-        <w:rPr>
-          <w:rFonts w:ascii="Arial" w:hAnsi="Arial" w:eastAsia="Heiti SC"/>
-        </w:rPr>
-        <w:t xml:space="preserve"> 时可为空的制品字段返回 </w:t>
+      </w:r>
+      <w:r>
+        <w:rPr>
+          <w:rFonts w:ascii="Arial" w:hAnsi="Arial" w:eastAsia="Heiti SC"/>
+        </w:rPr>
       </w:r>
       <w:r>
         <w:rPr>
@@ -18334,13 +18359,11 @@
           <w:color w:val="7F2E24"/>
           <w:sz w:val="17"/>
         </w:rPr>
-        <w:t>null</w:t>
-      </w:r>
-      <w:r>
-        <w:rPr>
-          <w:rFonts w:ascii="Arial" w:hAnsi="Arial" w:eastAsia="Heiti SC"/>
-        </w:rPr>
-        <w:t>：</w:t>
+      </w:r>
+      <w:r>
+        <w:rPr>
+          <w:rFonts w:ascii="Arial" w:hAnsi="Arial" w:eastAsia="Heiti SC"/>
+        </w:rPr>
       </w:r>
     </w:p>
     <w:p>
@@ -18356,6 +18379,31 @@
         </w:rPr>
         <w:t>{</w:t>
         <w:br/>
+        <w:t xml:space="preserve">  "jobId": "poster_job_01J...",</w:t>
+        <w:br/>
+        <w:t xml:space="preserve">  "status": "ready",</w:t>
+        <w:br/>
+        <w:t xml:space="preserve">  "sourceContentVersion": "fd-20260715-r3",</w:t>
+        <w:br/>
+        <w:t xml:space="preserve">  "currentActiveContentVersion": "fd-20260715-r3",</w:t>
+        <w:br/>
+        <w:t xml:space="preserve">  "posterTemplateVersion": "poster-template-v3",</w:t>
+        <w:br/>
+        <w:t xml:space="preserve">  "posterInstanceId": "poster_fd-20260715-r3_organic_01",</w:t>
+        <w:br/>
+        <w:t xml:space="preserve">  "channelId": "organic",</w:t>
+        <w:br/>
+        <w:t xml:space="preserve">  "assetUrl": "https://cdn.example.com/posters/instance-hash.webp",</w:t>
+        <w:br/>
+        <w:t xml:space="preserve">  "entry": {</w:t>
+        <w:br/>
+        <w:t xml:space="preserve">    "type": "web_qr",</w:t>
+        <w:br/>
+        <w:t xml:space="preserve">    "landingUrl": "https://example.com/d/2026-07-15?expectedContentVersion=fd-20260715-r3&amp;channelId=organic"</w:t>
+        <w:br/>
+        <w:t xml:space="preserve">  }</w:t>
+        <w:br/>
+        <w:t>}</w:t>
       </w:r>
       <w:r>
         <w:rPr>
@@ -18363,8 +18411,6 @@
           <w:color w:val="2A2722"/>
           <w:sz w:val="15"/>
         </w:rPr>
-        <w:t xml:space="preserve">  "jobId": "poster_job_01J...",</w:t>
-        <w:br/>
       </w:r>
       <w:r>
         <w:rPr>
@@ -18372,8 +18418,6 @@
           <w:color w:val="2A2722"/>
           <w:sz w:val="15"/>
         </w:rPr>
-        <w:t xml:space="preserve">  "status": "ready",</w:t>
-        <w:br/>
       </w:r>
       <w:r>
         <w:rPr>
@@ -18381,8 +18425,6 @@
           <w:color w:val="2A2722"/>
           <w:sz w:val="15"/>
         </w:rPr>
-        <w:t xml:space="preserve">  "sourceContentVersion": "fd-20260715-r3",</w:t>
-        <w:br/>
       </w:r>
       <w:r>
         <w:rPr>
@@ -18390,8 +18432,6 @@
           <w:color w:val="2A2722"/>
           <w:sz w:val="15"/>
         </w:rPr>
-        <w:t xml:space="preserve">  "currentActiveContentVersion": "fd-20260715-r3",</w:t>
-        <w:br/>
       </w:r>
       <w:r>
         <w:rPr>
@@ -18399,8 +18439,6 @@
           <w:color w:val="2A2722"/>
           <w:sz w:val="15"/>
         </w:rPr>
-        <w:t xml:space="preserve">  "posterTemplateVersion": "poster-template-v3",</w:t>
-        <w:br/>
       </w:r>
       <w:r>
         <w:rPr>
@@ -18408,8 +18446,6 @@
           <w:color w:val="2A2722"/>
           <w:sz w:val="15"/>
         </w:rPr>
-        <w:t xml:space="preserve">  "posterInstanceId": "poster_fd-20260715-r3_web_web_organic_01",</w:t>
-        <w:br/>
       </w:r>
       <w:r>
         <w:rPr>
@@ -18417,8 +18453,6 @@
           <w:color w:val="2A2722"/>
           <w:sz w:val="15"/>
         </w:rPr>
-        <w:t xml:space="preserve">  "sourcePlatform": "web",</w:t>
-        <w:br/>
       </w:r>
       <w:r>
         <w:rPr>
@@ -18426,8 +18460,6 @@
           <w:color w:val="2A2722"/>
           <w:sz w:val="15"/>
         </w:rPr>
-        <w:t xml:space="preserve">  "targetPlatform": "web",</w:t>
-        <w:br/>
       </w:r>
       <w:r>
         <w:rPr>
@@ -18435,8 +18467,6 @@
           <w:color w:val="2A2722"/>
           <w:sz w:val="15"/>
         </w:rPr>
-        <w:t xml:space="preserve">  "channelId": "organic",</w:t>
-        <w:br/>
       </w:r>
       <w:r>
         <w:rPr>
@@ -18444,8 +18474,6 @@
           <w:color w:val="2A2722"/>
           <w:sz w:val="15"/>
         </w:rPr>
-        <w:t xml:space="preserve">  "assetUrl": "https://cdn.example.com/posters/instance-hash.webp",</w:t>
-        <w:br/>
       </w:r>
       <w:r>
         <w:rPr>
@@ -18453,8 +18481,6 @@
           <w:color w:val="2A2722"/>
           <w:sz w:val="15"/>
         </w:rPr>
-        <w:t xml:space="preserve">  "entry": {</w:t>
-        <w:br/>
       </w:r>
       <w:r>
         <w:rPr>
@@ -18462,8 +18488,6 @@
           <w:color w:val="2A2722"/>
           <w:sz w:val="15"/>
         </w:rPr>
-        <w:t xml:space="preserve">    "type": "web_qr",</w:t>
-        <w:br/>
       </w:r>
       <w:r>
         <w:rPr>
@@ -18471,8 +18495,6 @@
           <w:color w:val="2A2722"/>
           <w:sz w:val="15"/>
         </w:rPr>
-        <w:t xml:space="preserve">    "landingUrl": "https://example.com/d/2026-07-15?expectedContentVersion=fd-20260715-r3&amp;channelId=organic"</w:t>
-        <w:br/>
       </w:r>
       <w:r>
         <w:rPr>
@@ -18480,8 +18502,6 @@
           <w:color w:val="2A2722"/>
           <w:sz w:val="15"/>
         </w:rPr>
-        <w:t xml:space="preserve">  }</w:t>
-        <w:br/>
       </w:r>
       <w:r>
         <w:rPr>
@@ -18489,7 +18509,6 @@
           <w:color w:val="2A2722"/>
           <w:sz w:val="15"/>
         </w:rPr>
-        <w:t>}</w:t>
       </w:r>
     </w:p>
     <w:p>
@@ -18704,6 +18723,19 @@
         </w:rPr>
         <w:t>{</w:t>
         <w:br/>
+        <w:t xml:space="preserve">  "category": "content_error",</w:t>
+        <w:br/>
+        <w:t xml:space="preserve">  "message": "图片主色与文字配方不一致",</w:t>
+        <w:br/>
+        <w:t xml:space="preserve">  "fortuneDate": "2026-07-15",</w:t>
+        <w:br/>
+        <w:t xml:space="preserve">  "contentVersion": "fd-20260715-r3",</w:t>
+        <w:br/>
+        <w:t xml:space="preserve">  "channelId": "organic",</w:t>
+        <w:br/>
+        <w:t xml:space="preserve">  "contact": null</w:t>
+        <w:br/>
+        <w:t>}</w:t>
       </w:r>
       <w:r>
         <w:rPr>
@@ -18711,8 +18743,6 @@
           <w:color w:val="2A2722"/>
           <w:sz w:val="15"/>
         </w:rPr>
-        <w:t xml:space="preserve">  "category": "content_error",</w:t>
-        <w:br/>
       </w:r>
       <w:r>
         <w:rPr>
@@ -18720,8 +18750,6 @@
           <w:color w:val="2A2722"/>
           <w:sz w:val="15"/>
         </w:rPr>
-        <w:t xml:space="preserve">  "message": "图片主色与文字配方不一致",</w:t>
-        <w:br/>
       </w:r>
       <w:r>
         <w:rPr>
@@ -18729,8 +18757,6 @@
           <w:color w:val="2A2722"/>
           <w:sz w:val="15"/>
         </w:rPr>
-        <w:t xml:space="preserve">  "fortuneDate": "2026-07-15",</w:t>
-        <w:br/>
       </w:r>
       <w:r>
         <w:rPr>
@@ -18738,8 +18764,6 @@
           <w:color w:val="2A2722"/>
           <w:sz w:val="15"/>
         </w:rPr>
-        <w:t xml:space="preserve">  "contentVersion": "fd-20260715-r3",</w:t>
-        <w:br/>
       </w:r>
       <w:r>
         <w:rPr>
@@ -18747,8 +18771,6 @@
           <w:color w:val="2A2722"/>
           <w:sz w:val="15"/>
         </w:rPr>
-        <w:t xml:space="preserve">  "platform": "web",</w:t>
-        <w:br/>
       </w:r>
       <w:r>
         <w:rPr>
@@ -18756,8 +18778,6 @@
           <w:color w:val="2A2722"/>
           <w:sz w:val="15"/>
         </w:rPr>
-        <w:t xml:space="preserve">  "channelId": "organic",</w:t>
-        <w:br/>
       </w:r>
       <w:r>
         <w:rPr>
@@ -18765,8 +18785,6 @@
           <w:color w:val="2A2722"/>
           <w:sz w:val="15"/>
         </w:rPr>
-        <w:t xml:space="preserve">  "contact": null</w:t>
-        <w:br/>
       </w:r>
       <w:r>
         <w:rPr>
@@ -18774,7 +18792,6 @@
           <w:color w:val="2A2722"/>
           <w:sz w:val="15"/>
         </w:rPr>
-        <w:t>}</w:t>
       </w:r>
     </w:p>
     <w:p>
@@ -18898,13 +18915,12 @@
           <w:color w:val="7F2E24"/>
           <w:sz w:val="17"/>
         </w:rPr>
-        <w:t>GET /api/v1/daily/{fortuneDate}</w:t>
-      </w:r>
-      <w:r>
-        <w:rPr>
-          <w:rFonts w:ascii="Arial" w:hAnsi="Arial" w:eastAsia="Heiti SC"/>
-        </w:rPr>
-        <w:t xml:space="preserve"> 可携带 </w:t>
+        <w:t>GET /api/v1/daily/{fortuneDate} 可携带 expectedContentVersion。链接绑定的旧版本已经被新版本替代时，接口返回当前安全版本，并附带：</w:t>
+      </w:r>
+      <w:r>
+        <w:rPr>
+          <w:rFonts w:ascii="Arial" w:hAnsi="Arial" w:eastAsia="Heiti SC"/>
+        </w:rPr>
       </w:r>
       <w:r>
         <w:rPr>
@@ -18912,13 +18928,11 @@
           <w:color w:val="7F2E24"/>
           <w:sz w:val="17"/>
         </w:rPr>
-        <w:t>expectedContentVersion</w:t>
-      </w:r>
-      <w:r>
-        <w:rPr>
-          <w:rFonts w:ascii="Arial" w:hAnsi="Arial" w:eastAsia="Heiti SC"/>
-        </w:rPr>
-        <w:t>。旧版本被回滚或撤回时，接口返回当前安全版本，并附带：</w:t>
+      </w:r>
+      <w:r>
+        <w:rPr>
+          <w:rFonts w:ascii="Arial" w:hAnsi="Arial" w:eastAsia="Heiti SC"/>
+        </w:rPr>
       </w:r>
     </w:p>
     <w:p>
@@ -18934,6 +18948,19 @@
         </w:rPr>
         <w:t>{</w:t>
         <w:br/>
+        <w:t xml:space="preserve">  "resolution": {</w:t>
+        <w:br/>
+        <w:t xml:space="preserve">    "expectedContentVersion": "fd-20260715-r2",</w:t>
+        <w:br/>
+        <w:t xml:space="preserve">    "servedContentVersion": "fd-20260715-r3",</w:t>
+        <w:br/>
+        <w:t xml:space="preserve">    "versionChanged": true,</w:t>
+        <w:br/>
+        <w:t xml:space="preserve">    "reason": "replaced"</w:t>
+        <w:br/>
+        <w:t xml:space="preserve">  }</w:t>
+        <w:br/>
+        <w:t>}</w:t>
       </w:r>
       <w:r>
         <w:rPr>
@@ -18941,8 +18968,6 @@
           <w:color w:val="2A2722"/>
           <w:sz w:val="15"/>
         </w:rPr>
-        <w:t xml:space="preserve">  "resolution": {</w:t>
-        <w:br/>
       </w:r>
       <w:r>
         <w:rPr>
@@ -18950,8 +18975,6 @@
           <w:color w:val="2A2722"/>
           <w:sz w:val="15"/>
         </w:rPr>
-        <w:t xml:space="preserve">    "expectedContentVersion": "fd-20260715-r3",</w:t>
-        <w:br/>
       </w:r>
       <w:r>
         <w:rPr>
@@ -18959,8 +18982,6 @@
           <w:color w:val="2A2722"/>
           <w:sz w:val="15"/>
         </w:rPr>
-        <w:t xml:space="preserve">    "servedContentVersion": "fd-20260715-r2",</w:t>
-        <w:br/>
       </w:r>
       <w:r>
         <w:rPr>
@@ -18968,8 +18989,6 @@
           <w:color w:val="2A2722"/>
           <w:sz w:val="15"/>
         </w:rPr>
-        <w:t xml:space="preserve">    "versionChanged": true,</w:t>
-        <w:br/>
       </w:r>
       <w:r>
         <w:rPr>
@@ -18977,8 +18996,6 @@
           <w:color w:val="2A2722"/>
           <w:sz w:val="15"/>
         </w:rPr>
-        <w:t xml:space="preserve">    "reason": "rolled_back"</w:t>
-        <w:br/>
       </w:r>
       <w:r>
         <w:rPr>
@@ -18986,8 +19003,6 @@
           <w:color w:val="2A2722"/>
           <w:sz w:val="15"/>
         </w:rPr>
-        <w:t xml:space="preserve">  }</w:t>
-        <w:br/>
       </w:r>
       <w:r>
         <w:rPr>
@@ -18995,7 +19010,6 @@
           <w:color w:val="2A2722"/>
           <w:sz w:val="15"/>
         </w:rPr>
-        <w:t>}</w:t>
       </w:r>
     </w:p>
     <w:p>
@@ -19733,7 +19747,7 @@
                 <w:color w:val="7F2E24"/>
                 <w:sz w:val="15"/>
               </w:rPr>
-              <w:t>/admin/api/v1/daily-content-versions/{contentVersion}/approve</w:t>
+              <w:t>/admin/api/v1/daily-content-versions/{contentVersion}/review-decision</w:t>
             </w:r>
           </w:p>
         </w:tc>
@@ -20258,6 +20272,11 @@
         </w:rPr>
         <w:t>{</w:t>
         <w:br/>
+        <w:t xml:space="preserve">  "fortuneDate": "2026-07-15",</w:t>
+        <w:br/>
+        <w:t xml:space="preserve">  "copyFromContentVersion": null</w:t>
+        <w:br/>
+        <w:t>}</w:t>
       </w:r>
       <w:r>
         <w:rPr>
@@ -20265,8 +20284,98 @@
           <w:color w:val="2A2722"/>
           <w:sz w:val="15"/>
         </w:rPr>
+      </w:r>
+      <w:r>
+        <w:rPr>
+          <w:rFonts w:ascii="Menlo" w:hAnsi="Menlo" w:eastAsia="Heiti SC"/>
+          <w:color w:val="2A2722"/>
+          <w:sz w:val="15"/>
+        </w:rPr>
+      </w:r>
+      <w:r>
+        <w:rPr>
+          <w:rFonts w:ascii="Menlo" w:hAnsi="Menlo" w:eastAsia="Heiti SC"/>
+          <w:color w:val="2A2722"/>
+          <w:sz w:val="15"/>
+        </w:rPr>
+      </w:r>
+    </w:p>
+    <w:p>
+      <w:r>
+        <w:rPr>
+          <w:rFonts w:ascii="Menlo" w:hAnsi="Menlo" w:eastAsia="Heiti SC"/>
+          <w:color w:val="7F2E24"/>
+          <w:sz w:val="17"/>
+        </w:rPr>
+        <w:t>copyFromContentVersion</w:t>
+      </w:r>
+      <w:r>
+        <w:rPr>
+          <w:rFonts w:ascii="Arial" w:hAnsi="Arial" w:eastAsia="Heiti SC"/>
+        </w:rPr>
+        <w:t xml:space="preserve"> 可空；非空时只能复制同一 </w:t>
+      </w:r>
+      <w:r>
+        <w:rPr>
+          <w:rFonts w:ascii="Menlo" w:hAnsi="Menlo" w:eastAsia="Heiti SC"/>
+          <w:color w:val="7F2E24"/>
+          <w:sz w:val="17"/>
+        </w:rPr>
+        <w:t>fortuneDate</w:t>
+      </w:r>
+      <w:r>
+        <w:rPr>
+          <w:rFonts w:ascii="Arial" w:hAnsi="Arial" w:eastAsia="Heiti SC"/>
+        </w:rPr>
+        <w:t xml:space="preserve"> 下后台可见的快照。成功返回 </w:t>
+      </w:r>
+      <w:r>
+        <w:rPr>
+          <w:rFonts w:ascii="Menlo" w:hAnsi="Menlo" w:eastAsia="Heiti SC"/>
+          <w:color w:val="7F2E24"/>
+          <w:sz w:val="17"/>
+        </w:rPr>
+        <w:t>201</w:t>
+      </w:r>
+      <w:r>
+        <w:rPr>
+          <w:rFonts w:ascii="Arial" w:hAnsi="Arial" w:eastAsia="Heiti SC"/>
+        </w:rPr>
+        <w:t>：</w:t>
+      </w:r>
+    </w:p>
+    <w:p>
+      <w:pPr>
+        <w:pStyle w:val="CodeBlockFive"/>
+        <w:keepLines w:val="0"/>
+      </w:pPr>
+      <w:r>
+        <w:rPr>
+          <w:rFonts w:ascii="Menlo" w:hAnsi="Menlo" w:eastAsia="Heiti SC"/>
+          <w:color w:val="2A2722"/>
+          <w:sz w:val="15"/>
+        </w:rPr>
+        <w:t>{</w:t>
+        <w:br/>
+        <w:t xml:space="preserve">  "draftId": "draft_01J...",</w:t>
+        <w:br/>
         <w:t xml:space="preserve">  "fortuneDate": "2026-07-15",</w:t>
         <w:br/>
+        <w:t xml:space="preserve">  "draftRevision": 1,</w:t>
+        <w:br/>
+        <w:t xml:space="preserve">  "modules": {</w:t>
+        <w:br/>
+        <w:t xml:space="preserve">    "calendar_algorithm": {},</w:t>
+        <w:br/>
+        <w:t xml:space="preserve">    "copy_and_formula": {},</w:t>
+        <w:br/>
+        <w:t xml:space="preserve">    "visual_and_rights": {},</w:t>
+        <w:br/>
+        <w:t xml:space="preserve">    "poster_consistency": {}</w:t>
+        <w:br/>
+        <w:t xml:space="preserve">  }</w:t>
+        <w:br/>
+        <w:t>}</w:t>
       </w:r>
       <w:r>
         <w:rPr>
@@ -20274,8 +20383,6 @@
           <w:color w:val="2A2722"/>
           <w:sz w:val="15"/>
         </w:rPr>
-        <w:t xml:space="preserve">  "copyFromContentVersion": null</w:t>
-        <w:br/>
       </w:r>
       <w:r>
         <w:rPr>
@@ -20283,23 +20390,82 @@
           <w:color w:val="2A2722"/>
           <w:sz w:val="15"/>
         </w:rPr>
-        <w:t>}</w:t>
-      </w:r>
-    </w:p>
-    <w:p>
+      </w:r>
+      <w:r>
+        <w:rPr>
+          <w:rFonts w:ascii="Menlo" w:hAnsi="Menlo" w:eastAsia="Heiti SC"/>
+          <w:color w:val="2A2722"/>
+          <w:sz w:val="15"/>
+        </w:rPr>
+      </w:r>
+      <w:r>
+        <w:rPr>
+          <w:rFonts w:ascii="Menlo" w:hAnsi="Menlo" w:eastAsia="Heiti SC"/>
+          <w:color w:val="2A2722"/>
+          <w:sz w:val="15"/>
+        </w:rPr>
+      </w:r>
+      <w:r>
+        <w:rPr>
+          <w:rFonts w:ascii="Menlo" w:hAnsi="Menlo" w:eastAsia="Heiti SC"/>
+          <w:color w:val="2A2722"/>
+          <w:sz w:val="15"/>
+        </w:rPr>
+      </w:r>
+      <w:r>
+        <w:rPr>
+          <w:rFonts w:ascii="Menlo" w:hAnsi="Menlo" w:eastAsia="Heiti SC"/>
+          <w:color w:val="2A2722"/>
+          <w:sz w:val="15"/>
+        </w:rPr>
+      </w:r>
+      <w:r>
+        <w:rPr>
+          <w:rFonts w:ascii="Menlo" w:hAnsi="Menlo" w:eastAsia="Heiti SC"/>
+          <w:color w:val="2A2722"/>
+          <w:sz w:val="15"/>
+        </w:rPr>
+      </w:r>
+      <w:r>
+        <w:rPr>
+          <w:rFonts w:ascii="Menlo" w:hAnsi="Menlo" w:eastAsia="Heiti SC"/>
+          <w:color w:val="2A2722"/>
+          <w:sz w:val="15"/>
+        </w:rPr>
+      </w:r>
+      <w:r>
+        <w:rPr>
+          <w:rFonts w:ascii="Menlo" w:hAnsi="Menlo" w:eastAsia="Heiti SC"/>
+          <w:color w:val="2A2722"/>
+          <w:sz w:val="15"/>
+        </w:rPr>
+      </w:r>
+      <w:r>
+        <w:rPr>
+          <w:rFonts w:ascii="Menlo" w:hAnsi="Menlo" w:eastAsia="Heiti SC"/>
+          <w:color w:val="2A2722"/>
+          <w:sz w:val="15"/>
+        </w:rPr>
+      </w:r>
+    </w:p>
+    <w:p>
+      <w:r>
+        <w:rPr>
+          <w:rFonts w:ascii="Arial" w:hAnsi="Arial" w:eastAsia="Heiti SC"/>
+        </w:rPr>
+        <w:t>模块内容沿用第 17.2 节对象、枚举与引用约束：calendar_algorithm 管理 calendar、tiers 和日历/算法版本，copy_and_formula 管理摘要、依据、outfitFormulas 和文案/搭配版本，visual_and_rights 管理 looks、素材哈希、素材清单版本与权利记录，poster_consistency 管理海报模板版本和渲染样张。编辑接口只允许修改 draft，成功返回更新后的模块与 draftRevision。</w:t>
+      </w:r>
       <w:r>
         <w:rPr>
           <w:rFonts w:ascii="Menlo" w:hAnsi="Menlo" w:eastAsia="Heiti SC"/>
           <w:color w:val="7F2E24"/>
           <w:sz w:val="17"/>
         </w:rPr>
-        <w:t>copyFromContentVersion</w:t>
-      </w:r>
-      <w:r>
-        <w:rPr>
-          <w:rFonts w:ascii="Arial" w:hAnsi="Arial" w:eastAsia="Heiti SC"/>
-        </w:rPr>
-        <w:t xml:space="preserve"> 可空；非空时只能复制同一 </w:t>
+      </w:r>
+      <w:r>
+        <w:rPr>
+          <w:rFonts w:ascii="Arial" w:hAnsi="Arial" w:eastAsia="Heiti SC"/>
+        </w:rPr>
       </w:r>
       <w:r>
         <w:rPr>
@@ -20307,13 +20473,11 @@
           <w:color w:val="7F2E24"/>
           <w:sz w:val="17"/>
         </w:rPr>
-        <w:t>fortuneDate</w:t>
-      </w:r>
-      <w:r>
-        <w:rPr>
-          <w:rFonts w:ascii="Arial" w:hAnsi="Arial" w:eastAsia="Heiti SC"/>
-        </w:rPr>
-        <w:t xml:space="preserve"> 下后台可见的快照。成功返回 </w:t>
+      </w:r>
+      <w:r>
+        <w:rPr>
+          <w:rFonts w:ascii="Arial" w:hAnsi="Arial" w:eastAsia="Heiti SC"/>
+        </w:rPr>
       </w:r>
       <w:r>
         <w:rPr>
@@ -20321,13 +20485,127 @@
           <w:color w:val="7F2E24"/>
           <w:sz w:val="17"/>
         </w:rPr>
-        <w:t>201</w:t>
-      </w:r>
-      <w:r>
-        <w:rPr>
-          <w:rFonts w:ascii="Arial" w:hAnsi="Arial" w:eastAsia="Heiti SC"/>
-        </w:rPr>
-        <w:t>：</w:t>
+      </w:r>
+      <w:r>
+        <w:rPr>
+          <w:rFonts w:ascii="Arial" w:hAnsi="Arial" w:eastAsia="Heiti SC"/>
+        </w:rPr>
+      </w:r>
+      <w:r>
+        <w:rPr>
+          <w:rFonts w:ascii="Menlo" w:hAnsi="Menlo" w:eastAsia="Heiti SC"/>
+          <w:color w:val="7F2E24"/>
+          <w:sz w:val="17"/>
+        </w:rPr>
+      </w:r>
+      <w:r>
+        <w:rPr>
+          <w:rFonts w:ascii="Arial" w:hAnsi="Arial" w:eastAsia="Heiti SC"/>
+        </w:rPr>
+      </w:r>
+      <w:r>
+        <w:rPr>
+          <w:rFonts w:ascii="Menlo" w:hAnsi="Menlo" w:eastAsia="Heiti SC"/>
+          <w:color w:val="7F2E24"/>
+          <w:sz w:val="17"/>
+        </w:rPr>
+      </w:r>
+      <w:r>
+        <w:rPr>
+          <w:rFonts w:ascii="Arial" w:hAnsi="Arial" w:eastAsia="Heiti SC"/>
+        </w:rPr>
+      </w:r>
+      <w:r>
+        <w:rPr>
+          <w:rFonts w:ascii="Menlo" w:hAnsi="Menlo" w:eastAsia="Heiti SC"/>
+          <w:color w:val="7F2E24"/>
+          <w:sz w:val="17"/>
+        </w:rPr>
+      </w:r>
+      <w:r>
+        <w:rPr>
+          <w:rFonts w:ascii="Arial" w:hAnsi="Arial" w:eastAsia="Heiti SC"/>
+        </w:rPr>
+      </w:r>
+      <w:r>
+        <w:rPr>
+          <w:rFonts w:ascii="Menlo" w:hAnsi="Menlo" w:eastAsia="Heiti SC"/>
+          <w:color w:val="7F2E24"/>
+          <w:sz w:val="17"/>
+        </w:rPr>
+      </w:r>
+      <w:r>
+        <w:rPr>
+          <w:rFonts w:ascii="Arial" w:hAnsi="Arial" w:eastAsia="Heiti SC"/>
+        </w:rPr>
+      </w:r>
+      <w:r>
+        <w:rPr>
+          <w:rFonts w:ascii="Menlo" w:hAnsi="Menlo" w:eastAsia="Heiti SC"/>
+          <w:color w:val="7F2E24"/>
+          <w:sz w:val="17"/>
+        </w:rPr>
+      </w:r>
+      <w:r>
+        <w:rPr>
+          <w:rFonts w:ascii="Arial" w:hAnsi="Arial" w:eastAsia="Heiti SC"/>
+        </w:rPr>
+      </w:r>
+      <w:r>
+        <w:rPr>
+          <w:rFonts w:ascii="Menlo" w:hAnsi="Menlo" w:eastAsia="Heiti SC"/>
+          <w:color w:val="7F2E24"/>
+          <w:sz w:val="17"/>
+        </w:rPr>
+      </w:r>
+      <w:r>
+        <w:rPr>
+          <w:rFonts w:ascii="Arial" w:hAnsi="Arial" w:eastAsia="Heiti SC"/>
+        </w:rPr>
+      </w:r>
+    </w:p>
+    <w:p>
+      <w:r>
+        <w:rPr>
+          <w:rFonts w:ascii="Menlo" w:hAnsi="Menlo" w:eastAsia="Heiti SC"/>
+          <w:color w:val="7F2E24"/>
+          <w:sz w:val="17"/>
+        </w:rPr>
+        <w:t>submit</w:t>
+      </w:r>
+      <w:r>
+        <w:rPr>
+          <w:rFonts w:ascii="Arial" w:hAnsi="Arial" w:eastAsia="Heiti SC"/>
+        </w:rPr>
+        <w:t xml:space="preserve"> 不接收业务内容，请求体为空，必须携带当前草稿 </w:t>
+      </w:r>
+      <w:r>
+        <w:rPr>
+          <w:rFonts w:ascii="Menlo" w:hAnsi="Menlo" w:eastAsia="Heiti SC"/>
+          <w:color w:val="7F2E24"/>
+          <w:sz w:val="17"/>
+        </w:rPr>
+        <w:t>If-Match</w:t>
+      </w:r>
+      <w:r>
+        <w:rPr>
+          <w:rFonts w:ascii="Arial" w:hAnsi="Arial" w:eastAsia="Heiti SC"/>
+        </w:rPr>
+        <w:t xml:space="preserve"> 和 </w:t>
+      </w:r>
+      <w:r>
+        <w:rPr>
+          <w:rFonts w:ascii="Menlo" w:hAnsi="Menlo" w:eastAsia="Heiti SC"/>
+          <w:color w:val="7F2E24"/>
+          <w:sz w:val="17"/>
+        </w:rPr>
+        <w:t>Idempotency-Key</w:t>
+      </w:r>
+      <w:r>
+        <w:rPr>
+          <w:rFonts w:ascii="Arial" w:hAnsi="Arial" w:eastAsia="Heiti SC"/>
+        </w:rPr>
+        <w:t>。成功冻结载荷并返回：</w:t>
       </w:r>
     </w:p>
     <w:p>
@@ -20343,6 +20621,15 @@
         </w:rPr>
         <w:t>{</w:t>
         <w:br/>
+        <w:t xml:space="preserve">  "draftId": "draft_01J...",</w:t>
+        <w:br/>
+        <w:t xml:space="preserve">  "contentVersion": "fd-20260715-r3",</w:t>
+        <w:br/>
+        <w:t xml:space="preserve">  "state": "in_review",</w:t>
+        <w:br/>
+        <w:t xml:space="preserve">  "lifecycleRevision": 1</w:t>
+        <w:br/>
+        <w:t>}</w:t>
       </w:r>
       <w:r>
         <w:rPr>
@@ -20350,8 +20637,6 @@
           <w:color w:val="2A2722"/>
           <w:sz w:val="15"/>
         </w:rPr>
-        <w:t xml:space="preserve">  "draftId": "draft_01J...",</w:t>
-        <w:br/>
       </w:r>
       <w:r>
         <w:rPr>
@@ -20359,8 +20644,6 @@
           <w:color w:val="2A2722"/>
           <w:sz w:val="15"/>
         </w:rPr>
-        <w:t xml:space="preserve">  "fortuneDate": "2026-07-15",</w:t>
-        <w:br/>
       </w:r>
       <w:r>
         <w:rPr>
@@ -20368,8 +20651,6 @@
           <w:color w:val="2A2722"/>
           <w:sz w:val="15"/>
         </w:rPr>
-        <w:t xml:space="preserve">  "draftRevision": 1,</w:t>
-        <w:br/>
       </w:r>
       <w:r>
         <w:rPr>
@@ -20377,8 +20658,6 @@
           <w:color w:val="2A2722"/>
           <w:sz w:val="15"/>
         </w:rPr>
-        <w:t xml:space="preserve">  "modules": {</w:t>
-        <w:br/>
       </w:r>
       <w:r>
         <w:rPr>
@@ -20386,289 +20665,6 @@
           <w:color w:val="2A2722"/>
           <w:sz w:val="15"/>
         </w:rPr>
-        <w:t xml:space="preserve">    "calendar_algorithm": {},</w:t>
-        <w:br/>
-      </w:r>
-      <w:r>
-        <w:rPr>
-          <w:rFonts w:ascii="Menlo" w:hAnsi="Menlo" w:eastAsia="Heiti SC"/>
-          <w:color w:val="2A2722"/>
-          <w:sz w:val="15"/>
-        </w:rPr>
-        <w:t xml:space="preserve">    "copy_and_formula": {},</w:t>
-        <w:br/>
-      </w:r>
-      <w:r>
-        <w:rPr>
-          <w:rFonts w:ascii="Menlo" w:hAnsi="Menlo" w:eastAsia="Heiti SC"/>
-          <w:color w:val="2A2722"/>
-          <w:sz w:val="15"/>
-        </w:rPr>
-        <w:t xml:space="preserve">    "visual_and_rights": {},</w:t>
-        <w:br/>
-      </w:r>
-      <w:r>
-        <w:rPr>
-          <w:rFonts w:ascii="Menlo" w:hAnsi="Menlo" w:eastAsia="Heiti SC"/>
-          <w:color w:val="2A2722"/>
-          <w:sz w:val="15"/>
-        </w:rPr>
-        <w:t xml:space="preserve">    "poster_consistency": {}</w:t>
-        <w:br/>
-      </w:r>
-      <w:r>
-        <w:rPr>
-          <w:rFonts w:ascii="Menlo" w:hAnsi="Menlo" w:eastAsia="Heiti SC"/>
-          <w:color w:val="2A2722"/>
-          <w:sz w:val="15"/>
-        </w:rPr>
-        <w:t xml:space="preserve">  }</w:t>
-        <w:br/>
-      </w:r>
-      <w:r>
-        <w:rPr>
-          <w:rFonts w:ascii="Menlo" w:hAnsi="Menlo" w:eastAsia="Heiti SC"/>
-          <w:color w:val="2A2722"/>
-          <w:sz w:val="15"/>
-        </w:rPr>
-        <w:t>}</w:t>
-      </w:r>
-    </w:p>
-    <w:p>
-      <w:r>
-        <w:rPr>
-          <w:rFonts w:ascii="Arial" w:hAnsi="Arial" w:eastAsia="Heiti SC"/>
-        </w:rPr>
-        <w:t>模块内容沿用第 17.2 节对象、枚举与引用约束：</w:t>
-      </w:r>
-      <w:r>
-        <w:rPr>
-          <w:rFonts w:ascii="Menlo" w:hAnsi="Menlo" w:eastAsia="Heiti SC"/>
-          <w:color w:val="7F2E24"/>
-          <w:sz w:val="17"/>
-        </w:rPr>
-        <w:t>calendar_algorithm</w:t>
-      </w:r>
-      <w:r>
-        <w:rPr>
-          <w:rFonts w:ascii="Arial" w:hAnsi="Arial" w:eastAsia="Heiti SC"/>
-        </w:rPr>
-        <w:t xml:space="preserve"> 管理 </w:t>
-      </w:r>
-      <w:r>
-        <w:rPr>
-          <w:rFonts w:ascii="Menlo" w:hAnsi="Menlo" w:eastAsia="Heiti SC"/>
-          <w:color w:val="7F2E24"/>
-          <w:sz w:val="17"/>
-        </w:rPr>
-        <w:t>calendar + tiers + calendar versions</w:t>
-      </w:r>
-      <w:r>
-        <w:rPr>
-          <w:rFonts w:ascii="Arial" w:hAnsi="Arial" w:eastAsia="Heiti SC"/>
-        </w:rPr>
-        <w:t>，</w:t>
-      </w:r>
-      <w:r>
-        <w:rPr>
-          <w:rFonts w:ascii="Menlo" w:hAnsi="Menlo" w:eastAsia="Heiti SC"/>
-          <w:color w:val="7F2E24"/>
-          <w:sz w:val="17"/>
-        </w:rPr>
-        <w:t>copy_and_formula</w:t>
-      </w:r>
-      <w:r>
-        <w:rPr>
-          <w:rFonts w:ascii="Arial" w:hAnsi="Arial" w:eastAsia="Heiti SC"/>
-        </w:rPr>
-        <w:t xml:space="preserve"> 管理摘要、依据与 </w:t>
-      </w:r>
-      <w:r>
-        <w:rPr>
-          <w:rFonts w:ascii="Menlo" w:hAnsi="Menlo" w:eastAsia="Heiti SC"/>
-          <w:color w:val="7F2E24"/>
-          <w:sz w:val="17"/>
-        </w:rPr>
-        <w:t>outfitFormulas</w:t>
-      </w:r>
-      <w:r>
-        <w:rPr>
-          <w:rFonts w:ascii="Arial" w:hAnsi="Arial" w:eastAsia="Heiti SC"/>
-        </w:rPr>
-        <w:t>，</w:t>
-      </w:r>
-      <w:r>
-        <w:rPr>
-          <w:rFonts w:ascii="Menlo" w:hAnsi="Menlo" w:eastAsia="Heiti SC"/>
-          <w:color w:val="7F2E24"/>
-          <w:sz w:val="17"/>
-        </w:rPr>
-        <w:t>visual_and_rights</w:t>
-      </w:r>
-      <w:r>
-        <w:rPr>
-          <w:rFonts w:ascii="Arial" w:hAnsi="Arial" w:eastAsia="Heiti SC"/>
-        </w:rPr>
-        <w:t xml:space="preserve"> 管理 </w:t>
-      </w:r>
-      <w:r>
-        <w:rPr>
-          <w:rFonts w:ascii="Menlo" w:hAnsi="Menlo" w:eastAsia="Heiti SC"/>
-          <w:color w:val="7F2E24"/>
-          <w:sz w:val="17"/>
-        </w:rPr>
-        <w:t>looks</w:t>
-      </w:r>
-      <w:r>
-        <w:rPr>
-          <w:rFonts w:ascii="Arial" w:hAnsi="Arial" w:eastAsia="Heiti SC"/>
-        </w:rPr>
-        <w:t>、素材哈希与权利记录，</w:t>
-      </w:r>
-      <w:r>
-        <w:rPr>
-          <w:rFonts w:ascii="Menlo" w:hAnsi="Menlo" w:eastAsia="Heiti SC"/>
-          <w:color w:val="7F2E24"/>
-          <w:sz w:val="17"/>
-        </w:rPr>
-        <w:t>poster_consistency</w:t>
-      </w:r>
-      <w:r>
-        <w:rPr>
-          <w:rFonts w:ascii="Arial" w:hAnsi="Arial" w:eastAsia="Heiti SC"/>
-        </w:rPr>
-        <w:t xml:space="preserve"> 管理海报模板选择和渲染样张。编辑接口只允许修改 </w:t>
-      </w:r>
-      <w:r>
-        <w:rPr>
-          <w:rFonts w:ascii="Menlo" w:hAnsi="Menlo" w:eastAsia="Heiti SC"/>
-          <w:color w:val="7F2E24"/>
-          <w:sz w:val="17"/>
-        </w:rPr>
-        <w:t>draft</w:t>
-      </w:r>
-      <w:r>
-        <w:rPr>
-          <w:rFonts w:ascii="Arial" w:hAnsi="Arial" w:eastAsia="Heiti SC"/>
-        </w:rPr>
-        <w:t xml:space="preserve">，成功返回更新后的模块与 </w:t>
-      </w:r>
-      <w:r>
-        <w:rPr>
-          <w:rFonts w:ascii="Menlo" w:hAnsi="Menlo" w:eastAsia="Heiti SC"/>
-          <w:color w:val="7F2E24"/>
-          <w:sz w:val="17"/>
-        </w:rPr>
-        <w:t>draftRevision</w:t>
-      </w:r>
-      <w:r>
-        <w:rPr>
-          <w:rFonts w:ascii="Arial" w:hAnsi="Arial" w:eastAsia="Heiti SC"/>
-        </w:rPr>
-        <w:t>。</w:t>
-      </w:r>
-    </w:p>
-    <w:p>
-      <w:r>
-        <w:rPr>
-          <w:rFonts w:ascii="Menlo" w:hAnsi="Menlo" w:eastAsia="Heiti SC"/>
-          <w:color w:val="7F2E24"/>
-          <w:sz w:val="17"/>
-        </w:rPr>
-        <w:t>submit</w:t>
-      </w:r>
-      <w:r>
-        <w:rPr>
-          <w:rFonts w:ascii="Arial" w:hAnsi="Arial" w:eastAsia="Heiti SC"/>
-        </w:rPr>
-        <w:t xml:space="preserve"> 不接收业务内容，请求体为空，必须携带当前草稿 </w:t>
-      </w:r>
-      <w:r>
-        <w:rPr>
-          <w:rFonts w:ascii="Menlo" w:hAnsi="Menlo" w:eastAsia="Heiti SC"/>
-          <w:color w:val="7F2E24"/>
-          <w:sz w:val="17"/>
-        </w:rPr>
-        <w:t>If-Match</w:t>
-      </w:r>
-      <w:r>
-        <w:rPr>
-          <w:rFonts w:ascii="Arial" w:hAnsi="Arial" w:eastAsia="Heiti SC"/>
-        </w:rPr>
-        <w:t xml:space="preserve"> 和 </w:t>
-      </w:r>
-      <w:r>
-        <w:rPr>
-          <w:rFonts w:ascii="Menlo" w:hAnsi="Menlo" w:eastAsia="Heiti SC"/>
-          <w:color w:val="7F2E24"/>
-          <w:sz w:val="17"/>
-        </w:rPr>
-        <w:t>Idempotency-Key</w:t>
-      </w:r>
-      <w:r>
-        <w:rPr>
-          <w:rFonts w:ascii="Arial" w:hAnsi="Arial" w:eastAsia="Heiti SC"/>
-        </w:rPr>
-        <w:t>。成功冻结载荷并返回：</w:t>
-      </w:r>
-    </w:p>
-    <w:p>
-      <w:pPr>
-        <w:pStyle w:val="CodeBlockFive"/>
-        <w:keepLines w:val="0"/>
-      </w:pPr>
-      <w:r>
-        <w:rPr>
-          <w:rFonts w:ascii="Menlo" w:hAnsi="Menlo" w:eastAsia="Heiti SC"/>
-          <w:color w:val="2A2722"/>
-          <w:sz w:val="15"/>
-        </w:rPr>
-        <w:t>{</w:t>
-        <w:br/>
-      </w:r>
-      <w:r>
-        <w:rPr>
-          <w:rFonts w:ascii="Menlo" w:hAnsi="Menlo" w:eastAsia="Heiti SC"/>
-          <w:color w:val="2A2722"/>
-          <w:sz w:val="15"/>
-        </w:rPr>
-        <w:t xml:space="preserve">  "draftId": "draft_01J...",</w:t>
-        <w:br/>
-      </w:r>
-      <w:r>
-        <w:rPr>
-          <w:rFonts w:ascii="Menlo" w:hAnsi="Menlo" w:eastAsia="Heiti SC"/>
-          <w:color w:val="2A2722"/>
-          <w:sz w:val="15"/>
-        </w:rPr>
-        <w:t xml:space="preserve">  "contentVersion": "fd-20260715-r3",</w:t>
-        <w:br/>
-      </w:r>
-      <w:r>
-        <w:rPr>
-          <w:rFonts w:ascii="Menlo" w:hAnsi="Menlo" w:eastAsia="Heiti SC"/>
-          <w:color w:val="2A2722"/>
-          <w:sz w:val="15"/>
-        </w:rPr>
-        <w:t xml:space="preserve">  "state": "in_review",</w:t>
-        <w:br/>
-      </w:r>
-      <w:r>
-        <w:rPr>
-          <w:rFonts w:ascii="Menlo" w:hAnsi="Menlo" w:eastAsia="Heiti SC"/>
-          <w:color w:val="2A2722"/>
-          <w:sz w:val="15"/>
-        </w:rPr>
-        <w:t xml:space="preserve">  "lifecycleRevision": 1</w:t>
-        <w:br/>
-      </w:r>
-      <w:r>
-        <w:rPr>
-          <w:rFonts w:ascii="Menlo" w:hAnsi="Menlo" w:eastAsia="Heiti SC"/>
-          <w:color w:val="2A2722"/>
-          <w:sz w:val="15"/>
-        </w:rPr>
-        <w:t>}</w:t>
       </w:r>
     </w:p>
     <w:p>
@@ -20758,13 +20754,12 @@
           <w:color w:val="7F2E24"/>
           <w:sz w:val="17"/>
         </w:rPr>
-        <w:t>PATCH</w:t>
-      </w:r>
-      <w:r>
-        <w:rPr>
-          <w:rFonts w:ascii="Arial" w:hAnsi="Arial" w:eastAsia="Heiti SC"/>
-        </w:rPr>
-        <w:t xml:space="preserve"> 草稿必须使用 </w:t>
+        <w:t>PATCH 草稿必须原样回传上次响应中的草稿 ETag，例如 If-Match: "draft:7"；成功响应返回新的草稿 ETag；</w:t>
+      </w:r>
+      <w:r>
+        <w:rPr>
+          <w:rFonts w:ascii="Arial" w:hAnsi="Arial" w:eastAsia="Heiti SC"/>
+        </w:rPr>
       </w:r>
       <w:r>
         <w:rPr>
@@ -20772,13 +20767,11 @@
           <w:color w:val="7F2E24"/>
           <w:sz w:val="17"/>
         </w:rPr>
-        <w:t>If-Match: "&lt;draftRevision&gt;"</w:t>
-      </w:r>
-      <w:r>
-        <w:rPr>
-          <w:rFonts w:ascii="Arial" w:hAnsi="Arial" w:eastAsia="Heiti SC"/>
-        </w:rPr>
-        <w:t xml:space="preserve">；成功响应通过 </w:t>
+      </w:r>
+      <w:r>
+        <w:rPr>
+          <w:rFonts w:ascii="Arial" w:hAnsi="Arial" w:eastAsia="Heiti SC"/>
+        </w:rPr>
       </w:r>
       <w:r>
         <w:rPr>
@@ -20786,13 +20779,11 @@
           <w:color w:val="7F2E24"/>
           <w:sz w:val="17"/>
         </w:rPr>
-        <w:t>ETag</w:t>
-      </w:r>
-      <w:r>
-        <w:rPr>
-          <w:rFonts w:ascii="Arial" w:hAnsi="Arial" w:eastAsia="Heiti SC"/>
-        </w:rPr>
-        <w:t xml:space="preserve"> 返回新的草稿修订号；</w:t>
+      </w:r>
+      <w:r>
+        <w:rPr>
+          <w:rFonts w:ascii="Arial" w:hAnsi="Arial" w:eastAsia="Heiti SC"/>
+        </w:rPr>
       </w:r>
     </w:p>
     <w:p>
@@ -20878,7 +20869,7 @@
         <w:rPr>
           <w:rFonts w:ascii="Arial" w:hAnsi="Arial" w:eastAsia="Heiti SC"/>
         </w:rPr>
-        <w:t xml:space="preserve">登记大师确认依据、批准、排期、取消排期、发布、撤回和回滚必须使用 </w:t>
+        <w:t>登记大师确认依据、批准、排期、取消排期、发布、撤回和回滚必须原样回传内容版本 ETag，例如 If-Match: "lifecycle:12"；</w:t>
       </w:r>
       <w:r>
         <w:rPr>
@@ -20886,13 +20877,11 @@
           <w:color w:val="7F2E24"/>
           <w:sz w:val="17"/>
         </w:rPr>
-        <w:t>If-Match: "&lt;lifecycleRevision&gt;"</w:t>
-      </w:r>
-      <w:r>
-        <w:rPr>
-          <w:rFonts w:ascii="Arial" w:hAnsi="Arial" w:eastAsia="Heiti SC"/>
-        </w:rPr>
-        <w:t>；</w:t>
+      </w:r>
+      <w:r>
+        <w:rPr>
+          <w:rFonts w:ascii="Arial" w:hAnsi="Arial" w:eastAsia="Heiti SC"/>
+        </w:rPr>
       </w:r>
     </w:p>
     <w:p>
@@ -20960,13 +20949,12 @@
           <w:color w:val="7F2E24"/>
           <w:sz w:val="17"/>
         </w:rPr>
-        <w:t>expectedActiveVersion</w:t>
-      </w:r>
-      <w:r>
-        <w:rPr>
-          <w:rFonts w:ascii="Arial" w:hAnsi="Arial" w:eastAsia="Heiti SC"/>
-        </w:rPr>
-        <w:t xml:space="preserve"> 必填但允许为 </w:t>
+        <w:t>expectedActiveContentVersion 必填但允许为 null，用于防止旧页面覆盖新版本；</w:t>
+      </w:r>
+      <w:r>
+        <w:rPr>
+          <w:rFonts w:ascii="Arial" w:hAnsi="Arial" w:eastAsia="Heiti SC"/>
+        </w:rPr>
       </w:r>
       <w:r>
         <w:rPr>
@@ -20974,13 +20962,11 @@
           <w:color w:val="7F2E24"/>
           <w:sz w:val="17"/>
         </w:rPr>
-        <w:t>null</w:t>
-      </w:r>
-      <w:r>
-        <w:rPr>
-          <w:rFonts w:ascii="Arial" w:hAnsi="Arial" w:eastAsia="Heiti SC"/>
-        </w:rPr>
-        <w:t>，用于防止旧页面覆盖新版本；</w:t>
+      </w:r>
+      <w:r>
+        <w:rPr>
+          <w:rFonts w:ascii="Arial" w:hAnsi="Arial" w:eastAsia="Heiti SC"/>
+        </w:rPr>
       </w:r>
     </w:p>
     <w:p>
@@ -21041,7 +21027,7 @@
         <w:rPr>
           <w:rFonts w:ascii="Arial" w:hAnsi="Arial" w:eastAsia="Heiti SC"/>
         </w:rPr>
-        <w:t>后台登录方式必须在正式开发前按 ADR-0011 和 Issue #2 的阻塞清单冻结；本节只固定行为，不代表字段已经完成最终冻结。</w:t>
+        <w:t>字段、枚举、错误码和示例已经冻结在 OpenAPI；后台登录、二次确认、找回和紧急停止方式仍需按 ADR-0011 与 Issue #31 确认。</w:t>
       </w:r>
     </w:p>
     <w:p>
@@ -21070,6 +21056,21 @@
         </w:rPr>
         <w:t>{</w:t>
         <w:br/>
+        <w:t xml:space="preserve">  "error": {</w:t>
+        <w:br/>
+        <w:t xml:space="preserve">    "code": "CONTENT_NOT_READY",</w:t>
+        <w:br/>
+        <w:t xml:space="preserve">    "message": "今日内容正在校验中，请稍后重试。",</w:t>
+        <w:br/>
+        <w:t xml:space="preserve">    "retryable": true,</w:t>
+        <w:br/>
+        <w:t xml:space="preserve">    "requestId": "req_01J...",</w:t>
+        <w:br/>
+        <w:t xml:space="preserve">    "details": {}</w:t>
+        <w:br/>
+        <w:t xml:space="preserve">  }</w:t>
+        <w:br/>
+        <w:t>}</w:t>
       </w:r>
       <w:r>
         <w:rPr>
@@ -21077,8 +21078,6 @@
           <w:color w:val="2A2722"/>
           <w:sz w:val="15"/>
         </w:rPr>
-        <w:t xml:space="preserve">  "error": {</w:t>
-        <w:br/>
       </w:r>
       <w:r>
         <w:rPr>
@@ -21086,8 +21085,6 @@
           <w:color w:val="2A2722"/>
           <w:sz w:val="15"/>
         </w:rPr>
-        <w:t xml:space="preserve">    "code": "CONTENT_NOT_READY",</w:t>
-        <w:br/>
       </w:r>
       <w:r>
         <w:rPr>
@@ -21095,8 +21092,6 @@
           <w:color w:val="2A2722"/>
           <w:sz w:val="15"/>
         </w:rPr>
-        <w:t xml:space="preserve">    "message": "今日内容正在校验中，请稍后重试。",</w:t>
-        <w:br/>
       </w:r>
       <w:r>
         <w:rPr>
@@ -21104,8 +21099,6 @@
           <w:color w:val="2A2722"/>
           <w:sz w:val="15"/>
         </w:rPr>
-        <w:t xml:space="preserve">    "retryable": true,</w:t>
-        <w:br/>
       </w:r>
       <w:r>
         <w:rPr>
@@ -21113,8 +21106,6 @@
           <w:color w:val="2A2722"/>
           <w:sz w:val="15"/>
         </w:rPr>
-        <w:t xml:space="preserve">    "requestId": "req_01J...",</w:t>
-        <w:br/>
       </w:r>
       <w:r>
         <w:rPr>
@@ -21122,8 +21113,6 @@
           <w:color w:val="2A2722"/>
           <w:sz w:val="15"/>
         </w:rPr>
-        <w:t xml:space="preserve">    "details": {}</w:t>
-        <w:br/>
       </w:r>
       <w:r>
         <w:rPr>
@@ -21131,8 +21120,6 @@
           <w:color w:val="2A2722"/>
           <w:sz w:val="15"/>
         </w:rPr>
-        <w:t xml:space="preserve">  }</w:t>
-        <w:br/>
       </w:r>
       <w:r>
         <w:rPr>
@@ -21140,7 +21127,6 @@
           <w:color w:val="2A2722"/>
           <w:sz w:val="15"/>
         </w:rPr>
-        <w:t>}</w:t>
       </w:r>
     </w:p>
     <w:tbl>
@@ -21584,6 +21570,81 @@
             </w:pPr>
             <w:r>
               <w:rPr>
+                <w:rFonts w:ascii="Courier New" w:hAnsi="Courier New" w:eastAsia="Heiti SC"/>
+                <w:color w:val="7F2E24"/>
+                <w:sz w:val="15"/>
+              </w:rPr>
+              <w:t>RESOURCE_NOT_FOUND</w:t>
+            </w:r>
+          </w:p>
+        </w:tc>
+        <w:tc>
+          <w:tcPr>
+            <w:tcW w:type="dxa" w:w="4111"/>
+            <w:vAlign w:val="center"/>
+            <w:tcMar>
+              <w:top w:w="70" w:type="dxa"/>
+              <w:start w:w="100" w:type="dxa"/>
+              <w:bottom w:w="70" w:type="dxa"/>
+              <w:end w:w="100" w:type="dxa"/>
+            </w:tcMar>
+          </w:tcPr>
+          <w:p>
+            <w:pPr>
+              <w:spacing w:before="0" w:after="0" w:line="240" w:lineRule="auto"/>
+            </w:pPr>
+            <w:r>
+              <w:rPr>
+                <w:rFonts w:ascii="Arial" w:hAnsi="Arial" w:eastAsia="Heiti SC"/>
+                <w:sz w:val="17"/>
+              </w:rPr>
+              <w:t>后台资源或海报任务不存在</w:t>
+            </w:r>
+          </w:p>
+        </w:tc>
+      </w:tr>
+      <w:tr>
+        <w:tc>
+          <w:tcPr>
+            <w:tcW w:type="dxa" w:w="1315"/>
+            <w:vAlign w:val="center"/>
+            <w:tcMar>
+              <w:top w:w="70" w:type="dxa"/>
+              <w:start w:w="100" w:type="dxa"/>
+              <w:bottom w:w="70" w:type="dxa"/>
+              <w:end w:w="100" w:type="dxa"/>
+            </w:tcMar>
+          </w:tcPr>
+          <w:p>
+            <w:pPr>
+              <w:spacing w:before="0" w:after="0" w:line="240" w:lineRule="auto"/>
+            </w:pPr>
+            <w:r>
+              <w:rPr>
+                <w:rFonts w:ascii="Arial" w:hAnsi="Arial" w:eastAsia="Heiti SC"/>
+                <w:sz w:val="17"/>
+              </w:rPr>
+              <w:t>404</w:t>
+            </w:r>
+          </w:p>
+        </w:tc>
+        <w:tc>
+          <w:tcPr>
+            <w:tcW w:type="dxa" w:w="4439"/>
+            <w:vAlign w:val="center"/>
+            <w:tcMar>
+              <w:top w:w="70" w:type="dxa"/>
+              <w:start w:w="100" w:type="dxa"/>
+              <w:bottom w:w="70" w:type="dxa"/>
+              <w:end w:w="100" w:type="dxa"/>
+            </w:tcMar>
+          </w:tcPr>
+          <w:p>
+            <w:pPr>
+              <w:spacing w:before="0" w:after="0" w:line="240" w:lineRule="auto"/>
+            </w:pPr>
+            <w:r>
+              <w:rPr>
                 <w:rFonts w:ascii="Menlo" w:hAnsi="Menlo" w:eastAsia="Heiti SC"/>
                 <w:color w:val="7F2E24"/>
                 <w:sz w:val="15"/>
@@ -21813,7 +21874,7 @@
                 <w:color w:val="7F2E24"/>
                 <w:sz w:val="15"/>
               </w:rPr>
-              <w:t>VERSION_CONFLICT</w:t>
+              <w:t>ACTIVE_CONTENT_VERSION_CHANGED</w:t>
             </w:r>
           </w:p>
         </w:tc>
@@ -21837,7 +21898,7 @@
                 <w:rFonts w:ascii="Arial" w:hAnsi="Arial" w:eastAsia="Heiti SC"/>
                 <w:sz w:val="17"/>
               </w:rPr>
-              <w:t>草稿被他人更新或活跃指针已变化</w:t>
+              <w:t>后台旧页面看到的活跃版本已经变化</w:t>
             </w:r>
           </w:p>
         </w:tc>
@@ -23146,6 +23207,23 @@
         </w:rPr>
         <w:t>{</w:t>
         <w:br/>
+        <w:t xml:space="preserve">  "contentVersion": "fd-20260715-r3",</w:t>
+        <w:br/>
+        <w:t xml:space="preserve">  "calendarDataVersion": "calendar-20260715-r1",</w:t>
+        <w:br/>
+        <w:t xml:space="preserve">  "calendarRuleVersion": "fortune-date-23h-v1",</w:t>
+        <w:br/>
+        <w:t xml:space="preserve">  "algorithmVersion": "wx-public-1.0.0",</w:t>
+        <w:br/>
+        <w:t xml:space="preserve">  "copyVersion": "copy-20260715-r2",</w:t>
+        <w:br/>
+        <w:t xml:space="preserve">  "outfitVersion": "outfit-20260715-r3",</w:t>
+        <w:br/>
+        <w:t xml:space="preserve">  "assetManifestVersion": "assets-20260715-r2",</w:t>
+        <w:br/>
+        <w:t xml:space="preserve">  "posterTemplateVersion": "poster-template-v3"</w:t>
+        <w:br/>
+        <w:t>}</w:t>
       </w:r>
       <w:r>
         <w:rPr>
@@ -23153,8 +23231,6 @@
           <w:color w:val="2A2722"/>
           <w:sz w:val="15"/>
         </w:rPr>
-        <w:t xml:space="preserve">  "contentVersion": "fd-20260715-r3",</w:t>
-        <w:br/>
       </w:r>
       <w:r>
         <w:rPr>
@@ -23162,8 +23238,6 @@
           <w:color w:val="2A2722"/>
           <w:sz w:val="15"/>
         </w:rPr>
-        <w:t xml:space="preserve">  "calendarDataVersion": "calendar-20260715-r1",</w:t>
-        <w:br/>
       </w:r>
       <w:r>
         <w:rPr>
@@ -23171,8 +23245,6 @@
           <w:color w:val="2A2722"/>
           <w:sz w:val="15"/>
         </w:rPr>
-        <w:t xml:space="preserve">  "calendarRuleVersion": "fortune-date-23h-v1",</w:t>
-        <w:br/>
       </w:r>
       <w:r>
         <w:rPr>
@@ -23180,8 +23252,6 @@
           <w:color w:val="2A2722"/>
           <w:sz w:val="15"/>
         </w:rPr>
-        <w:t xml:space="preserve">  "algorithmVersion": "wx-public-1.0.0",</w:t>
-        <w:br/>
       </w:r>
       <w:r>
         <w:rPr>
@@ -23189,8 +23259,6 @@
           <w:color w:val="2A2722"/>
           <w:sz w:val="15"/>
         </w:rPr>
-        <w:t xml:space="preserve">  "copyVersion": "copy-20260715-r2",</w:t>
-        <w:br/>
       </w:r>
       <w:r>
         <w:rPr>
@@ -23198,8 +23266,6 @@
           <w:color w:val="2A2722"/>
           <w:sz w:val="15"/>
         </w:rPr>
-        <w:t xml:space="preserve">  "outfitVersion": "outfit-20260715-r3",</w:t>
-        <w:br/>
       </w:r>
       <w:r>
         <w:rPr>
@@ -23207,8 +23273,6 @@
           <w:color w:val="2A2722"/>
           <w:sz w:val="15"/>
         </w:rPr>
-        <w:t xml:space="preserve">  "assetManifestVersion": "assets-20260715-r2",</w:t>
-        <w:br/>
       </w:r>
       <w:r>
         <w:rPr>
@@ -23216,8 +23280,6 @@
           <w:color w:val="2A2722"/>
           <w:sz w:val="15"/>
         </w:rPr>
-        <w:t xml:space="preserve">  "posterTemplateVersion": "poster-template-v3"</w:t>
-        <w:br/>
       </w:r>
       <w:r>
         <w:rPr>
@@ -23225,15 +23287,14 @@
           <w:color w:val="2A2722"/>
           <w:sz w:val="15"/>
         </w:rPr>
-        <w:t>}</w:t>
-      </w:r>
-    </w:p>
-    <w:p>
-      <w:r>
-        <w:rPr>
-          <w:rFonts w:ascii="Arial" w:hAnsi="Arial" w:eastAsia="Heiti SC"/>
-        </w:rPr>
-        <w:t xml:space="preserve">任一业务内容组成部分或海报模板变化都生成新的 </w:t>
+      </w:r>
+    </w:p>
+    <w:p>
+      <w:r>
+        <w:rPr>
+          <w:rFonts w:ascii="Arial" w:hAnsi="Arial" w:eastAsia="Heiti SC"/>
+        </w:rPr>
+        <w:t>任一业务内容组成部分或海报模板变化都生成新的 contentVersion 并重新走对应模块审核。按既定模板和 channelId 派生的 posterInstanceId 不属于该组合；只重渲染入口码或渠道标识不生成新 contentVersion。不得只替换图片或文案而继续沿用旧版本。</w:t>
       </w:r>
       <w:r>
         <w:rPr>
@@ -23241,13 +23302,11 @@
           <w:color w:val="7F2E24"/>
           <w:sz w:val="17"/>
         </w:rPr>
-        <w:t>contentVersion</w:t>
-      </w:r>
-      <w:r>
-        <w:rPr>
-          <w:rFonts w:ascii="Arial" w:hAnsi="Arial" w:eastAsia="Heiti SC"/>
-        </w:rPr>
-        <w:t xml:space="preserve"> 并重新走对应模块审核。按既定模板、平台和渠道派生的 </w:t>
+      </w:r>
+      <w:r>
+        <w:rPr>
+          <w:rFonts w:ascii="Arial" w:hAnsi="Arial" w:eastAsia="Heiti SC"/>
+        </w:rPr>
       </w:r>
       <w:r>
         <w:rPr>
@@ -23255,13 +23314,11 @@
           <w:color w:val="7F2E24"/>
           <w:sz w:val="17"/>
         </w:rPr>
-        <w:t>posterInstanceId</w:t>
-      </w:r>
-      <w:r>
-        <w:rPr>
-          <w:rFonts w:ascii="Arial" w:hAnsi="Arial" w:eastAsia="Heiti SC"/>
-        </w:rPr>
-        <w:t xml:space="preserve"> 不属于该组合；只重渲染入口码或渠道标识不生成新 </w:t>
+      </w:r>
+      <w:r>
+        <w:rPr>
+          <w:rFonts w:ascii="Arial" w:hAnsi="Arial" w:eastAsia="Heiti SC"/>
+        </w:rPr>
       </w:r>
       <w:r>
         <w:rPr>
@@ -23269,13 +23326,11 @@
           <w:color w:val="7F2E24"/>
           <w:sz w:val="17"/>
         </w:rPr>
-        <w:t>contentVersion</w:t>
-      </w:r>
-      <w:r>
-        <w:rPr>
-          <w:rFonts w:ascii="Arial" w:hAnsi="Arial" w:eastAsia="Heiti SC"/>
-        </w:rPr>
-        <w:t>。不得只替换图片或文案而继续沿用旧版本。</w:t>
+      </w:r>
+      <w:r>
+        <w:rPr>
+          <w:rFonts w:ascii="Arial" w:hAnsi="Arial" w:eastAsia="Heiti SC"/>
+        </w:rPr>
       </w:r>
     </w:p>
     <w:p>
@@ -23424,6 +23479,15 @@
         </w:rPr>
         <w:t>{</w:t>
         <w:br/>
+        <w:t xml:space="preserve">  "fortuneDate": "2026-07-15",</w:t>
+        <w:br/>
+        <w:t xml:space="preserve">  "contentVersion": "fd-20260715-r3",</w:t>
+        <w:br/>
+        <w:t xml:space="preserve">  "channelId": "organic",</w:t>
+        <w:br/>
+        <w:t xml:space="preserve">  "anonymousId": "channel_local_id"</w:t>
+        <w:br/>
+        <w:t>}</w:t>
       </w:r>
       <w:r>
         <w:rPr>
@@ -23431,8 +23495,6 @@
           <w:color w:val="2A2722"/>
           <w:sz w:val="15"/>
         </w:rPr>
-        <w:t xml:space="preserve">  "platform": "web",</w:t>
-        <w:br/>
       </w:r>
       <w:r>
         <w:rPr>
@@ -23440,8 +23502,6 @@
           <w:color w:val="2A2722"/>
           <w:sz w:val="15"/>
         </w:rPr>
-        <w:t xml:space="preserve">  "sourcePlatform": "web | null",</w:t>
-        <w:br/>
       </w:r>
       <w:r>
         <w:rPr>
@@ -23449,8 +23509,6 @@
           <w:color w:val="2A2722"/>
           <w:sz w:val="15"/>
         </w:rPr>
-        <w:t xml:space="preserve">  "targetPlatform": "web | null",</w:t>
-        <w:br/>
       </w:r>
       <w:r>
         <w:rPr>
@@ -23458,8 +23516,6 @@
           <w:color w:val="2A2722"/>
           <w:sz w:val="15"/>
         </w:rPr>
-        <w:t xml:space="preserve">  "fortuneDate": "2026-07-15",</w:t>
-        <w:br/>
       </w:r>
       <w:r>
         <w:rPr>
@@ -23467,8 +23523,6 @@
           <w:color w:val="2A2722"/>
           <w:sz w:val="15"/>
         </w:rPr>
-        <w:t xml:space="preserve">  "contentVersion": "fd-20260715-r3",</w:t>
-        <w:br/>
       </w:r>
       <w:r>
         <w:rPr>
@@ -23476,8 +23530,6 @@
           <w:color w:val="2A2722"/>
           <w:sz w:val="15"/>
         </w:rPr>
-        <w:t xml:space="preserve">  "channelId": "organic",</w:t>
-        <w:br/>
       </w:r>
       <w:r>
         <w:rPr>
@@ -23485,8 +23537,6 @@
           <w:color w:val="2A2722"/>
           <w:sz w:val="15"/>
         </w:rPr>
-        <w:t xml:space="preserve">  "anonymousId": "channel_local_id",</w:t>
-        <w:br/>
       </w:r>
       <w:r>
         <w:rPr>
@@ -23494,8 +23544,6 @@
           <w:color w:val="2A2722"/>
           <w:sz w:val="15"/>
         </w:rPr>
-        <w:t xml:space="preserve">  "userId": null</w:t>
-        <w:br/>
       </w:r>
       <w:r>
         <w:rPr>
@@ -23503,7 +23551,6 @@
           <w:color w:val="2A2722"/>
           <w:sz w:val="15"/>
         </w:rPr>
-        <w:t>}</w:t>
       </w:r>
     </w:p>
     <w:p>
@@ -23513,13 +23560,12 @@
           <w:color w:val="7F2E24"/>
           <w:sz w:val="17"/>
         </w:rPr>
-        <w:t>platform</w:t>
-      </w:r>
-      <w:r>
-        <w:rPr>
-          <w:rFonts w:ascii="Arial" w:hAnsi="Arial" w:eastAsia="Heiti SC"/>
-        </w:rPr>
-        <w:t xml:space="preserve"> 是事件实际运行端；</w:t>
+        <w:t>P0 只有网页端，因此事件不传端类型、来源端、目标端或用户账号字段。channelId 只表示普通链接、海报等分发来源；anonymousId 仅用于隐私政策允许的匿名分析，P0 不建立用户账户、跨设备身份或个人画像。</w:t>
+      </w:r>
+      <w:r>
+        <w:rPr>
+          <w:rFonts w:ascii="Arial" w:hAnsi="Arial" w:eastAsia="Heiti SC"/>
+        </w:rPr>
       </w:r>
       <w:r>
         <w:rPr>
@@ -23527,13 +23573,11 @@
           <w:color w:val="7F2E24"/>
           <w:sz w:val="17"/>
         </w:rPr>
-        <w:t>sourcePlatform</w:t>
-      </w:r>
-      <w:r>
-        <w:rPr>
-          <w:rFonts w:ascii="Arial" w:hAnsi="Arial" w:eastAsia="Heiti SC"/>
-        </w:rPr>
-        <w:t xml:space="preserve"> 与 </w:t>
+      </w:r>
+      <w:r>
+        <w:rPr>
+          <w:rFonts w:ascii="Arial" w:hAnsi="Arial" w:eastAsia="Heiti SC"/>
+        </w:rPr>
       </w:r>
       <w:r>
         <w:rPr>
@@ -23541,13 +23585,11 @@
           <w:color w:val="7F2E24"/>
           <w:sz w:val="17"/>
         </w:rPr>
-        <w:t>targetPlatform</w:t>
-      </w:r>
-      <w:r>
-        <w:rPr>
-          <w:rFonts w:ascii="Arial" w:hAnsi="Arial" w:eastAsia="Heiti SC"/>
-        </w:rPr>
-        <w:t xml:space="preserve"> 只在分享、海报和落地链路中填写，其他事件可为 </w:t>
+      </w:r>
+      <w:r>
+        <w:rPr>
+          <w:rFonts w:ascii="Arial" w:hAnsi="Arial" w:eastAsia="Heiti SC"/>
+        </w:rPr>
       </w:r>
       <w:r>
         <w:rPr>
@@ -23555,13 +23597,11 @@
           <w:color w:val="7F2E24"/>
           <w:sz w:val="17"/>
         </w:rPr>
-        <w:t>null</w:t>
-      </w:r>
-      <w:r>
-        <w:rPr>
-          <w:rFonts w:ascii="Arial" w:hAnsi="Arial" w:eastAsia="Heiti SC"/>
-        </w:rPr>
-        <w:t>。</w:t>
+      </w:r>
+      <w:r>
+        <w:rPr>
+          <w:rFonts w:ascii="Arial" w:hAnsi="Arial" w:eastAsia="Heiti SC"/>
+        </w:rPr>
       </w:r>
       <w:r>
         <w:rPr>
@@ -23569,13 +23609,11 @@
           <w:color w:val="7F2E24"/>
           <w:sz w:val="17"/>
         </w:rPr>
-        <w:t>anonymousId</w:t>
-      </w:r>
-      <w:r>
-        <w:rPr>
-          <w:rFonts w:ascii="Arial" w:hAnsi="Arial" w:eastAsia="Heiti SC"/>
-        </w:rPr>
-        <w:t xml:space="preserve"> 仅用于隐私政策允许的匿名分析，P0 不建立用户账户或跨设备身份。</w:t>
+      </w:r>
+      <w:r>
+        <w:rPr>
+          <w:rFonts w:ascii="Arial" w:hAnsi="Arial" w:eastAsia="Heiti SC"/>
+        </w:rPr>
       </w:r>
     </w:p>
     <w:p>
@@ -23801,6 +23839,19 @@
         </w:rPr>
         <w:t>{</w:t>
         <w:br/>
+        <w:t xml:space="preserve">  "civilDateTime": "1995-05-08T23:30:00+08:00",</w:t>
+        <w:br/>
+        <w:t xml:space="preserve">  "fortuneDate": "1995-05-09",</w:t>
+        <w:br/>
+        <w:t xml:space="preserve">  "shichen": "子",</w:t>
+        <w:br/>
+        <w:t xml:space="preserve">  "dayBoundary": "23:00",</w:t>
+        <w:br/>
+        <w:t xml:space="preserve">  "birthplace": null,</w:t>
+        <w:br/>
+        <w:t xml:space="preserve">  "calculationRuleVersion": "bazi-tbd"</w:t>
+        <w:br/>
+        <w:t>}</w:t>
       </w:r>
       <w:r>
         <w:rPr>
@@ -23808,8 +23859,6 @@
           <w:color w:val="2A2722"/>
           <w:sz w:val="15"/>
         </w:rPr>
-        <w:t xml:space="preserve">  "civilDateTime": "1995-05-08T23:30:00+08:00",</w:t>
-        <w:br/>
       </w:r>
       <w:r>
         <w:rPr>
@@ -23817,8 +23866,6 @@
           <w:color w:val="2A2722"/>
           <w:sz w:val="15"/>
         </w:rPr>
-        <w:t xml:space="preserve">  "fortuneDate": "1995-05-09",</w:t>
-        <w:br/>
       </w:r>
       <w:r>
         <w:rPr>
@@ -23826,8 +23873,6 @@
           <w:color w:val="2A2722"/>
           <w:sz w:val="15"/>
         </w:rPr>
-        <w:t xml:space="preserve">  "shichen": "子",</w:t>
-        <w:br/>
       </w:r>
       <w:r>
         <w:rPr>
@@ -23835,8 +23880,6 @@
           <w:color w:val="2A2722"/>
           <w:sz w:val="15"/>
         </w:rPr>
-        <w:t xml:space="preserve">  "dayBoundary": "23:00",</w:t>
-        <w:br/>
       </w:r>
       <w:r>
         <w:rPr>
@@ -23844,8 +23887,6 @@
           <w:color w:val="2A2722"/>
           <w:sz w:val="15"/>
         </w:rPr>
-        <w:t xml:space="preserve">  "birthplace": null,</w:t>
-        <w:br/>
       </w:r>
       <w:r>
         <w:rPr>
@@ -23853,8 +23894,6 @@
           <w:color w:val="2A2722"/>
           <w:sz w:val="15"/>
         </w:rPr>
-        <w:t xml:space="preserve">  "calculationRuleVersion": "bazi-tbd"</w:t>
-        <w:br/>
       </w:r>
       <w:r>
         <w:rPr>
@@ -23862,7 +23901,6 @@
           <w:color w:val="2A2722"/>
           <w:sz w:val="15"/>
         </w:rPr>
-        <w:t>}</w:t>
       </w:r>
     </w:p>
     <w:p>
@@ -24776,13 +24814,12 @@
           <w:color w:val="7F2E24"/>
           <w:sz w:val="17"/>
         </w:rPr>
-        <w:t>poster_landing_view</w:t>
-      </w:r>
-      <w:r>
-        <w:rPr>
-          <w:rFonts w:ascii="Arial" w:hAnsi="Arial" w:eastAsia="Heiti SC"/>
-        </w:rPr>
-        <w:t xml:space="preserve">：入口页成功解析后记录，属性至少含 </w:t>
+        <w:t>poster_landing_view：入口页成功解析后记录，属性至少含 posterInstanceId、channelId、sourceContentVersion 和 servedContentVersion；</w:t>
+      </w:r>
+      <w:r>
+        <w:rPr>
+          <w:rFonts w:ascii="Arial" w:hAnsi="Arial" w:eastAsia="Heiti SC"/>
+        </w:rPr>
       </w:r>
       <w:r>
         <w:rPr>
@@ -24790,13 +24827,11 @@
           <w:color w:val="7F2E24"/>
           <w:sz w:val="17"/>
         </w:rPr>
-        <w:t>posterInstanceId</w:t>
-      </w:r>
-      <w:r>
-        <w:rPr>
-          <w:rFonts w:ascii="Arial" w:hAnsi="Arial" w:eastAsia="Heiti SC"/>
-        </w:rPr>
-        <w:t>、</w:t>
+      </w:r>
+      <w:r>
+        <w:rPr>
+          <w:rFonts w:ascii="Arial" w:hAnsi="Arial" w:eastAsia="Heiti SC"/>
+        </w:rPr>
       </w:r>
       <w:r>
         <w:rPr>
@@ -24804,13 +24839,11 @@
           <w:color w:val="7F2E24"/>
           <w:sz w:val="17"/>
         </w:rPr>
-        <w:t>sourcePlatform</w:t>
-      </w:r>
-      <w:r>
-        <w:rPr>
-          <w:rFonts w:ascii="Arial" w:hAnsi="Arial" w:eastAsia="Heiti SC"/>
-        </w:rPr>
-        <w:t>、</w:t>
+      </w:r>
+      <w:r>
+        <w:rPr>
+          <w:rFonts w:ascii="Arial" w:hAnsi="Arial" w:eastAsia="Heiti SC"/>
+        </w:rPr>
       </w:r>
       <w:r>
         <w:rPr>
@@ -24818,13 +24851,11 @@
           <w:color w:val="7F2E24"/>
           <w:sz w:val="17"/>
         </w:rPr>
-        <w:t>targetPlatform</w:t>
-      </w:r>
-      <w:r>
-        <w:rPr>
-          <w:rFonts w:ascii="Arial" w:hAnsi="Arial" w:eastAsia="Heiti SC"/>
-        </w:rPr>
-        <w:t>、</w:t>
+      </w:r>
+      <w:r>
+        <w:rPr>
+          <w:rFonts w:ascii="Arial" w:hAnsi="Arial" w:eastAsia="Heiti SC"/>
+        </w:rPr>
       </w:r>
       <w:r>
         <w:rPr>
@@ -24832,13 +24863,11 @@
           <w:color w:val="7F2E24"/>
           <w:sz w:val="17"/>
         </w:rPr>
-        <w:t>sourceContentVersion</w:t>
-      </w:r>
-      <w:r>
-        <w:rPr>
-          <w:rFonts w:ascii="Arial" w:hAnsi="Arial" w:eastAsia="Heiti SC"/>
-        </w:rPr>
-        <w:t xml:space="preserve"> 和 </w:t>
+      </w:r>
+      <w:r>
+        <w:rPr>
+          <w:rFonts w:ascii="Arial" w:hAnsi="Arial" w:eastAsia="Heiti SC"/>
+        </w:rPr>
       </w:r>
       <w:r>
         <w:rPr>
@@ -24846,13 +24875,11 @@
           <w:color w:val="7F2E24"/>
           <w:sz w:val="17"/>
         </w:rPr>
-        <w:t>servedContentVersion</w:t>
-      </w:r>
-      <w:r>
-        <w:rPr>
-          <w:rFonts w:ascii="Arial" w:hAnsi="Arial" w:eastAsia="Heiti SC"/>
-        </w:rPr>
-        <w:t>；</w:t>
+      </w:r>
+      <w:r>
+        <w:rPr>
+          <w:rFonts w:ascii="Arial" w:hAnsi="Arial" w:eastAsia="Heiti SC"/>
+        </w:rPr>
       </w:r>
     </w:p>
     <w:p>
@@ -26719,7 +26746,7 @@
         <w:rPr>
           <w:rFonts w:ascii="Arial" w:hAnsi="Arial" w:eastAsia="Heiti SC"/>
         </w:rPr>
-        <w:t xml:space="preserve">旧页面修改已更新草稿时收到 </w:t>
+        <w:t>旧页面修改已更新草稿时收到 REVISION_MISMATCH；</w:t>
       </w:r>
       <w:r>
         <w:rPr>
@@ -26727,13 +26754,11 @@
           <w:color w:val="7F2E24"/>
           <w:sz w:val="17"/>
         </w:rPr>
-        <w:t>VERSION_CONFLICT</w:t>
-      </w:r>
-      <w:r>
-        <w:rPr>
-          <w:rFonts w:ascii="Arial" w:hAnsi="Arial" w:eastAsia="Heiti SC"/>
-        </w:rPr>
-        <w:t>；</w:t>
+      </w:r>
+      <w:r>
+        <w:rPr>
+          <w:rFonts w:ascii="Arial" w:hAnsi="Arial" w:eastAsia="Heiti SC"/>
+        </w:rPr>
       </w:r>
     </w:p>
     <w:p>
@@ -27479,36 +27504,22 @@
       </w:r>
     </w:p>
     <w:p>
+      <w:pPr>
+        <w:pStyle w:val="ListBullet"/>
+      </w:pPr>
+      <w:r>
+        <w:rPr>
+          <w:rFonts w:ascii="Arial" w:hAnsi="Arial" w:eastAsia="Heiti SC"/>
+        </w:rPr>
+        <w:t>接口契约：公共网页和单人后台的字段、枚举、错误码、版本并发保护与完整例子统一冻结在 docs/api/openapi.yaml；P0 不传端类型，只在需要区分分发来源时传 channelId。</w:t>
+      </w:r>
+    </w:p>
+    <w:p>
       <w:r>
         <w:rPr>
           <w:rFonts w:ascii="Arial" w:hAnsi="Arial" w:eastAsia="Heiti SC"/>
         </w:rPr>
         <w:t>尚未解除的开发阻塞：</w:t>
-      </w:r>
-    </w:p>
-    <w:p>
-      <w:pPr>
-        <w:pStyle w:val="ListBullet"/>
-      </w:pPr>
-      <w:r>
-        <w:rPr>
-          <w:rFonts w:ascii="Arial" w:hAnsi="Arial" w:eastAsia="Heiti SC"/>
-        </w:rPr>
-        <w:t xml:space="preserve">必须先冻结 OpenAPI 字段、枚举、错误码和 </w:t>
-      </w:r>
-      <w:r>
-        <w:rPr>
-          <w:rFonts w:ascii="Menlo" w:hAnsi="Menlo" w:eastAsia="Heiti SC"/>
-          <w:color w:val="7F2E24"/>
-          <w:sz w:val="17"/>
-        </w:rPr>
-        <w:t>contentVersion</w:t>
-      </w:r>
-      <w:r>
-        <w:rPr>
-          <w:rFonts w:ascii="Arial" w:hAnsi="Arial" w:eastAsia="Heiti SC"/>
-        </w:rPr>
-        <w:t xml:space="preserve"> 语义，才能开始依赖接口的功能开发；</w:t>
       </w:r>
     </w:p>
     <w:p>
@@ -27920,7 +27931,7 @@
         <w:rPr>
           <w:rFonts w:ascii="Arial" w:hAnsi="Arial" w:eastAsia="Heiti SC"/>
         </w:rPr>
-        <w:t>V2.3 已完成 P0 技术启动评审并有条件通过。文档、工程骨架、日历黄金数据和静态页面准备可以开始；依赖接口的功能开发必须等接口字段冻结，后台写功能必须等登录方案冻结。服务器与 CDN 暂未确认，不阻止本地开发，但阻止公开上线。</w:t>
+        <w:t>V2.3 已完成 P0 技术启动评审并有条件通过，公共网页和后台接口也已冻结。工程骨架、日历黄金数据、公共读取接口和网页功能可以开始；后台写功能必须等登录方案冻结。服务器与 CDN 暂未确认，不阻止本地开发，但阻止公开上线。</w:t>
       </w:r>
     </w:p>
     <w:p>
@@ -27956,7 +27967,7 @@
         <w:rPr>
           <w:rFonts w:ascii="Arial" w:hAnsi="Arial" w:eastAsia="Heiti SC"/>
         </w:rPr>
-        <w:t>同步并确认 V2.3 文档；</w:t>
+        <w:t>已同步并确认 V2.3 文档；</w:t>
       </w:r>
     </w:p>
     <w:p>
@@ -27971,7 +27982,7 @@
         <w:rPr>
           <w:rFonts w:ascii="Arial" w:hAnsi="Arial" w:eastAsia="Heiti SC"/>
         </w:rPr>
-        <w:t xml:space="preserve">冻结公共 API、后台 API、字段枚举与 </w:t>
+        <w:t>已冻结公共 API、后台 API、字段枚举与 contentVersion 语义；</w:t>
       </w:r>
       <w:r>
         <w:rPr>
@@ -27979,13 +27990,11 @@
           <w:color w:val="7F2E24"/>
           <w:sz w:val="17"/>
         </w:rPr>
-        <w:t>contentVersion</w:t>
-      </w:r>
-      <w:r>
-        <w:rPr>
-          <w:rFonts w:ascii="Arial" w:hAnsi="Arial" w:eastAsia="Heiti SC"/>
-        </w:rPr>
-        <w:t xml:space="preserve"> 语义；</w:t>
+      </w:r>
+      <w:r>
+        <w:rPr>
+          <w:rFonts w:ascii="Arial" w:hAnsi="Arial" w:eastAsia="Heiti SC"/>
+        </w:rPr>
       </w:r>
     </w:p>
     <w:p>
@@ -28000,7 +28009,7 @@
         <w:rPr>
           <w:rFonts w:ascii="Arial" w:hAnsi="Arial" w:eastAsia="Heiti SC"/>
         </w:rPr>
-        <w:t>冻结单人后台登录和安全边界；</w:t>
+        <w:t>建立 Next.js、NestJS、PostgreSQL 的工程骨架，并按 OpenAPI 生成或校验接口类型；</w:t>
       </w:r>
     </w:p>
     <w:p>
@@ -28015,7 +28024,7 @@
         <w:rPr>
           <w:rFonts w:ascii="Arial" w:hAnsi="Arial" w:eastAsia="Heiti SC"/>
         </w:rPr>
-        <w:t>建立 Next.js、NestJS、PostgreSQL 的工程骨架；</w:t>
+        <w:t>冻结单人后台登录和安全边界；</w:t>
       </w:r>
     </w:p>
     <w:p>
@@ -28179,7 +28188,18 @@
         <w:rPr>
           <w:rFonts w:ascii="Arial" w:hAnsi="Arial" w:eastAsia="Heiti SC"/>
         </w:rPr>
-        <w:t>明确接口和后台登录是功能开发阻塞，服务器、域名、存储、CDN 和真实微信验收是公开上线阻塞。</w:t>
+        <w:t>冻结公共网页和后台接口，使用单一 OpenAPI 文件作为字段、枚举、错误码和例子的唯一来源；</w:t>
+      </w:r>
+    </w:p>
+    <w:p>
+      <w:pPr>
+        <w:pStyle w:val="ListBullet"/>
+      </w:pPr>
+      <w:r>
+        <w:rPr>
+          <w:rFonts w:ascii="Arial" w:hAnsi="Arial" w:eastAsia="Heiti SC"/>
+        </w:rPr>
+        <w:t>明确后台登录是后台写功能的开发阻塞，服务器、域名、存储、CDN 和真实微信验收是公开上线阻塞。</w:t>
       </w:r>
     </w:p>
     <w:p>
